--- a/templates/Template_Soal_Penyisihan.docx
+++ b/templates/Template_Soal_Penyisihan.docx
@@ -5,7 +5,7 @@
     <w:p>
       <w:pPr>
         <w:pStyle w:val="Heading1"/>
-        <w:spacing w:after="120"/>
+        <w:spacing w:after="100"/>
         <w:jc w:val="center"/>
       </w:pPr>
       <w:r>
@@ -14,15 +14,15 @@
           <w:b/>
           <w:bCs/>
           <w:color w:val="1E3A8A"/>
-          <w:sz w:val="32"/>
-          <w:szCs w:val="32"/>
+          <w:sz w:val="30"/>
+          <w:szCs w:val="30"/>
         </w:rPr>
         <w:t xml:space="preserve">TEMPLATE BANK SOAL BABAK PENYISIHAN</w:t>
       </w:r>
     </w:p>
     <w:p>
       <w:pPr>
-        <w:spacing w:after="200"/>
+        <w:spacing w:after="180"/>
         <w:jc w:val="center"/>
       </w:pPr>
       <w:r>
@@ -31,8 +31,8 @@
           <w:i/>
           <w:iCs/>
           <w:color w:val="475569"/>
-          <w:sz w:val="22"/>
-          <w:szCs w:val="22"/>
+          <w:sz w:val="21"/>
+          <w:szCs w:val="21"/>
         </w:rPr>
         <w:t xml:space="preserve">Kejuaraan Cerdas Cermat Multidisiplin Berbasis Smart Screen IFP</w:t>
       </w:r>
@@ -50,7 +50,7 @@
           <w:sz w:val="21"/>
           <w:szCs w:val="21"/>
         </w:rPr>
-        <w:t xml:space="preserve">📋 PETUNJUK PENGISIAN &amp; KETENTUAN FORMAT:</w:t>
+        <w:t xml:space="preserve">📋 PANDUAN PENGISIAN &amp; KETENTUAN FORMAT:</w:t>
       </w:r>
     </w:p>
     <w:p>
@@ -69,7 +69,7 @@
           <w:sz w:val="19"/>
           <w:szCs w:val="19"/>
         </w:rPr>
-        <w:t xml:space="preserve">Format tabel terdiri dari 8 kolom: No, Mata Pelajaran, Teks Soal / Persamaan, Pilihan A, B, C, D, dan Kunci.</w:t>
+        <w:t xml:space="preserve">Format tabel 8 kolom: No, Mata Pelajaran, Pertanyaan &amp; Gambar, Pilihan A, B, C, D, dan Kunci Jawaban.</w:t>
       </w:r>
     </w:p>
     <w:p>
@@ -88,7 +88,7 @@
           <w:sz w:val="19"/>
           <w:szCs w:val="19"/>
         </w:rPr>
-        <w:t xml:space="preserve">Rumus / Persamaan Matematika dapat dituliskan menggunakan Equation Word atau format LaTeX (misal: $\frac{1}{2}+\frac{1}{4}$ atau $\sqrt{144}=12$).</w:t>
+        <w:t xml:space="preserve">Mendukung rumus matematika LaTeX (misal: $\frac{1}{2}$, $\sqrt{144}$, $x^2$), teks analisis, idiom bahasa, dan gambar.</w:t>
       </w:r>
     </w:p>
     <w:p>
@@ -107,7 +107,7 @@
           <w:sz w:val="19"/>
           <w:szCs w:val="19"/>
         </w:rPr>
-        <w:t xml:space="preserve">Gambar pendukung dapat di-paste / insert langsung ke dalam sel kolom 'Pertanyaan &amp; Gambar'.</w:t>
+        <w:t xml:space="preserve">Gambar pendukung dapat di-paste/insert langsung ke dalam sel kolom 'Pertanyaan &amp; Gambar'.</w:t>
       </w:r>
     </w:p>
     <w:p>
@@ -126,7 +126,7 @@
           <w:sz w:val="19"/>
           <w:szCs w:val="19"/>
         </w:rPr>
-        <w:t xml:space="preserve">Kunci jawaban diisi dengan huruf kapital: A, B, C, atau D.</w:t>
+        <w:t xml:space="preserve">Kunci Jawaban WAJIB diisi dengan satu huruf kapital: A, B, C, atau D.</w:t>
       </w:r>
     </w:p>
     <w:p>
@@ -145,7 +145,175 @@
           <w:sz w:val="19"/>
           <w:szCs w:val="19"/>
         </w:rPr>
-        <w:t xml:space="preserve">Mata pelajaran dapat disesuaikan (Pendidikan Agama, PPKn, Bahasa Indonesia, Matematika, IPA, IPS, Bahasa Inggris, dll).</w:t>
+        <w:t xml:space="preserve">Sistem otomatis mengimpor soal ke seluruh kelas (Jenjang 7, 8, dan 9) serta dapat diacak oleh panitia.</w:t>
+      </w:r>
+    </w:p>
+    <w:p>
+      <w:pPr>
+        <w:spacing w:after="80" w:before="120"/>
+      </w:pPr>
+      <w:r>
+        <w:rPr>
+          <w:rFonts w:ascii="Calibri" w:cs="Calibri" w:eastAsia="Calibri" w:hAnsi="Calibri"/>
+          <w:b/>
+          <w:bCs/>
+          <w:color w:val="1E3A8A"/>
+          <w:sz w:val="21"/>
+          <w:szCs w:val="21"/>
+        </w:rPr>
+        <w:t xml:space="preserve">💡 DAFTAR MODEL &amp; VARIASI SOAL PADA TEMPLATE INI:</w:t>
+      </w:r>
+    </w:p>
+    <w:p>
+      <w:pPr>
+        <w:pStyle w:val="ListParagraph"/>
+        <w:numPr>
+          <w:ilvl w:val="0"/>
+          <w:numId w:val="1"/>
+        </w:numPr>
+        <w:spacing w:after="60"/>
+      </w:pPr>
+      <w:r>
+        <w:rPr>
+          <w:rFonts w:ascii="Calibri" w:cs="Calibri" w:eastAsia="Calibri" w:hAnsi="Calibri"/>
+          <w:color w:val="1E293B"/>
+          <w:sz w:val="19"/>
+          <w:szCs w:val="19"/>
+        </w:rPr>
+        <w:t xml:space="preserve">Model 1: Soal Teori &amp; Konsep Dasar (PPKn, Agama, Sejarah, Sains)</w:t>
+      </w:r>
+    </w:p>
+    <w:p>
+      <w:pPr>
+        <w:pStyle w:val="ListParagraph"/>
+        <w:numPr>
+          <w:ilvl w:val="0"/>
+          <w:numId w:val="1"/>
+        </w:numPr>
+        <w:spacing w:after="60"/>
+      </w:pPr>
+      <w:r>
+        <w:rPr>
+          <w:rFonts w:ascii="Calibri" w:cs="Calibri" w:eastAsia="Calibri" w:hAnsi="Calibri"/>
+          <w:color w:val="1E293B"/>
+          <w:sz w:val="19"/>
+          <w:szCs w:val="19"/>
+        </w:rPr>
+        <w:t xml:space="preserve">Model 2: Soal Rumus Matematika (Pecahan, Akar, Eksponen, Aljabar $x$)</w:t>
+      </w:r>
+    </w:p>
+    <w:p>
+      <w:pPr>
+        <w:pStyle w:val="ListParagraph"/>
+        <w:numPr>
+          <w:ilvl w:val="0"/>
+          <w:numId w:val="1"/>
+        </w:numPr>
+        <w:spacing w:after="60"/>
+      </w:pPr>
+      <w:r>
+        <w:rPr>
+          <w:rFonts w:ascii="Calibri" w:cs="Calibri" w:eastAsia="Calibri" w:hAnsi="Calibri"/>
+          <w:color w:val="1E293B"/>
+          <w:sz w:val="19"/>
+          <w:szCs w:val="19"/>
+        </w:rPr>
+        <w:t xml:space="preserve">Model 3: Soal Analisis Paragraf / Teks Bacaan (Bahasa Indonesia &amp; Sastra)</w:t>
+      </w:r>
+    </w:p>
+    <w:p>
+      <w:pPr>
+        <w:pStyle w:val="ListParagraph"/>
+        <w:numPr>
+          <w:ilvl w:val="0"/>
+          <w:numId w:val="1"/>
+        </w:numPr>
+        <w:spacing w:after="60"/>
+      </w:pPr>
+      <w:r>
+        <w:rPr>
+          <w:rFonts w:ascii="Calibri" w:cs="Calibri" w:eastAsia="Calibri" w:hAnsi="Calibri"/>
+          <w:color w:val="1E293B"/>
+          <w:sz w:val="19"/>
+          <w:szCs w:val="19"/>
+        </w:rPr>
+        <w:t xml:space="preserve">Model 4: Soal Bergambar / Diagram / Peta / Struktur Organ (IPA &amp; IPS)</w:t>
+      </w:r>
+    </w:p>
+    <w:p>
+      <w:pPr>
+        <w:pStyle w:val="ListParagraph"/>
+        <w:numPr>
+          <w:ilvl w:val="0"/>
+          <w:numId w:val="1"/>
+        </w:numPr>
+        <w:spacing w:after="60"/>
+      </w:pPr>
+      <w:r>
+        <w:rPr>
+          <w:rFonts w:ascii="Calibri" w:cs="Calibri" w:eastAsia="Calibri" w:hAnsi="Calibri"/>
+          <w:color w:val="1E293B"/>
+          <w:sz w:val="19"/>
+          <w:szCs w:val="19"/>
+        </w:rPr>
+        <w:t xml:space="preserve">Model 5: Soal Bahasa Asing / Grammar / Idiom / Terjemahan (Bahasa Inggris)</w:t>
+      </w:r>
+    </w:p>
+    <w:p>
+      <w:pPr>
+        <w:pStyle w:val="ListParagraph"/>
+        <w:numPr>
+          <w:ilvl w:val="0"/>
+          <w:numId w:val="1"/>
+        </w:numPr>
+        <w:spacing w:after="60"/>
+      </w:pPr>
+      <w:r>
+        <w:rPr>
+          <w:rFonts w:ascii="Calibri" w:cs="Calibri" w:eastAsia="Calibri" w:hAnsi="Calibri"/>
+          <w:color w:val="1E293B"/>
+          <w:sz w:val="19"/>
+          <w:szCs w:val="19"/>
+        </w:rPr>
+        <w:t xml:space="preserve">Model 6: Soal Logika &amp; Hubungan Sebab-Akibat (Penalaran Kritis)</w:t>
+      </w:r>
+    </w:p>
+    <w:p>
+      <w:pPr>
+        <w:pStyle w:val="ListParagraph"/>
+        <w:numPr>
+          <w:ilvl w:val="0"/>
+          <w:numId w:val="1"/>
+        </w:numPr>
+        <w:spacing w:after="60"/>
+      </w:pPr>
+      <w:r>
+        <w:rPr>
+          <w:rFonts w:ascii="Calibri" w:cs="Calibri" w:eastAsia="Calibri" w:hAnsi="Calibri"/>
+          <w:color w:val="1E293B"/>
+          <w:sz w:val="19"/>
+          <w:szCs w:val="19"/>
+        </w:rPr>
+        <w:t xml:space="preserve">Model 7: Soal Teknologi &amp; Komputasi (Informatika &amp; Cyber)</w:t>
+      </w:r>
+    </w:p>
+    <w:p>
+      <w:pPr>
+        <w:pStyle w:val="ListParagraph"/>
+        <w:numPr>
+          <w:ilvl w:val="0"/>
+          <w:numId w:val="1"/>
+        </w:numPr>
+        <w:spacing w:after="60"/>
+      </w:pPr>
+      <w:r>
+        <w:rPr>
+          <w:rFonts w:ascii="Calibri" w:cs="Calibri" w:eastAsia="Calibri" w:hAnsi="Calibri"/>
+          <w:color w:val="1E293B"/>
+          <w:sz w:val="19"/>
+          <w:szCs w:val="19"/>
+        </w:rPr>
+        <w:t xml:space="preserve">Model 8: Soal Seni &amp; Budaya Tradisional (Kesenian &amp; Budaya Nusantara)</w:t>
       </w:r>
     </w:p>
     <w:p>
@@ -166,19 +334,19 @@
         </w:tblBorders>
       </w:tblPr>
       <w:tblGrid>
-        <w:gridCol w:w="542"/>
+        <w:gridCol w:w="451"/>
         <w:gridCol w:w="1625"/>
-        <w:gridCol w:w="3249"/>
+        <w:gridCol w:w="3340"/>
         <w:gridCol w:w="903"/>
         <w:gridCol w:w="903"/>
         <w:gridCol w:w="903"/>
         <w:gridCol w:w="903"/>
-        <w:gridCol w:w="722"/>
+        <w:gridCol w:w="542"/>
       </w:tblGrid>
       <w:tr>
         <w:tc>
           <w:tcPr>
-            <w:tcW w:type="pct" w:w="300"/>
+            <w:tcW w:type="pct" w:w="250"/>
             <w:tcBorders>
               <w:top w:val="single" w:color="CBD5E1" w:sz="4"/>
               <w:left w:val="single" w:color="CBD5E1" w:sz="4"/>
@@ -246,7 +414,7 @@
         </w:tc>
         <w:tc>
           <w:tcPr>
-            <w:tcW w:type="pct" w:w="1800"/>
+            <w:tcW w:type="pct" w:w="1850"/>
             <w:tcBorders>
               <w:top w:val="single" w:color="CBD5E1" w:sz="4"/>
               <w:left w:val="single" w:color="CBD5E1" w:sz="4"/>
@@ -274,7 +442,7 @@
                 <w:sz w:val="20"/>
                 <w:szCs w:val="20"/>
               </w:rPr>
-              <w:t xml:space="preserve">Pertanyaan &amp; Gambar (Bisa Rumus $...$)</w:t>
+              <w:t xml:space="preserve">Pertanyaan &amp; Gambar (Rumus LaTeX $...$)</w:t>
             </w:r>
           </w:p>
         </w:tc>
@@ -416,7 +584,7 @@
         </w:tc>
         <w:tc>
           <w:tcPr>
-            <w:tcW w:type="pct" w:w="400"/>
+            <w:tcW w:type="pct" w:w="300"/>
             <w:tcBorders>
               <w:top w:val="single" w:color="CBD5E1" w:sz="4"/>
               <w:left w:val="single" w:color="CBD5E1" w:sz="4"/>
@@ -452,7 +620,7 @@
       <w:tr>
         <w:tc>
           <w:tcPr>
-            <w:tcW w:type="pct" w:w="300"/>
+            <w:tcW w:type="pct" w:w="250"/>
             <w:tcBorders>
               <w:top w:val="single" w:color="CBD5E1" w:sz="4"/>
               <w:left w:val="single" w:color="CBD5E1" w:sz="4"/>
@@ -475,6 +643,8 @@
                 <w:rFonts w:ascii="Calibri" w:cs="Calibri" w:eastAsia="Calibri" w:hAnsi="Calibri"/>
                 <w:b w:val="false"/>
                 <w:bCs w:val="false"/>
+                <w:i w:val="false"/>
+                <w:iCs w:val="false"/>
                 <w:sz w:val="19"/>
                 <w:szCs w:val="19"/>
               </w:rPr>
@@ -507,176 +677,188 @@
                 <w:rFonts w:ascii="Calibri" w:cs="Calibri" w:eastAsia="Calibri" w:hAnsi="Calibri"/>
                 <w:b/>
                 <w:bCs/>
-                <w:sz w:val="19"/>
-                <w:szCs w:val="19"/>
-              </w:rPr>
-              <w:t xml:space="preserve">Matematika</w:t>
-            </w:r>
-          </w:p>
-        </w:tc>
-        <w:tc>
-          <w:tcPr>
-            <w:tcW w:type="pct" w:w="1800"/>
-            <w:tcBorders>
-              <w:top w:val="single" w:color="CBD5E1" w:sz="4"/>
-              <w:left w:val="single" w:color="CBD5E1" w:sz="4"/>
-              <w:bottom w:val="single" w:color="CBD5E1" w:sz="4"/>
-              <w:right w:val="single" w:color="CBD5E1" w:sz="4"/>
-            </w:tcBorders>
-            <w:tcMar>
-              <w:top w:type="dxa" w:w="90"/>
-              <w:left w:type="dxa" w:w="130"/>
-              <w:bottom w:type="dxa" w:w="90"/>
-              <w:right w:type="dxa" w:w="130"/>
-            </w:tcMar>
-          </w:tcPr>
-          <w:p>
-            <w:pPr>
-              <w:jc w:val="left"/>
-            </w:pPr>
-            <w:r>
-              <w:rPr>
-                <w:rFonts w:ascii="Calibri" w:cs="Calibri" w:eastAsia="Calibri" w:hAnsi="Calibri"/>
-                <w:b w:val="false"/>
-                <w:bCs w:val="false"/>
-                <w:sz w:val="19"/>
-                <w:szCs w:val="19"/>
-              </w:rPr>
-              <w:t xml:space="preserve">Hasil penjumlahan pecahan $\frac{1}{2} + \frac{1}{4}$ adalah ...</w:t>
-            </w:r>
-          </w:p>
-        </w:tc>
-        <w:tc>
-          <w:tcPr>
-            <w:tcW w:type="pct" w:w="500"/>
-            <w:tcBorders>
-              <w:top w:val="single" w:color="CBD5E1" w:sz="4"/>
-              <w:left w:val="single" w:color="CBD5E1" w:sz="4"/>
-              <w:bottom w:val="single" w:color="CBD5E1" w:sz="4"/>
-              <w:right w:val="single" w:color="CBD5E1" w:sz="4"/>
-            </w:tcBorders>
-            <w:tcMar>
-              <w:top w:type="dxa" w:w="90"/>
-              <w:left w:type="dxa" w:w="130"/>
-              <w:bottom w:type="dxa" w:w="90"/>
-              <w:right w:type="dxa" w:w="130"/>
-            </w:tcMar>
-          </w:tcPr>
-          <w:p>
-            <w:pPr>
-              <w:jc w:val="left"/>
-            </w:pPr>
-            <w:r>
-              <w:rPr>
-                <w:rFonts w:ascii="Calibri" w:cs="Calibri" w:eastAsia="Calibri" w:hAnsi="Calibri"/>
-                <w:b w:val="false"/>
-                <w:bCs w:val="false"/>
-                <w:sz w:val="19"/>
-                <w:szCs w:val="19"/>
-              </w:rPr>
-              <w:t xml:space="preserve">$\frac{3}{4}$</w:t>
-            </w:r>
-          </w:p>
-        </w:tc>
-        <w:tc>
-          <w:tcPr>
-            <w:tcW w:type="pct" w:w="500"/>
-            <w:tcBorders>
-              <w:top w:val="single" w:color="CBD5E1" w:sz="4"/>
-              <w:left w:val="single" w:color="CBD5E1" w:sz="4"/>
-              <w:bottom w:val="single" w:color="CBD5E1" w:sz="4"/>
-              <w:right w:val="single" w:color="CBD5E1" w:sz="4"/>
-            </w:tcBorders>
-            <w:tcMar>
-              <w:top w:type="dxa" w:w="90"/>
-              <w:left w:type="dxa" w:w="130"/>
-              <w:bottom w:type="dxa" w:w="90"/>
-              <w:right w:type="dxa" w:w="130"/>
-            </w:tcMar>
-          </w:tcPr>
-          <w:p>
-            <w:pPr>
-              <w:jc w:val="left"/>
-            </w:pPr>
-            <w:r>
-              <w:rPr>
-                <w:rFonts w:ascii="Calibri" w:cs="Calibri" w:eastAsia="Calibri" w:hAnsi="Calibri"/>
-                <w:b w:val="false"/>
-                <w:bCs w:val="false"/>
-                <w:sz w:val="19"/>
-                <w:szCs w:val="19"/>
-              </w:rPr>
-              <w:t xml:space="preserve">$\frac{2}{6}$</w:t>
-            </w:r>
-          </w:p>
-        </w:tc>
-        <w:tc>
-          <w:tcPr>
-            <w:tcW w:type="pct" w:w="500"/>
-            <w:tcBorders>
-              <w:top w:val="single" w:color="CBD5E1" w:sz="4"/>
-              <w:left w:val="single" w:color="CBD5E1" w:sz="4"/>
-              <w:bottom w:val="single" w:color="CBD5E1" w:sz="4"/>
-              <w:right w:val="single" w:color="CBD5E1" w:sz="4"/>
-            </w:tcBorders>
-            <w:tcMar>
-              <w:top w:type="dxa" w:w="90"/>
-              <w:left w:type="dxa" w:w="130"/>
-              <w:bottom w:type="dxa" w:w="90"/>
-              <w:right w:type="dxa" w:w="130"/>
-            </w:tcMar>
-          </w:tcPr>
-          <w:p>
-            <w:pPr>
-              <w:jc w:val="left"/>
-            </w:pPr>
-            <w:r>
-              <w:rPr>
-                <w:rFonts w:ascii="Calibri" w:cs="Calibri" w:eastAsia="Calibri" w:hAnsi="Calibri"/>
-                <w:b w:val="false"/>
-                <w:bCs w:val="false"/>
-                <w:sz w:val="19"/>
-                <w:szCs w:val="19"/>
-              </w:rPr>
-              <w:t xml:space="preserve">$\frac{1}{6}$</w:t>
-            </w:r>
-          </w:p>
-        </w:tc>
-        <w:tc>
-          <w:tcPr>
-            <w:tcW w:type="pct" w:w="500"/>
-            <w:tcBorders>
-              <w:top w:val="single" w:color="CBD5E1" w:sz="4"/>
-              <w:left w:val="single" w:color="CBD5E1" w:sz="4"/>
-              <w:bottom w:val="single" w:color="CBD5E1" w:sz="4"/>
-              <w:right w:val="single" w:color="CBD5E1" w:sz="4"/>
-            </w:tcBorders>
-            <w:tcMar>
-              <w:top w:type="dxa" w:w="90"/>
-              <w:left w:type="dxa" w:w="130"/>
-              <w:bottom w:type="dxa" w:w="90"/>
-              <w:right w:type="dxa" w:w="130"/>
-            </w:tcMar>
-          </w:tcPr>
-          <w:p>
-            <w:pPr>
-              <w:jc w:val="left"/>
-            </w:pPr>
-            <w:r>
-              <w:rPr>
-                <w:rFonts w:ascii="Calibri" w:cs="Calibri" w:eastAsia="Calibri" w:hAnsi="Calibri"/>
-                <w:b w:val="false"/>
-                <w:bCs w:val="false"/>
-                <w:sz w:val="19"/>
-                <w:szCs w:val="19"/>
-              </w:rPr>
-              <w:t xml:space="preserve">$1$</w:t>
-            </w:r>
-          </w:p>
-        </w:tc>
-        <w:tc>
-          <w:tcPr>
-            <w:tcW w:type="pct" w:w="400"/>
+                <w:i w:val="false"/>
+                <w:iCs w:val="false"/>
+                <w:sz w:val="19"/>
+                <w:szCs w:val="19"/>
+              </w:rPr>
+              <w:t xml:space="preserve">PPKn</w:t>
+            </w:r>
+          </w:p>
+        </w:tc>
+        <w:tc>
+          <w:tcPr>
+            <w:tcW w:type="pct" w:w="1850"/>
+            <w:tcBorders>
+              <w:top w:val="single" w:color="CBD5E1" w:sz="4"/>
+              <w:left w:val="single" w:color="CBD5E1" w:sz="4"/>
+              <w:bottom w:val="single" w:color="CBD5E1" w:sz="4"/>
+              <w:right w:val="single" w:color="CBD5E1" w:sz="4"/>
+            </w:tcBorders>
+            <w:tcMar>
+              <w:top w:type="dxa" w:w="90"/>
+              <w:left w:type="dxa" w:w="130"/>
+              <w:bottom w:type="dxa" w:w="90"/>
+              <w:right w:type="dxa" w:w="130"/>
+            </w:tcMar>
+          </w:tcPr>
+          <w:p>
+            <w:pPr>
+              <w:jc w:val="left"/>
+            </w:pPr>
+            <w:r>
+              <w:rPr>
+                <w:rFonts w:ascii="Calibri" w:cs="Calibri" w:eastAsia="Calibri" w:hAnsi="Calibri"/>
+                <w:b w:val="false"/>
+                <w:bCs w:val="false"/>
+                <w:i w:val="false"/>
+                <w:iCs w:val="false"/>
+                <w:sz w:val="19"/>
+                <w:szCs w:val="19"/>
+              </w:rPr>
+              <w:t xml:space="preserve">Lambang sila ke-3 dalam perisai Garuda Pancasila (Persatuan Indonesia) adalah ...</w:t>
+            </w:r>
+          </w:p>
+        </w:tc>
+        <w:tc>
+          <w:tcPr>
+            <w:tcW w:type="pct" w:w="500"/>
+            <w:tcBorders>
+              <w:top w:val="single" w:color="CBD5E1" w:sz="4"/>
+              <w:left w:val="single" w:color="CBD5E1" w:sz="4"/>
+              <w:bottom w:val="single" w:color="CBD5E1" w:sz="4"/>
+              <w:right w:val="single" w:color="CBD5E1" w:sz="4"/>
+            </w:tcBorders>
+            <w:tcMar>
+              <w:top w:type="dxa" w:w="90"/>
+              <w:left w:type="dxa" w:w="130"/>
+              <w:bottom w:type="dxa" w:w="90"/>
+              <w:right w:type="dxa" w:w="130"/>
+            </w:tcMar>
+          </w:tcPr>
+          <w:p>
+            <w:pPr>
+              <w:jc w:val="left"/>
+            </w:pPr>
+            <w:r>
+              <w:rPr>
+                <w:rFonts w:ascii="Calibri" w:cs="Calibri" w:eastAsia="Calibri" w:hAnsi="Calibri"/>
+                <w:b w:val="false"/>
+                <w:bCs w:val="false"/>
+                <w:i w:val="false"/>
+                <w:iCs w:val="false"/>
+                <w:sz w:val="19"/>
+                <w:szCs w:val="19"/>
+              </w:rPr>
+              <w:t xml:space="preserve">Pohon Beringin</w:t>
+            </w:r>
+          </w:p>
+        </w:tc>
+        <w:tc>
+          <w:tcPr>
+            <w:tcW w:type="pct" w:w="500"/>
+            <w:tcBorders>
+              <w:top w:val="single" w:color="CBD5E1" w:sz="4"/>
+              <w:left w:val="single" w:color="CBD5E1" w:sz="4"/>
+              <w:bottom w:val="single" w:color="CBD5E1" w:sz="4"/>
+              <w:right w:val="single" w:color="CBD5E1" w:sz="4"/>
+            </w:tcBorders>
+            <w:tcMar>
+              <w:top w:type="dxa" w:w="90"/>
+              <w:left w:type="dxa" w:w="130"/>
+              <w:bottom w:type="dxa" w:w="90"/>
+              <w:right w:type="dxa" w:w="130"/>
+            </w:tcMar>
+          </w:tcPr>
+          <w:p>
+            <w:pPr>
+              <w:jc w:val="left"/>
+            </w:pPr>
+            <w:r>
+              <w:rPr>
+                <w:rFonts w:ascii="Calibri" w:cs="Calibri" w:eastAsia="Calibri" w:hAnsi="Calibri"/>
+                <w:b w:val="false"/>
+                <w:bCs w:val="false"/>
+                <w:i w:val="false"/>
+                <w:iCs w:val="false"/>
+                <w:sz w:val="19"/>
+                <w:szCs w:val="19"/>
+              </w:rPr>
+              <w:t xml:space="preserve">Bintang Emas</w:t>
+            </w:r>
+          </w:p>
+        </w:tc>
+        <w:tc>
+          <w:tcPr>
+            <w:tcW w:type="pct" w:w="500"/>
+            <w:tcBorders>
+              <w:top w:val="single" w:color="CBD5E1" w:sz="4"/>
+              <w:left w:val="single" w:color="CBD5E1" w:sz="4"/>
+              <w:bottom w:val="single" w:color="CBD5E1" w:sz="4"/>
+              <w:right w:val="single" w:color="CBD5E1" w:sz="4"/>
+            </w:tcBorders>
+            <w:tcMar>
+              <w:top w:type="dxa" w:w="90"/>
+              <w:left w:type="dxa" w:w="130"/>
+              <w:bottom w:type="dxa" w:w="90"/>
+              <w:right w:type="dxa" w:w="130"/>
+            </w:tcMar>
+          </w:tcPr>
+          <w:p>
+            <w:pPr>
+              <w:jc w:val="left"/>
+            </w:pPr>
+            <w:r>
+              <w:rPr>
+                <w:rFonts w:ascii="Calibri" w:cs="Calibri" w:eastAsia="Calibri" w:hAnsi="Calibri"/>
+                <w:b w:val="false"/>
+                <w:bCs w:val="false"/>
+                <w:i w:val="false"/>
+                <w:iCs w:val="false"/>
+                <w:sz w:val="19"/>
+                <w:szCs w:val="19"/>
+              </w:rPr>
+              <w:t xml:space="preserve">Rantai Baja</w:t>
+            </w:r>
+          </w:p>
+        </w:tc>
+        <w:tc>
+          <w:tcPr>
+            <w:tcW w:type="pct" w:w="500"/>
+            <w:tcBorders>
+              <w:top w:val="single" w:color="CBD5E1" w:sz="4"/>
+              <w:left w:val="single" w:color="CBD5E1" w:sz="4"/>
+              <w:bottom w:val="single" w:color="CBD5E1" w:sz="4"/>
+              <w:right w:val="single" w:color="CBD5E1" w:sz="4"/>
+            </w:tcBorders>
+            <w:tcMar>
+              <w:top w:type="dxa" w:w="90"/>
+              <w:left w:type="dxa" w:w="130"/>
+              <w:bottom w:type="dxa" w:w="90"/>
+              <w:right w:type="dxa" w:w="130"/>
+            </w:tcMar>
+          </w:tcPr>
+          <w:p>
+            <w:pPr>
+              <w:jc w:val="left"/>
+            </w:pPr>
+            <w:r>
+              <w:rPr>
+                <w:rFonts w:ascii="Calibri" w:cs="Calibri" w:eastAsia="Calibri" w:hAnsi="Calibri"/>
+                <w:b w:val="false"/>
+                <w:bCs w:val="false"/>
+                <w:i w:val="false"/>
+                <w:iCs w:val="false"/>
+                <w:sz w:val="19"/>
+                <w:szCs w:val="19"/>
+              </w:rPr>
+              <w:t xml:space="preserve">Padi dan Kapas</w:t>
+            </w:r>
+          </w:p>
+        </w:tc>
+        <w:tc>
+          <w:tcPr>
+            <w:tcW w:type="pct" w:w="300"/>
             <w:tcBorders>
               <w:top w:val="single" w:color="CBD5E1" w:sz="4"/>
               <w:left w:val="single" w:color="CBD5E1" w:sz="4"/>
@@ -699,6 +881,8 @@
                 <w:rFonts w:ascii="Calibri" w:cs="Calibri" w:eastAsia="Calibri" w:hAnsi="Calibri"/>
                 <w:b/>
                 <w:bCs/>
+                <w:i w:val="false"/>
+                <w:iCs w:val="false"/>
                 <w:sz w:val="19"/>
                 <w:szCs w:val="19"/>
               </w:rPr>
@@ -710,7 +894,7 @@
       <w:tr>
         <w:tc>
           <w:tcPr>
-            <w:tcW w:type="pct" w:w="300"/>
+            <w:tcW w:type="pct" w:w="250"/>
             <w:tcBorders>
               <w:top w:val="single" w:color="CBD5E1" w:sz="4"/>
               <w:left w:val="single" w:color="CBD5E1" w:sz="4"/>
@@ -733,6 +917,8 @@
                 <w:rFonts w:ascii="Calibri" w:cs="Calibri" w:eastAsia="Calibri" w:hAnsi="Calibri"/>
                 <w:b w:val="false"/>
                 <w:bCs w:val="false"/>
+                <w:i w:val="false"/>
+                <w:iCs w:val="false"/>
                 <w:sz w:val="19"/>
                 <w:szCs w:val="19"/>
               </w:rPr>
@@ -765,176 +951,188 @@
                 <w:rFonts w:ascii="Calibri" w:cs="Calibri" w:eastAsia="Calibri" w:hAnsi="Calibri"/>
                 <w:b/>
                 <w:bCs/>
-                <w:sz w:val="19"/>
-                <w:szCs w:val="19"/>
-              </w:rPr>
-              <w:t xml:space="preserve">Matematika</w:t>
-            </w:r>
-          </w:p>
-        </w:tc>
-        <w:tc>
-          <w:tcPr>
-            <w:tcW w:type="pct" w:w="1800"/>
-            <w:tcBorders>
-              <w:top w:val="single" w:color="CBD5E1" w:sz="4"/>
-              <w:left w:val="single" w:color="CBD5E1" w:sz="4"/>
-              <w:bottom w:val="single" w:color="CBD5E1" w:sz="4"/>
-              <w:right w:val="single" w:color="CBD5E1" w:sz="4"/>
-            </w:tcBorders>
-            <w:tcMar>
-              <w:top w:type="dxa" w:w="90"/>
-              <w:left w:type="dxa" w:w="130"/>
-              <w:bottom w:type="dxa" w:w="90"/>
-              <w:right w:type="dxa" w:w="130"/>
-            </w:tcMar>
-          </w:tcPr>
-          <w:p>
-            <w:pPr>
-              <w:jc w:val="left"/>
-            </w:pPr>
-            <w:r>
-              <w:rPr>
-                <w:rFonts w:ascii="Calibri" w:cs="Calibri" w:eastAsia="Calibri" w:hAnsi="Calibri"/>
-                <w:b w:val="false"/>
-                <w:bCs w:val="false"/>
-                <w:sz w:val="19"/>
-                <w:szCs w:val="19"/>
-              </w:rPr>
-              <w:t xml:space="preserve">Jika $2x + 6 = 14$, maka nilai dari $x$ adalah ...</w:t>
-            </w:r>
-          </w:p>
-        </w:tc>
-        <w:tc>
-          <w:tcPr>
-            <w:tcW w:type="pct" w:w="500"/>
-            <w:tcBorders>
-              <w:top w:val="single" w:color="CBD5E1" w:sz="4"/>
-              <w:left w:val="single" w:color="CBD5E1" w:sz="4"/>
-              <w:bottom w:val="single" w:color="CBD5E1" w:sz="4"/>
-              <w:right w:val="single" w:color="CBD5E1" w:sz="4"/>
-            </w:tcBorders>
-            <w:tcMar>
-              <w:top w:type="dxa" w:w="90"/>
-              <w:left w:type="dxa" w:w="130"/>
-              <w:bottom w:type="dxa" w:w="90"/>
-              <w:right w:type="dxa" w:w="130"/>
-            </w:tcMar>
-          </w:tcPr>
-          <w:p>
-            <w:pPr>
-              <w:jc w:val="left"/>
-            </w:pPr>
-            <w:r>
-              <w:rPr>
-                <w:rFonts w:ascii="Calibri" w:cs="Calibri" w:eastAsia="Calibri" w:hAnsi="Calibri"/>
-                <w:b w:val="false"/>
-                <w:bCs w:val="false"/>
-                <w:sz w:val="19"/>
-                <w:szCs w:val="19"/>
-              </w:rPr>
-              <w:t xml:space="preserve">4</w:t>
-            </w:r>
-          </w:p>
-        </w:tc>
-        <w:tc>
-          <w:tcPr>
-            <w:tcW w:type="pct" w:w="500"/>
-            <w:tcBorders>
-              <w:top w:val="single" w:color="CBD5E1" w:sz="4"/>
-              <w:left w:val="single" w:color="CBD5E1" w:sz="4"/>
-              <w:bottom w:val="single" w:color="CBD5E1" w:sz="4"/>
-              <w:right w:val="single" w:color="CBD5E1" w:sz="4"/>
-            </w:tcBorders>
-            <w:tcMar>
-              <w:top w:type="dxa" w:w="90"/>
-              <w:left w:type="dxa" w:w="130"/>
-              <w:bottom w:type="dxa" w:w="90"/>
-              <w:right w:type="dxa" w:w="130"/>
-            </w:tcMar>
-          </w:tcPr>
-          <w:p>
-            <w:pPr>
-              <w:jc w:val="left"/>
-            </w:pPr>
-            <w:r>
-              <w:rPr>
-                <w:rFonts w:ascii="Calibri" w:cs="Calibri" w:eastAsia="Calibri" w:hAnsi="Calibri"/>
-                <w:b w:val="false"/>
-                <w:bCs w:val="false"/>
-                <w:sz w:val="19"/>
-                <w:szCs w:val="19"/>
-              </w:rPr>
-              <w:t xml:space="preserve">5</w:t>
-            </w:r>
-          </w:p>
-        </w:tc>
-        <w:tc>
-          <w:tcPr>
-            <w:tcW w:type="pct" w:w="500"/>
-            <w:tcBorders>
-              <w:top w:val="single" w:color="CBD5E1" w:sz="4"/>
-              <w:left w:val="single" w:color="CBD5E1" w:sz="4"/>
-              <w:bottom w:val="single" w:color="CBD5E1" w:sz="4"/>
-              <w:right w:val="single" w:color="CBD5E1" w:sz="4"/>
-            </w:tcBorders>
-            <w:tcMar>
-              <w:top w:type="dxa" w:w="90"/>
-              <w:left w:type="dxa" w:w="130"/>
-              <w:bottom w:type="dxa" w:w="90"/>
-              <w:right w:type="dxa" w:w="130"/>
-            </w:tcMar>
-          </w:tcPr>
-          <w:p>
-            <w:pPr>
-              <w:jc w:val="left"/>
-            </w:pPr>
-            <w:r>
-              <w:rPr>
-                <w:rFonts w:ascii="Calibri" w:cs="Calibri" w:eastAsia="Calibri" w:hAnsi="Calibri"/>
-                <w:b w:val="false"/>
-                <w:bCs w:val="false"/>
-                <w:sz w:val="19"/>
-                <w:szCs w:val="19"/>
-              </w:rPr>
-              <w:t xml:space="preserve">3</w:t>
-            </w:r>
-          </w:p>
-        </w:tc>
-        <w:tc>
-          <w:tcPr>
-            <w:tcW w:type="pct" w:w="500"/>
-            <w:tcBorders>
-              <w:top w:val="single" w:color="CBD5E1" w:sz="4"/>
-              <w:left w:val="single" w:color="CBD5E1" w:sz="4"/>
-              <w:bottom w:val="single" w:color="CBD5E1" w:sz="4"/>
-              <w:right w:val="single" w:color="CBD5E1" w:sz="4"/>
-            </w:tcBorders>
-            <w:tcMar>
-              <w:top w:type="dxa" w:w="90"/>
-              <w:left w:type="dxa" w:w="130"/>
-              <w:bottom w:type="dxa" w:w="90"/>
-              <w:right w:type="dxa" w:w="130"/>
-            </w:tcMar>
-          </w:tcPr>
-          <w:p>
-            <w:pPr>
-              <w:jc w:val="left"/>
-            </w:pPr>
-            <w:r>
-              <w:rPr>
-                <w:rFonts w:ascii="Calibri" w:cs="Calibri" w:eastAsia="Calibri" w:hAnsi="Calibri"/>
-                <w:b w:val="false"/>
-                <w:bCs w:val="false"/>
-                <w:sz w:val="19"/>
-                <w:szCs w:val="19"/>
-              </w:rPr>
-              <w:t xml:space="preserve">8</w:t>
-            </w:r>
-          </w:p>
-        </w:tc>
-        <w:tc>
-          <w:tcPr>
-            <w:tcW w:type="pct" w:w="400"/>
+                <w:i w:val="false"/>
+                <w:iCs w:val="false"/>
+                <w:sz w:val="19"/>
+                <w:szCs w:val="19"/>
+              </w:rPr>
+              <w:t xml:space="preserve">Pendidikan Agama</w:t>
+            </w:r>
+          </w:p>
+        </w:tc>
+        <w:tc>
+          <w:tcPr>
+            <w:tcW w:type="pct" w:w="1850"/>
+            <w:tcBorders>
+              <w:top w:val="single" w:color="CBD5E1" w:sz="4"/>
+              <w:left w:val="single" w:color="CBD5E1" w:sz="4"/>
+              <w:bottom w:val="single" w:color="CBD5E1" w:sz="4"/>
+              <w:right w:val="single" w:color="CBD5E1" w:sz="4"/>
+            </w:tcBorders>
+            <w:tcMar>
+              <w:top w:type="dxa" w:w="90"/>
+              <w:left w:type="dxa" w:w="130"/>
+              <w:bottom w:type="dxa" w:w="90"/>
+              <w:right w:type="dxa" w:w="130"/>
+            </w:tcMar>
+          </w:tcPr>
+          <w:p>
+            <w:pPr>
+              <w:jc w:val="left"/>
+            </w:pPr>
+            <w:r>
+              <w:rPr>
+                <w:rFonts w:ascii="Calibri" w:cs="Calibri" w:eastAsia="Calibri" w:hAnsi="Calibri"/>
+                <w:b w:val="false"/>
+                <w:bCs w:val="false"/>
+                <w:i w:val="false"/>
+                <w:iCs w:val="false"/>
+                <w:sz w:val="19"/>
+                <w:szCs w:val="19"/>
+              </w:rPr>
+              <w:t xml:space="preserve">Rukun Islam yang kedua dan wajib dilaksanakan lima waktu sehari semalam adalah ...</w:t>
+            </w:r>
+          </w:p>
+        </w:tc>
+        <w:tc>
+          <w:tcPr>
+            <w:tcW w:type="pct" w:w="500"/>
+            <w:tcBorders>
+              <w:top w:val="single" w:color="CBD5E1" w:sz="4"/>
+              <w:left w:val="single" w:color="CBD5E1" w:sz="4"/>
+              <w:bottom w:val="single" w:color="CBD5E1" w:sz="4"/>
+              <w:right w:val="single" w:color="CBD5E1" w:sz="4"/>
+            </w:tcBorders>
+            <w:tcMar>
+              <w:top w:type="dxa" w:w="90"/>
+              <w:left w:type="dxa" w:w="130"/>
+              <w:bottom w:type="dxa" w:w="90"/>
+              <w:right w:type="dxa" w:w="130"/>
+            </w:tcMar>
+          </w:tcPr>
+          <w:p>
+            <w:pPr>
+              <w:jc w:val="left"/>
+            </w:pPr>
+            <w:r>
+              <w:rPr>
+                <w:rFonts w:ascii="Calibri" w:cs="Calibri" w:eastAsia="Calibri" w:hAnsi="Calibri"/>
+                <w:b w:val="false"/>
+                <w:bCs w:val="false"/>
+                <w:i w:val="false"/>
+                <w:iCs w:val="false"/>
+                <w:sz w:val="19"/>
+                <w:szCs w:val="19"/>
+              </w:rPr>
+              <w:t xml:space="preserve">Salat</w:t>
+            </w:r>
+          </w:p>
+        </w:tc>
+        <w:tc>
+          <w:tcPr>
+            <w:tcW w:type="pct" w:w="500"/>
+            <w:tcBorders>
+              <w:top w:val="single" w:color="CBD5E1" w:sz="4"/>
+              <w:left w:val="single" w:color="CBD5E1" w:sz="4"/>
+              <w:bottom w:val="single" w:color="CBD5E1" w:sz="4"/>
+              <w:right w:val="single" w:color="CBD5E1" w:sz="4"/>
+            </w:tcBorders>
+            <w:tcMar>
+              <w:top w:type="dxa" w:w="90"/>
+              <w:left w:type="dxa" w:w="130"/>
+              <w:bottom w:type="dxa" w:w="90"/>
+              <w:right w:type="dxa" w:w="130"/>
+            </w:tcMar>
+          </w:tcPr>
+          <w:p>
+            <w:pPr>
+              <w:jc w:val="left"/>
+            </w:pPr>
+            <w:r>
+              <w:rPr>
+                <w:rFonts w:ascii="Calibri" w:cs="Calibri" w:eastAsia="Calibri" w:hAnsi="Calibri"/>
+                <w:b w:val="false"/>
+                <w:bCs w:val="false"/>
+                <w:i w:val="false"/>
+                <w:iCs w:val="false"/>
+                <w:sz w:val="19"/>
+                <w:szCs w:val="19"/>
+              </w:rPr>
+              <w:t xml:space="preserve">Syahadat</w:t>
+            </w:r>
+          </w:p>
+        </w:tc>
+        <w:tc>
+          <w:tcPr>
+            <w:tcW w:type="pct" w:w="500"/>
+            <w:tcBorders>
+              <w:top w:val="single" w:color="CBD5E1" w:sz="4"/>
+              <w:left w:val="single" w:color="CBD5E1" w:sz="4"/>
+              <w:bottom w:val="single" w:color="CBD5E1" w:sz="4"/>
+              <w:right w:val="single" w:color="CBD5E1" w:sz="4"/>
+            </w:tcBorders>
+            <w:tcMar>
+              <w:top w:type="dxa" w:w="90"/>
+              <w:left w:type="dxa" w:w="130"/>
+              <w:bottom w:type="dxa" w:w="90"/>
+              <w:right w:type="dxa" w:w="130"/>
+            </w:tcMar>
+          </w:tcPr>
+          <w:p>
+            <w:pPr>
+              <w:jc w:val="left"/>
+            </w:pPr>
+            <w:r>
+              <w:rPr>
+                <w:rFonts w:ascii="Calibri" w:cs="Calibri" w:eastAsia="Calibri" w:hAnsi="Calibri"/>
+                <w:b w:val="false"/>
+                <w:bCs w:val="false"/>
+                <w:i w:val="false"/>
+                <w:iCs w:val="false"/>
+                <w:sz w:val="19"/>
+                <w:szCs w:val="19"/>
+              </w:rPr>
+              <w:t xml:space="preserve">Puasa Ramadan</w:t>
+            </w:r>
+          </w:p>
+        </w:tc>
+        <w:tc>
+          <w:tcPr>
+            <w:tcW w:type="pct" w:w="500"/>
+            <w:tcBorders>
+              <w:top w:val="single" w:color="CBD5E1" w:sz="4"/>
+              <w:left w:val="single" w:color="CBD5E1" w:sz="4"/>
+              <w:bottom w:val="single" w:color="CBD5E1" w:sz="4"/>
+              <w:right w:val="single" w:color="CBD5E1" w:sz="4"/>
+            </w:tcBorders>
+            <w:tcMar>
+              <w:top w:type="dxa" w:w="90"/>
+              <w:left w:type="dxa" w:w="130"/>
+              <w:bottom w:type="dxa" w:w="90"/>
+              <w:right w:type="dxa" w:w="130"/>
+            </w:tcMar>
+          </w:tcPr>
+          <w:p>
+            <w:pPr>
+              <w:jc w:val="left"/>
+            </w:pPr>
+            <w:r>
+              <w:rPr>
+                <w:rFonts w:ascii="Calibri" w:cs="Calibri" w:eastAsia="Calibri" w:hAnsi="Calibri"/>
+                <w:b w:val="false"/>
+                <w:bCs w:val="false"/>
+                <w:i w:val="false"/>
+                <w:iCs w:val="false"/>
+                <w:sz w:val="19"/>
+                <w:szCs w:val="19"/>
+              </w:rPr>
+              <w:t xml:space="preserve">Zakat Mal</w:t>
+            </w:r>
+          </w:p>
+        </w:tc>
+        <w:tc>
+          <w:tcPr>
+            <w:tcW w:type="pct" w:w="300"/>
             <w:tcBorders>
               <w:top w:val="single" w:color="CBD5E1" w:sz="4"/>
               <w:left w:val="single" w:color="CBD5E1" w:sz="4"/>
@@ -957,6 +1155,8 @@
                 <w:rFonts w:ascii="Calibri" w:cs="Calibri" w:eastAsia="Calibri" w:hAnsi="Calibri"/>
                 <w:b/>
                 <w:bCs/>
+                <w:i w:val="false"/>
+                <w:iCs w:val="false"/>
                 <w:sz w:val="19"/>
                 <w:szCs w:val="19"/>
               </w:rPr>
@@ -968,7 +1168,7 @@
       <w:tr>
         <w:tc>
           <w:tcPr>
-            <w:tcW w:type="pct" w:w="300"/>
+            <w:tcW w:type="pct" w:w="250"/>
             <w:tcBorders>
               <w:top w:val="single" w:color="CBD5E1" w:sz="4"/>
               <w:left w:val="single" w:color="CBD5E1" w:sz="4"/>
@@ -991,6 +1191,8 @@
                 <w:rFonts w:ascii="Calibri" w:cs="Calibri" w:eastAsia="Calibri" w:hAnsi="Calibri"/>
                 <w:b w:val="false"/>
                 <w:bCs w:val="false"/>
+                <w:i w:val="false"/>
+                <w:iCs w:val="false"/>
                 <w:sz w:val="19"/>
                 <w:szCs w:val="19"/>
               </w:rPr>
@@ -1023,176 +1225,188 @@
                 <w:rFonts w:ascii="Calibri" w:cs="Calibri" w:eastAsia="Calibri" w:hAnsi="Calibri"/>
                 <w:b/>
                 <w:bCs/>
-                <w:sz w:val="19"/>
-                <w:szCs w:val="19"/>
-              </w:rPr>
-              <w:t xml:space="preserve">IPA</w:t>
-            </w:r>
-          </w:p>
-        </w:tc>
-        <w:tc>
-          <w:tcPr>
-            <w:tcW w:type="pct" w:w="1800"/>
-            <w:tcBorders>
-              <w:top w:val="single" w:color="CBD5E1" w:sz="4"/>
-              <w:left w:val="single" w:color="CBD5E1" w:sz="4"/>
-              <w:bottom w:val="single" w:color="CBD5E1" w:sz="4"/>
-              <w:right w:val="single" w:color="CBD5E1" w:sz="4"/>
-            </w:tcBorders>
-            <w:tcMar>
-              <w:top w:type="dxa" w:w="90"/>
-              <w:left w:type="dxa" w:w="130"/>
-              <w:bottom w:type="dxa" w:w="90"/>
-              <w:right w:type="dxa" w:w="130"/>
-            </w:tcMar>
-          </w:tcPr>
-          <w:p>
-            <w:pPr>
-              <w:jc w:val="left"/>
-            </w:pPr>
-            <w:r>
-              <w:rPr>
-                <w:rFonts w:ascii="Calibri" w:cs="Calibri" w:eastAsia="Calibri" w:hAnsi="Calibri"/>
-                <w:b w:val="false"/>
-                <w:bCs w:val="false"/>
-                <w:sz w:val="19"/>
-                <w:szCs w:val="19"/>
-              </w:rPr>
-              <w:t xml:space="preserve">Organel sel yang berfungsi sebagai tempat respirasi sel dan penghasil energi utama adalah ...</w:t>
-            </w:r>
-          </w:p>
-        </w:tc>
-        <w:tc>
-          <w:tcPr>
-            <w:tcW w:type="pct" w:w="500"/>
-            <w:tcBorders>
-              <w:top w:val="single" w:color="CBD5E1" w:sz="4"/>
-              <w:left w:val="single" w:color="CBD5E1" w:sz="4"/>
-              <w:bottom w:val="single" w:color="CBD5E1" w:sz="4"/>
-              <w:right w:val="single" w:color="CBD5E1" w:sz="4"/>
-            </w:tcBorders>
-            <w:tcMar>
-              <w:top w:type="dxa" w:w="90"/>
-              <w:left w:type="dxa" w:w="130"/>
-              <w:bottom w:type="dxa" w:w="90"/>
-              <w:right w:type="dxa" w:w="130"/>
-            </w:tcMar>
-          </w:tcPr>
-          <w:p>
-            <w:pPr>
-              <w:jc w:val="left"/>
-            </w:pPr>
-            <w:r>
-              <w:rPr>
-                <w:rFonts w:ascii="Calibri" w:cs="Calibri" w:eastAsia="Calibri" w:hAnsi="Calibri"/>
-                <w:b w:val="false"/>
-                <w:bCs w:val="false"/>
-                <w:sz w:val="19"/>
-                <w:szCs w:val="19"/>
-              </w:rPr>
-              <w:t xml:space="preserve">Mitokondria</w:t>
-            </w:r>
-          </w:p>
-        </w:tc>
-        <w:tc>
-          <w:tcPr>
-            <w:tcW w:type="pct" w:w="500"/>
-            <w:tcBorders>
-              <w:top w:val="single" w:color="CBD5E1" w:sz="4"/>
-              <w:left w:val="single" w:color="CBD5E1" w:sz="4"/>
-              <w:bottom w:val="single" w:color="CBD5E1" w:sz="4"/>
-              <w:right w:val="single" w:color="CBD5E1" w:sz="4"/>
-            </w:tcBorders>
-            <w:tcMar>
-              <w:top w:type="dxa" w:w="90"/>
-              <w:left w:type="dxa" w:w="130"/>
-              <w:bottom w:type="dxa" w:w="90"/>
-              <w:right w:type="dxa" w:w="130"/>
-            </w:tcMar>
-          </w:tcPr>
-          <w:p>
-            <w:pPr>
-              <w:jc w:val="left"/>
-            </w:pPr>
-            <w:r>
-              <w:rPr>
-                <w:rFonts w:ascii="Calibri" w:cs="Calibri" w:eastAsia="Calibri" w:hAnsi="Calibri"/>
-                <w:b w:val="false"/>
-                <w:bCs w:val="false"/>
-                <w:sz w:val="19"/>
-                <w:szCs w:val="19"/>
-              </w:rPr>
-              <w:t xml:space="preserve">Ribosom</w:t>
-            </w:r>
-          </w:p>
-        </w:tc>
-        <w:tc>
-          <w:tcPr>
-            <w:tcW w:type="pct" w:w="500"/>
-            <w:tcBorders>
-              <w:top w:val="single" w:color="CBD5E1" w:sz="4"/>
-              <w:left w:val="single" w:color="CBD5E1" w:sz="4"/>
-              <w:bottom w:val="single" w:color="CBD5E1" w:sz="4"/>
-              <w:right w:val="single" w:color="CBD5E1" w:sz="4"/>
-            </w:tcBorders>
-            <w:tcMar>
-              <w:top w:type="dxa" w:w="90"/>
-              <w:left w:type="dxa" w:w="130"/>
-              <w:bottom w:type="dxa" w:w="90"/>
-              <w:right w:type="dxa" w:w="130"/>
-            </w:tcMar>
-          </w:tcPr>
-          <w:p>
-            <w:pPr>
-              <w:jc w:val="left"/>
-            </w:pPr>
-            <w:r>
-              <w:rPr>
-                <w:rFonts w:ascii="Calibri" w:cs="Calibri" w:eastAsia="Calibri" w:hAnsi="Calibri"/>
-                <w:b w:val="false"/>
-                <w:bCs w:val="false"/>
-                <w:sz w:val="19"/>
-                <w:szCs w:val="19"/>
-              </w:rPr>
-              <w:t xml:space="preserve">Kloroplas</w:t>
-            </w:r>
-          </w:p>
-        </w:tc>
-        <w:tc>
-          <w:tcPr>
-            <w:tcW w:type="pct" w:w="500"/>
-            <w:tcBorders>
-              <w:top w:val="single" w:color="CBD5E1" w:sz="4"/>
-              <w:left w:val="single" w:color="CBD5E1" w:sz="4"/>
-              <w:bottom w:val="single" w:color="CBD5E1" w:sz="4"/>
-              <w:right w:val="single" w:color="CBD5E1" w:sz="4"/>
-            </w:tcBorders>
-            <w:tcMar>
-              <w:top w:type="dxa" w:w="90"/>
-              <w:left w:type="dxa" w:w="130"/>
-              <w:bottom w:type="dxa" w:w="90"/>
-              <w:right w:type="dxa" w:w="130"/>
-            </w:tcMar>
-          </w:tcPr>
-          <w:p>
-            <w:pPr>
-              <w:jc w:val="left"/>
-            </w:pPr>
-            <w:r>
-              <w:rPr>
-                <w:rFonts w:ascii="Calibri" w:cs="Calibri" w:eastAsia="Calibri" w:hAnsi="Calibri"/>
-                <w:b w:val="false"/>
-                <w:bCs w:val="false"/>
-                <w:sz w:val="19"/>
-                <w:szCs w:val="19"/>
-              </w:rPr>
-              <w:t xml:space="preserve">Lisosom</w:t>
-            </w:r>
-          </w:p>
-        </w:tc>
-        <w:tc>
-          <w:tcPr>
-            <w:tcW w:type="pct" w:w="400"/>
+                <w:i w:val="false"/>
+                <w:iCs w:val="false"/>
+                <w:sz w:val="19"/>
+                <w:szCs w:val="19"/>
+              </w:rPr>
+              <w:t xml:space="preserve">IPS</w:t>
+            </w:r>
+          </w:p>
+        </w:tc>
+        <w:tc>
+          <w:tcPr>
+            <w:tcW w:type="pct" w:w="1850"/>
+            <w:tcBorders>
+              <w:top w:val="single" w:color="CBD5E1" w:sz="4"/>
+              <w:left w:val="single" w:color="CBD5E1" w:sz="4"/>
+              <w:bottom w:val="single" w:color="CBD5E1" w:sz="4"/>
+              <w:right w:val="single" w:color="CBD5E1" w:sz="4"/>
+            </w:tcBorders>
+            <w:tcMar>
+              <w:top w:type="dxa" w:w="90"/>
+              <w:left w:type="dxa" w:w="130"/>
+              <w:bottom w:type="dxa" w:w="90"/>
+              <w:right w:type="dxa" w:w="130"/>
+            </w:tcMar>
+          </w:tcPr>
+          <w:p>
+            <w:pPr>
+              <w:jc w:val="left"/>
+            </w:pPr>
+            <w:r>
+              <w:rPr>
+                <w:rFonts w:ascii="Calibri" w:cs="Calibri" w:eastAsia="Calibri" w:hAnsi="Calibri"/>
+                <w:b w:val="false"/>
+                <w:bCs w:val="false"/>
+                <w:i w:val="false"/>
+                <w:iCs w:val="false"/>
+                <w:sz w:val="19"/>
+                <w:szCs w:val="19"/>
+              </w:rPr>
+              <w:t xml:space="preserve">Organisasi kerja sama regional bangsa-bangsa di Asia Tenggara (ASEAN) didirikan pada 8 Agustus 1967 di ...</w:t>
+            </w:r>
+          </w:p>
+        </w:tc>
+        <w:tc>
+          <w:tcPr>
+            <w:tcW w:type="pct" w:w="500"/>
+            <w:tcBorders>
+              <w:top w:val="single" w:color="CBD5E1" w:sz="4"/>
+              <w:left w:val="single" w:color="CBD5E1" w:sz="4"/>
+              <w:bottom w:val="single" w:color="CBD5E1" w:sz="4"/>
+              <w:right w:val="single" w:color="CBD5E1" w:sz="4"/>
+            </w:tcBorders>
+            <w:tcMar>
+              <w:top w:type="dxa" w:w="90"/>
+              <w:left w:type="dxa" w:w="130"/>
+              <w:bottom w:type="dxa" w:w="90"/>
+              <w:right w:type="dxa" w:w="130"/>
+            </w:tcMar>
+          </w:tcPr>
+          <w:p>
+            <w:pPr>
+              <w:jc w:val="left"/>
+            </w:pPr>
+            <w:r>
+              <w:rPr>
+                <w:rFonts w:ascii="Calibri" w:cs="Calibri" w:eastAsia="Calibri" w:hAnsi="Calibri"/>
+                <w:b w:val="false"/>
+                <w:bCs w:val="false"/>
+                <w:i w:val="false"/>
+                <w:iCs w:val="false"/>
+                <w:sz w:val="19"/>
+                <w:szCs w:val="19"/>
+              </w:rPr>
+              <w:t xml:space="preserve">Bangkok, Thailand</w:t>
+            </w:r>
+          </w:p>
+        </w:tc>
+        <w:tc>
+          <w:tcPr>
+            <w:tcW w:type="pct" w:w="500"/>
+            <w:tcBorders>
+              <w:top w:val="single" w:color="CBD5E1" w:sz="4"/>
+              <w:left w:val="single" w:color="CBD5E1" w:sz="4"/>
+              <w:bottom w:val="single" w:color="CBD5E1" w:sz="4"/>
+              <w:right w:val="single" w:color="CBD5E1" w:sz="4"/>
+            </w:tcBorders>
+            <w:tcMar>
+              <w:top w:type="dxa" w:w="90"/>
+              <w:left w:type="dxa" w:w="130"/>
+              <w:bottom w:type="dxa" w:w="90"/>
+              <w:right w:type="dxa" w:w="130"/>
+            </w:tcMar>
+          </w:tcPr>
+          <w:p>
+            <w:pPr>
+              <w:jc w:val="left"/>
+            </w:pPr>
+            <w:r>
+              <w:rPr>
+                <w:rFonts w:ascii="Calibri" w:cs="Calibri" w:eastAsia="Calibri" w:hAnsi="Calibri"/>
+                <w:b w:val="false"/>
+                <w:bCs w:val="false"/>
+                <w:i w:val="false"/>
+                <w:iCs w:val="false"/>
+                <w:sz w:val="19"/>
+                <w:szCs w:val="19"/>
+              </w:rPr>
+              <w:t xml:space="preserve">Jakarta, Indonesia</w:t>
+            </w:r>
+          </w:p>
+        </w:tc>
+        <w:tc>
+          <w:tcPr>
+            <w:tcW w:type="pct" w:w="500"/>
+            <w:tcBorders>
+              <w:top w:val="single" w:color="CBD5E1" w:sz="4"/>
+              <w:left w:val="single" w:color="CBD5E1" w:sz="4"/>
+              <w:bottom w:val="single" w:color="CBD5E1" w:sz="4"/>
+              <w:right w:val="single" w:color="CBD5E1" w:sz="4"/>
+            </w:tcBorders>
+            <w:tcMar>
+              <w:top w:type="dxa" w:w="90"/>
+              <w:left w:type="dxa" w:w="130"/>
+              <w:bottom w:type="dxa" w:w="90"/>
+              <w:right w:type="dxa" w:w="130"/>
+            </w:tcMar>
+          </w:tcPr>
+          <w:p>
+            <w:pPr>
+              <w:jc w:val="left"/>
+            </w:pPr>
+            <w:r>
+              <w:rPr>
+                <w:rFonts w:ascii="Calibri" w:cs="Calibri" w:eastAsia="Calibri" w:hAnsi="Calibri"/>
+                <w:b w:val="false"/>
+                <w:bCs w:val="false"/>
+                <w:i w:val="false"/>
+                <w:iCs w:val="false"/>
+                <w:sz w:val="19"/>
+                <w:szCs w:val="19"/>
+              </w:rPr>
+              <w:t xml:space="preserve">Manila, Filipina</w:t>
+            </w:r>
+          </w:p>
+        </w:tc>
+        <w:tc>
+          <w:tcPr>
+            <w:tcW w:type="pct" w:w="500"/>
+            <w:tcBorders>
+              <w:top w:val="single" w:color="CBD5E1" w:sz="4"/>
+              <w:left w:val="single" w:color="CBD5E1" w:sz="4"/>
+              <w:bottom w:val="single" w:color="CBD5E1" w:sz="4"/>
+              <w:right w:val="single" w:color="CBD5E1" w:sz="4"/>
+            </w:tcBorders>
+            <w:tcMar>
+              <w:top w:type="dxa" w:w="90"/>
+              <w:left w:type="dxa" w:w="130"/>
+              <w:bottom w:type="dxa" w:w="90"/>
+              <w:right w:type="dxa" w:w="130"/>
+            </w:tcMar>
+          </w:tcPr>
+          <w:p>
+            <w:pPr>
+              <w:jc w:val="left"/>
+            </w:pPr>
+            <w:r>
+              <w:rPr>
+                <w:rFonts w:ascii="Calibri" w:cs="Calibri" w:eastAsia="Calibri" w:hAnsi="Calibri"/>
+                <w:b w:val="false"/>
+                <w:bCs w:val="false"/>
+                <w:i w:val="false"/>
+                <w:iCs w:val="false"/>
+                <w:sz w:val="19"/>
+                <w:szCs w:val="19"/>
+              </w:rPr>
+              <w:t xml:space="preserve">Singapura</w:t>
+            </w:r>
+          </w:p>
+        </w:tc>
+        <w:tc>
+          <w:tcPr>
+            <w:tcW w:type="pct" w:w="300"/>
             <w:tcBorders>
               <w:top w:val="single" w:color="CBD5E1" w:sz="4"/>
               <w:left w:val="single" w:color="CBD5E1" w:sz="4"/>
@@ -1215,6 +1429,8 @@
                 <w:rFonts w:ascii="Calibri" w:cs="Calibri" w:eastAsia="Calibri" w:hAnsi="Calibri"/>
                 <w:b/>
                 <w:bCs/>
+                <w:i w:val="false"/>
+                <w:iCs w:val="false"/>
                 <w:sz w:val="19"/>
                 <w:szCs w:val="19"/>
               </w:rPr>
@@ -1226,7 +1442,7 @@
       <w:tr>
         <w:tc>
           <w:tcPr>
-            <w:tcW w:type="pct" w:w="300"/>
+            <w:tcW w:type="pct" w:w="250"/>
             <w:tcBorders>
               <w:top w:val="single" w:color="CBD5E1" w:sz="4"/>
               <w:left w:val="single" w:color="CBD5E1" w:sz="4"/>
@@ -1249,6 +1465,8 @@
                 <w:rFonts w:ascii="Calibri" w:cs="Calibri" w:eastAsia="Calibri" w:hAnsi="Calibri"/>
                 <w:b w:val="false"/>
                 <w:bCs w:val="false"/>
+                <w:i w:val="false"/>
+                <w:iCs w:val="false"/>
                 <w:sz w:val="19"/>
                 <w:szCs w:val="19"/>
               </w:rPr>
@@ -1281,176 +1499,188 @@
                 <w:rFonts w:ascii="Calibri" w:cs="Calibri" w:eastAsia="Calibri" w:hAnsi="Calibri"/>
                 <w:b/>
                 <w:bCs/>
-                <w:sz w:val="19"/>
-                <w:szCs w:val="19"/>
-              </w:rPr>
-              <w:t xml:space="preserve">Bahasa Indonesia</w:t>
-            </w:r>
-          </w:p>
-        </w:tc>
-        <w:tc>
-          <w:tcPr>
-            <w:tcW w:type="pct" w:w="1800"/>
-            <w:tcBorders>
-              <w:top w:val="single" w:color="CBD5E1" w:sz="4"/>
-              <w:left w:val="single" w:color="CBD5E1" w:sz="4"/>
-              <w:bottom w:val="single" w:color="CBD5E1" w:sz="4"/>
-              <w:right w:val="single" w:color="CBD5E1" w:sz="4"/>
-            </w:tcBorders>
-            <w:tcMar>
-              <w:top w:type="dxa" w:w="90"/>
-              <w:left w:type="dxa" w:w="130"/>
-              <w:bottom w:type="dxa" w:w="90"/>
-              <w:right w:type="dxa" w:w="130"/>
-            </w:tcMar>
-          </w:tcPr>
-          <w:p>
-            <w:pPr>
-              <w:jc w:val="left"/>
-            </w:pPr>
-            <w:r>
-              <w:rPr>
-                <w:rFonts w:ascii="Calibri" w:cs="Calibri" w:eastAsia="Calibri" w:hAnsi="Calibri"/>
-                <w:b w:val="false"/>
-                <w:bCs w:val="false"/>
-                <w:sz w:val="19"/>
-                <w:szCs w:val="19"/>
-              </w:rPr>
-              <w:t xml:space="preserve">Ide pokok atau gagasan yang menjadi dasar pengembangan sebuah paragraf disebut ...</w:t>
-            </w:r>
-          </w:p>
-        </w:tc>
-        <w:tc>
-          <w:tcPr>
-            <w:tcW w:type="pct" w:w="500"/>
-            <w:tcBorders>
-              <w:top w:val="single" w:color="CBD5E1" w:sz="4"/>
-              <w:left w:val="single" w:color="CBD5E1" w:sz="4"/>
-              <w:bottom w:val="single" w:color="CBD5E1" w:sz="4"/>
-              <w:right w:val="single" w:color="CBD5E1" w:sz="4"/>
-            </w:tcBorders>
-            <w:tcMar>
-              <w:top w:type="dxa" w:w="90"/>
-              <w:left w:type="dxa" w:w="130"/>
-              <w:bottom w:type="dxa" w:w="90"/>
-              <w:right w:type="dxa" w:w="130"/>
-            </w:tcMar>
-          </w:tcPr>
-          <w:p>
-            <w:pPr>
-              <w:jc w:val="left"/>
-            </w:pPr>
-            <w:r>
-              <w:rPr>
-                <w:rFonts w:ascii="Calibri" w:cs="Calibri" w:eastAsia="Calibri" w:hAnsi="Calibri"/>
-                <w:b w:val="false"/>
-                <w:bCs w:val="false"/>
-                <w:sz w:val="19"/>
-                <w:szCs w:val="19"/>
-              </w:rPr>
-              <w:t xml:space="preserve">Gagasan utama</w:t>
-            </w:r>
-          </w:p>
-        </w:tc>
-        <w:tc>
-          <w:tcPr>
-            <w:tcW w:type="pct" w:w="500"/>
-            <w:tcBorders>
-              <w:top w:val="single" w:color="CBD5E1" w:sz="4"/>
-              <w:left w:val="single" w:color="CBD5E1" w:sz="4"/>
-              <w:bottom w:val="single" w:color="CBD5E1" w:sz="4"/>
-              <w:right w:val="single" w:color="CBD5E1" w:sz="4"/>
-            </w:tcBorders>
-            <w:tcMar>
-              <w:top w:type="dxa" w:w="90"/>
-              <w:left w:type="dxa" w:w="130"/>
-              <w:bottom w:type="dxa" w:w="90"/>
-              <w:right w:type="dxa" w:w="130"/>
-            </w:tcMar>
-          </w:tcPr>
-          <w:p>
-            <w:pPr>
-              <w:jc w:val="left"/>
-            </w:pPr>
-            <w:r>
-              <w:rPr>
-                <w:rFonts w:ascii="Calibri" w:cs="Calibri" w:eastAsia="Calibri" w:hAnsi="Calibri"/>
-                <w:b w:val="false"/>
-                <w:bCs w:val="false"/>
-                <w:sz w:val="19"/>
-                <w:szCs w:val="19"/>
-              </w:rPr>
-              <w:t xml:space="preserve">Kalimat penjelas</w:t>
-            </w:r>
-          </w:p>
-        </w:tc>
-        <w:tc>
-          <w:tcPr>
-            <w:tcW w:type="pct" w:w="500"/>
-            <w:tcBorders>
-              <w:top w:val="single" w:color="CBD5E1" w:sz="4"/>
-              <w:left w:val="single" w:color="CBD5E1" w:sz="4"/>
-              <w:bottom w:val="single" w:color="CBD5E1" w:sz="4"/>
-              <w:right w:val="single" w:color="CBD5E1" w:sz="4"/>
-            </w:tcBorders>
-            <w:tcMar>
-              <w:top w:type="dxa" w:w="90"/>
-              <w:left w:type="dxa" w:w="130"/>
-              <w:bottom w:type="dxa" w:w="90"/>
-              <w:right w:type="dxa" w:w="130"/>
-            </w:tcMar>
-          </w:tcPr>
-          <w:p>
-            <w:pPr>
-              <w:jc w:val="left"/>
-            </w:pPr>
-            <w:r>
-              <w:rPr>
-                <w:rFonts w:ascii="Calibri" w:cs="Calibri" w:eastAsia="Calibri" w:hAnsi="Calibri"/>
-                <w:b w:val="false"/>
-                <w:bCs w:val="false"/>
-                <w:sz w:val="19"/>
-                <w:szCs w:val="19"/>
-              </w:rPr>
-              <w:t xml:space="preserve">Kesimpulan</w:t>
-            </w:r>
-          </w:p>
-        </w:tc>
-        <w:tc>
-          <w:tcPr>
-            <w:tcW w:type="pct" w:w="500"/>
-            <w:tcBorders>
-              <w:top w:val="single" w:color="CBD5E1" w:sz="4"/>
-              <w:left w:val="single" w:color="CBD5E1" w:sz="4"/>
-              <w:bottom w:val="single" w:color="CBD5E1" w:sz="4"/>
-              <w:right w:val="single" w:color="CBD5E1" w:sz="4"/>
-            </w:tcBorders>
-            <w:tcMar>
-              <w:top w:type="dxa" w:w="90"/>
-              <w:left w:type="dxa" w:w="130"/>
-              <w:bottom w:type="dxa" w:w="90"/>
-              <w:right w:type="dxa" w:w="130"/>
-            </w:tcMar>
-          </w:tcPr>
-          <w:p>
-            <w:pPr>
-              <w:jc w:val="left"/>
-            </w:pPr>
-            <w:r>
-              <w:rPr>
-                <w:rFonts w:ascii="Calibri" w:cs="Calibri" w:eastAsia="Calibri" w:hAnsi="Calibri"/>
-                <w:b w:val="false"/>
-                <w:bCs w:val="false"/>
-                <w:sz w:val="19"/>
-                <w:szCs w:val="19"/>
-              </w:rPr>
-              <w:t xml:space="preserve">Ringkasan</w:t>
-            </w:r>
-          </w:p>
-        </w:tc>
-        <w:tc>
-          <w:tcPr>
-            <w:tcW w:type="pct" w:w="400"/>
+                <w:i w:val="false"/>
+                <w:iCs w:val="false"/>
+                <w:sz w:val="19"/>
+                <w:szCs w:val="19"/>
+              </w:rPr>
+              <w:t xml:space="preserve">Matematika</w:t>
+            </w:r>
+          </w:p>
+        </w:tc>
+        <w:tc>
+          <w:tcPr>
+            <w:tcW w:type="pct" w:w="1850"/>
+            <w:tcBorders>
+              <w:top w:val="single" w:color="CBD5E1" w:sz="4"/>
+              <w:left w:val="single" w:color="CBD5E1" w:sz="4"/>
+              <w:bottom w:val="single" w:color="CBD5E1" w:sz="4"/>
+              <w:right w:val="single" w:color="CBD5E1" w:sz="4"/>
+            </w:tcBorders>
+            <w:tcMar>
+              <w:top w:type="dxa" w:w="90"/>
+              <w:left w:type="dxa" w:w="130"/>
+              <w:bottom w:type="dxa" w:w="90"/>
+              <w:right w:type="dxa" w:w="130"/>
+            </w:tcMar>
+          </w:tcPr>
+          <w:p>
+            <w:pPr>
+              <w:jc w:val="left"/>
+            </w:pPr>
+            <w:r>
+              <w:rPr>
+                <w:rFonts w:ascii="Calibri" w:cs="Calibri" w:eastAsia="Calibri" w:hAnsi="Calibri"/>
+                <w:b w:val="false"/>
+                <w:bCs w:val="false"/>
+                <w:i w:val="false"/>
+                <w:iCs w:val="false"/>
+                <w:sz w:val="19"/>
+                <w:szCs w:val="19"/>
+              </w:rPr>
+              <w:t xml:space="preserve">Hasil dari operasi penjumlahan pecahan $\frac{1}{2} + \frac{1}{4}$ adalah ...</w:t>
+            </w:r>
+          </w:p>
+        </w:tc>
+        <w:tc>
+          <w:tcPr>
+            <w:tcW w:type="pct" w:w="500"/>
+            <w:tcBorders>
+              <w:top w:val="single" w:color="CBD5E1" w:sz="4"/>
+              <w:left w:val="single" w:color="CBD5E1" w:sz="4"/>
+              <w:bottom w:val="single" w:color="CBD5E1" w:sz="4"/>
+              <w:right w:val="single" w:color="CBD5E1" w:sz="4"/>
+            </w:tcBorders>
+            <w:tcMar>
+              <w:top w:type="dxa" w:w="90"/>
+              <w:left w:type="dxa" w:w="130"/>
+              <w:bottom w:type="dxa" w:w="90"/>
+              <w:right w:type="dxa" w:w="130"/>
+            </w:tcMar>
+          </w:tcPr>
+          <w:p>
+            <w:pPr>
+              <w:jc w:val="left"/>
+            </w:pPr>
+            <w:r>
+              <w:rPr>
+                <w:rFonts w:ascii="Calibri" w:cs="Calibri" w:eastAsia="Calibri" w:hAnsi="Calibri"/>
+                <w:b w:val="false"/>
+                <w:bCs w:val="false"/>
+                <w:i w:val="false"/>
+                <w:iCs w:val="false"/>
+                <w:sz w:val="19"/>
+                <w:szCs w:val="19"/>
+              </w:rPr>
+              <w:t xml:space="preserve">$\frac{3}{4}$</w:t>
+            </w:r>
+          </w:p>
+        </w:tc>
+        <w:tc>
+          <w:tcPr>
+            <w:tcW w:type="pct" w:w="500"/>
+            <w:tcBorders>
+              <w:top w:val="single" w:color="CBD5E1" w:sz="4"/>
+              <w:left w:val="single" w:color="CBD5E1" w:sz="4"/>
+              <w:bottom w:val="single" w:color="CBD5E1" w:sz="4"/>
+              <w:right w:val="single" w:color="CBD5E1" w:sz="4"/>
+            </w:tcBorders>
+            <w:tcMar>
+              <w:top w:type="dxa" w:w="90"/>
+              <w:left w:type="dxa" w:w="130"/>
+              <w:bottom w:type="dxa" w:w="90"/>
+              <w:right w:type="dxa" w:w="130"/>
+            </w:tcMar>
+          </w:tcPr>
+          <w:p>
+            <w:pPr>
+              <w:jc w:val="left"/>
+            </w:pPr>
+            <w:r>
+              <w:rPr>
+                <w:rFonts w:ascii="Calibri" w:cs="Calibri" w:eastAsia="Calibri" w:hAnsi="Calibri"/>
+                <w:b w:val="false"/>
+                <w:bCs w:val="false"/>
+                <w:i w:val="false"/>
+                <w:iCs w:val="false"/>
+                <w:sz w:val="19"/>
+                <w:szCs w:val="19"/>
+              </w:rPr>
+              <w:t xml:space="preserve">$\frac{2}{6}$</w:t>
+            </w:r>
+          </w:p>
+        </w:tc>
+        <w:tc>
+          <w:tcPr>
+            <w:tcW w:type="pct" w:w="500"/>
+            <w:tcBorders>
+              <w:top w:val="single" w:color="CBD5E1" w:sz="4"/>
+              <w:left w:val="single" w:color="CBD5E1" w:sz="4"/>
+              <w:bottom w:val="single" w:color="CBD5E1" w:sz="4"/>
+              <w:right w:val="single" w:color="CBD5E1" w:sz="4"/>
+            </w:tcBorders>
+            <w:tcMar>
+              <w:top w:type="dxa" w:w="90"/>
+              <w:left w:type="dxa" w:w="130"/>
+              <w:bottom w:type="dxa" w:w="90"/>
+              <w:right w:type="dxa" w:w="130"/>
+            </w:tcMar>
+          </w:tcPr>
+          <w:p>
+            <w:pPr>
+              <w:jc w:val="left"/>
+            </w:pPr>
+            <w:r>
+              <w:rPr>
+                <w:rFonts w:ascii="Calibri" w:cs="Calibri" w:eastAsia="Calibri" w:hAnsi="Calibri"/>
+                <w:b w:val="false"/>
+                <w:bCs w:val="false"/>
+                <w:i w:val="false"/>
+                <w:iCs w:val="false"/>
+                <w:sz w:val="19"/>
+                <w:szCs w:val="19"/>
+              </w:rPr>
+              <w:t xml:space="preserve">$\frac{1}{6}$</w:t>
+            </w:r>
+          </w:p>
+        </w:tc>
+        <w:tc>
+          <w:tcPr>
+            <w:tcW w:type="pct" w:w="500"/>
+            <w:tcBorders>
+              <w:top w:val="single" w:color="CBD5E1" w:sz="4"/>
+              <w:left w:val="single" w:color="CBD5E1" w:sz="4"/>
+              <w:bottom w:val="single" w:color="CBD5E1" w:sz="4"/>
+              <w:right w:val="single" w:color="CBD5E1" w:sz="4"/>
+            </w:tcBorders>
+            <w:tcMar>
+              <w:top w:type="dxa" w:w="90"/>
+              <w:left w:type="dxa" w:w="130"/>
+              <w:bottom w:type="dxa" w:w="90"/>
+              <w:right w:type="dxa" w:w="130"/>
+            </w:tcMar>
+          </w:tcPr>
+          <w:p>
+            <w:pPr>
+              <w:jc w:val="left"/>
+            </w:pPr>
+            <w:r>
+              <w:rPr>
+                <w:rFonts w:ascii="Calibri" w:cs="Calibri" w:eastAsia="Calibri" w:hAnsi="Calibri"/>
+                <w:b w:val="false"/>
+                <w:bCs w:val="false"/>
+                <w:i w:val="false"/>
+                <w:iCs w:val="false"/>
+                <w:sz w:val="19"/>
+                <w:szCs w:val="19"/>
+              </w:rPr>
+              <w:t xml:space="preserve">$1$</w:t>
+            </w:r>
+          </w:p>
+        </w:tc>
+        <w:tc>
+          <w:tcPr>
+            <w:tcW w:type="pct" w:w="300"/>
             <w:tcBorders>
               <w:top w:val="single" w:color="CBD5E1" w:sz="4"/>
               <w:left w:val="single" w:color="CBD5E1" w:sz="4"/>
@@ -1473,6 +1703,8 @@
                 <w:rFonts w:ascii="Calibri" w:cs="Calibri" w:eastAsia="Calibri" w:hAnsi="Calibri"/>
                 <w:b/>
                 <w:bCs/>
+                <w:i w:val="false"/>
+                <w:iCs w:val="false"/>
                 <w:sz w:val="19"/>
                 <w:szCs w:val="19"/>
               </w:rPr>
@@ -1484,7 +1716,7 @@
       <w:tr>
         <w:tc>
           <w:tcPr>
-            <w:tcW w:type="pct" w:w="300"/>
+            <w:tcW w:type="pct" w:w="250"/>
             <w:tcBorders>
               <w:top w:val="single" w:color="CBD5E1" w:sz="4"/>
               <w:left w:val="single" w:color="CBD5E1" w:sz="4"/>
@@ -1507,6 +1739,8 @@
                 <w:rFonts w:ascii="Calibri" w:cs="Calibri" w:eastAsia="Calibri" w:hAnsi="Calibri"/>
                 <w:b w:val="false"/>
                 <w:bCs w:val="false"/>
+                <w:i w:val="false"/>
+                <w:iCs w:val="false"/>
                 <w:sz w:val="19"/>
                 <w:szCs w:val="19"/>
               </w:rPr>
@@ -1539,176 +1773,188 @@
                 <w:rFonts w:ascii="Calibri" w:cs="Calibri" w:eastAsia="Calibri" w:hAnsi="Calibri"/>
                 <w:b/>
                 <w:bCs/>
-                <w:sz w:val="19"/>
-                <w:szCs w:val="19"/>
-              </w:rPr>
-              <w:t xml:space="preserve">PPKn</w:t>
-            </w:r>
-          </w:p>
-        </w:tc>
-        <w:tc>
-          <w:tcPr>
-            <w:tcW w:type="pct" w:w="1800"/>
-            <w:tcBorders>
-              <w:top w:val="single" w:color="CBD5E1" w:sz="4"/>
-              <w:left w:val="single" w:color="CBD5E1" w:sz="4"/>
-              <w:bottom w:val="single" w:color="CBD5E1" w:sz="4"/>
-              <w:right w:val="single" w:color="CBD5E1" w:sz="4"/>
-            </w:tcBorders>
-            <w:tcMar>
-              <w:top w:type="dxa" w:w="90"/>
-              <w:left w:type="dxa" w:w="130"/>
-              <w:bottom w:type="dxa" w:w="90"/>
-              <w:right w:type="dxa" w:w="130"/>
-            </w:tcMar>
-          </w:tcPr>
-          <w:p>
-            <w:pPr>
-              <w:jc w:val="left"/>
-            </w:pPr>
-            <w:r>
-              <w:rPr>
-                <w:rFonts w:ascii="Calibri" w:cs="Calibri" w:eastAsia="Calibri" w:hAnsi="Calibri"/>
-                <w:b w:val="false"/>
-                <w:bCs w:val="false"/>
-                <w:sz w:val="19"/>
-                <w:szCs w:val="19"/>
-              </w:rPr>
-              <w:t xml:space="preserve">Lambang sila ke-3 Pancasila (Persatuan Indonesia) adalah ...</w:t>
-            </w:r>
-          </w:p>
-        </w:tc>
-        <w:tc>
-          <w:tcPr>
-            <w:tcW w:type="pct" w:w="500"/>
-            <w:tcBorders>
-              <w:top w:val="single" w:color="CBD5E1" w:sz="4"/>
-              <w:left w:val="single" w:color="CBD5E1" w:sz="4"/>
-              <w:bottom w:val="single" w:color="CBD5E1" w:sz="4"/>
-              <w:right w:val="single" w:color="CBD5E1" w:sz="4"/>
-            </w:tcBorders>
-            <w:tcMar>
-              <w:top w:type="dxa" w:w="90"/>
-              <w:left w:type="dxa" w:w="130"/>
-              <w:bottom w:type="dxa" w:w="90"/>
-              <w:right w:type="dxa" w:w="130"/>
-            </w:tcMar>
-          </w:tcPr>
-          <w:p>
-            <w:pPr>
-              <w:jc w:val="left"/>
-            </w:pPr>
-            <w:r>
-              <w:rPr>
-                <w:rFonts w:ascii="Calibri" w:cs="Calibri" w:eastAsia="Calibri" w:hAnsi="Calibri"/>
-                <w:b w:val="false"/>
-                <w:bCs w:val="false"/>
-                <w:sz w:val="19"/>
-                <w:szCs w:val="19"/>
-              </w:rPr>
-              <w:t xml:space="preserve">Pohon Beringin</w:t>
-            </w:r>
-          </w:p>
-        </w:tc>
-        <w:tc>
-          <w:tcPr>
-            <w:tcW w:type="pct" w:w="500"/>
-            <w:tcBorders>
-              <w:top w:val="single" w:color="CBD5E1" w:sz="4"/>
-              <w:left w:val="single" w:color="CBD5E1" w:sz="4"/>
-              <w:bottom w:val="single" w:color="CBD5E1" w:sz="4"/>
-              <w:right w:val="single" w:color="CBD5E1" w:sz="4"/>
-            </w:tcBorders>
-            <w:tcMar>
-              <w:top w:type="dxa" w:w="90"/>
-              <w:left w:type="dxa" w:w="130"/>
-              <w:bottom w:type="dxa" w:w="90"/>
-              <w:right w:type="dxa" w:w="130"/>
-            </w:tcMar>
-          </w:tcPr>
-          <w:p>
-            <w:pPr>
-              <w:jc w:val="left"/>
-            </w:pPr>
-            <w:r>
-              <w:rPr>
-                <w:rFonts w:ascii="Calibri" w:cs="Calibri" w:eastAsia="Calibri" w:hAnsi="Calibri"/>
-                <w:b w:val="false"/>
-                <w:bCs w:val="false"/>
-                <w:sz w:val="19"/>
-                <w:szCs w:val="19"/>
-              </w:rPr>
-              <w:t xml:space="preserve">Bintang</w:t>
-            </w:r>
-          </w:p>
-        </w:tc>
-        <w:tc>
-          <w:tcPr>
-            <w:tcW w:type="pct" w:w="500"/>
-            <w:tcBorders>
-              <w:top w:val="single" w:color="CBD5E1" w:sz="4"/>
-              <w:left w:val="single" w:color="CBD5E1" w:sz="4"/>
-              <w:bottom w:val="single" w:color="CBD5E1" w:sz="4"/>
-              <w:right w:val="single" w:color="CBD5E1" w:sz="4"/>
-            </w:tcBorders>
-            <w:tcMar>
-              <w:top w:type="dxa" w:w="90"/>
-              <w:left w:type="dxa" w:w="130"/>
-              <w:bottom w:type="dxa" w:w="90"/>
-              <w:right w:type="dxa" w:w="130"/>
-            </w:tcMar>
-          </w:tcPr>
-          <w:p>
-            <w:pPr>
-              <w:jc w:val="left"/>
-            </w:pPr>
-            <w:r>
-              <w:rPr>
-                <w:rFonts w:ascii="Calibri" w:cs="Calibri" w:eastAsia="Calibri" w:hAnsi="Calibri"/>
-                <w:b w:val="false"/>
-                <w:bCs w:val="false"/>
-                <w:sz w:val="19"/>
-                <w:szCs w:val="19"/>
-              </w:rPr>
-              <w:t xml:space="preserve">Rantai Emas</w:t>
-            </w:r>
-          </w:p>
-        </w:tc>
-        <w:tc>
-          <w:tcPr>
-            <w:tcW w:type="pct" w:w="500"/>
-            <w:tcBorders>
-              <w:top w:val="single" w:color="CBD5E1" w:sz="4"/>
-              <w:left w:val="single" w:color="CBD5E1" w:sz="4"/>
-              <w:bottom w:val="single" w:color="CBD5E1" w:sz="4"/>
-              <w:right w:val="single" w:color="CBD5E1" w:sz="4"/>
-            </w:tcBorders>
-            <w:tcMar>
-              <w:top w:type="dxa" w:w="90"/>
-              <w:left w:type="dxa" w:w="130"/>
-              <w:bottom w:type="dxa" w:w="90"/>
-              <w:right w:type="dxa" w:w="130"/>
-            </w:tcMar>
-          </w:tcPr>
-          <w:p>
-            <w:pPr>
-              <w:jc w:val="left"/>
-            </w:pPr>
-            <w:r>
-              <w:rPr>
-                <w:rFonts w:ascii="Calibri" w:cs="Calibri" w:eastAsia="Calibri" w:hAnsi="Calibri"/>
-                <w:b w:val="false"/>
-                <w:bCs w:val="false"/>
-                <w:sz w:val="19"/>
-                <w:szCs w:val="19"/>
-              </w:rPr>
-              <w:t xml:space="preserve">Padi dan Kapas</w:t>
-            </w:r>
-          </w:p>
-        </w:tc>
-        <w:tc>
-          <w:tcPr>
-            <w:tcW w:type="pct" w:w="400"/>
+                <w:i w:val="false"/>
+                <w:iCs w:val="false"/>
+                <w:sz w:val="19"/>
+                <w:szCs w:val="19"/>
+              </w:rPr>
+              <w:t xml:space="preserve">Matematika</w:t>
+            </w:r>
+          </w:p>
+        </w:tc>
+        <w:tc>
+          <w:tcPr>
+            <w:tcW w:type="pct" w:w="1850"/>
+            <w:tcBorders>
+              <w:top w:val="single" w:color="CBD5E1" w:sz="4"/>
+              <w:left w:val="single" w:color="CBD5E1" w:sz="4"/>
+              <w:bottom w:val="single" w:color="CBD5E1" w:sz="4"/>
+              <w:right w:val="single" w:color="CBD5E1" w:sz="4"/>
+            </w:tcBorders>
+            <w:tcMar>
+              <w:top w:type="dxa" w:w="90"/>
+              <w:left w:type="dxa" w:w="130"/>
+              <w:bottom w:type="dxa" w:w="90"/>
+              <w:right w:type="dxa" w:w="130"/>
+            </w:tcMar>
+          </w:tcPr>
+          <w:p>
+            <w:pPr>
+              <w:jc w:val="left"/>
+            </w:pPr>
+            <w:r>
+              <w:rPr>
+                <w:rFonts w:ascii="Calibri" w:cs="Calibri" w:eastAsia="Calibri" w:hAnsi="Calibri"/>
+                <w:b w:val="false"/>
+                <w:bCs w:val="false"/>
+                <w:i w:val="false"/>
+                <w:iCs w:val="false"/>
+                <w:sz w:val="19"/>
+                <w:szCs w:val="19"/>
+              </w:rPr>
+              <w:t xml:space="preserve">Jika $3x - 5 = 16$, maka nilai $x$ yang memenuhi persamaan tersebut adalah ...</w:t>
+            </w:r>
+          </w:p>
+        </w:tc>
+        <w:tc>
+          <w:tcPr>
+            <w:tcW w:type="pct" w:w="500"/>
+            <w:tcBorders>
+              <w:top w:val="single" w:color="CBD5E1" w:sz="4"/>
+              <w:left w:val="single" w:color="CBD5E1" w:sz="4"/>
+              <w:bottom w:val="single" w:color="CBD5E1" w:sz="4"/>
+              <w:right w:val="single" w:color="CBD5E1" w:sz="4"/>
+            </w:tcBorders>
+            <w:tcMar>
+              <w:top w:type="dxa" w:w="90"/>
+              <w:left w:type="dxa" w:w="130"/>
+              <w:bottom w:type="dxa" w:w="90"/>
+              <w:right w:type="dxa" w:w="130"/>
+            </w:tcMar>
+          </w:tcPr>
+          <w:p>
+            <w:pPr>
+              <w:jc w:val="left"/>
+            </w:pPr>
+            <w:r>
+              <w:rPr>
+                <w:rFonts w:ascii="Calibri" w:cs="Calibri" w:eastAsia="Calibri" w:hAnsi="Calibri"/>
+                <w:b w:val="false"/>
+                <w:bCs w:val="false"/>
+                <w:i w:val="false"/>
+                <w:iCs w:val="false"/>
+                <w:sz w:val="19"/>
+                <w:szCs w:val="19"/>
+              </w:rPr>
+              <w:t xml:space="preserve">7</w:t>
+            </w:r>
+          </w:p>
+        </w:tc>
+        <w:tc>
+          <w:tcPr>
+            <w:tcW w:type="pct" w:w="500"/>
+            <w:tcBorders>
+              <w:top w:val="single" w:color="CBD5E1" w:sz="4"/>
+              <w:left w:val="single" w:color="CBD5E1" w:sz="4"/>
+              <w:bottom w:val="single" w:color="CBD5E1" w:sz="4"/>
+              <w:right w:val="single" w:color="CBD5E1" w:sz="4"/>
+            </w:tcBorders>
+            <w:tcMar>
+              <w:top w:type="dxa" w:w="90"/>
+              <w:left w:type="dxa" w:w="130"/>
+              <w:bottom w:type="dxa" w:w="90"/>
+              <w:right w:type="dxa" w:w="130"/>
+            </w:tcMar>
+          </w:tcPr>
+          <w:p>
+            <w:pPr>
+              <w:jc w:val="left"/>
+            </w:pPr>
+            <w:r>
+              <w:rPr>
+                <w:rFonts w:ascii="Calibri" w:cs="Calibri" w:eastAsia="Calibri" w:hAnsi="Calibri"/>
+                <w:b w:val="false"/>
+                <w:bCs w:val="false"/>
+                <w:i w:val="false"/>
+                <w:iCs w:val="false"/>
+                <w:sz w:val="19"/>
+                <w:szCs w:val="19"/>
+              </w:rPr>
+              <w:t xml:space="preserve">5</w:t>
+            </w:r>
+          </w:p>
+        </w:tc>
+        <w:tc>
+          <w:tcPr>
+            <w:tcW w:type="pct" w:w="500"/>
+            <w:tcBorders>
+              <w:top w:val="single" w:color="CBD5E1" w:sz="4"/>
+              <w:left w:val="single" w:color="CBD5E1" w:sz="4"/>
+              <w:bottom w:val="single" w:color="CBD5E1" w:sz="4"/>
+              <w:right w:val="single" w:color="CBD5E1" w:sz="4"/>
+            </w:tcBorders>
+            <w:tcMar>
+              <w:top w:type="dxa" w:w="90"/>
+              <w:left w:type="dxa" w:w="130"/>
+              <w:bottom w:type="dxa" w:w="90"/>
+              <w:right w:type="dxa" w:w="130"/>
+            </w:tcMar>
+          </w:tcPr>
+          <w:p>
+            <w:pPr>
+              <w:jc w:val="left"/>
+            </w:pPr>
+            <w:r>
+              <w:rPr>
+                <w:rFonts w:ascii="Calibri" w:cs="Calibri" w:eastAsia="Calibri" w:hAnsi="Calibri"/>
+                <w:b w:val="false"/>
+                <w:bCs w:val="false"/>
+                <w:i w:val="false"/>
+                <w:iCs w:val="false"/>
+                <w:sz w:val="19"/>
+                <w:szCs w:val="19"/>
+              </w:rPr>
+              <w:t xml:space="preserve">6</w:t>
+            </w:r>
+          </w:p>
+        </w:tc>
+        <w:tc>
+          <w:tcPr>
+            <w:tcW w:type="pct" w:w="500"/>
+            <w:tcBorders>
+              <w:top w:val="single" w:color="CBD5E1" w:sz="4"/>
+              <w:left w:val="single" w:color="CBD5E1" w:sz="4"/>
+              <w:bottom w:val="single" w:color="CBD5E1" w:sz="4"/>
+              <w:right w:val="single" w:color="CBD5E1" w:sz="4"/>
+            </w:tcBorders>
+            <w:tcMar>
+              <w:top w:type="dxa" w:w="90"/>
+              <w:left w:type="dxa" w:w="130"/>
+              <w:bottom w:type="dxa" w:w="90"/>
+              <w:right w:type="dxa" w:w="130"/>
+            </w:tcMar>
+          </w:tcPr>
+          <w:p>
+            <w:pPr>
+              <w:jc w:val="left"/>
+            </w:pPr>
+            <w:r>
+              <w:rPr>
+                <w:rFonts w:ascii="Calibri" w:cs="Calibri" w:eastAsia="Calibri" w:hAnsi="Calibri"/>
+                <w:b w:val="false"/>
+                <w:bCs w:val="false"/>
+                <w:i w:val="false"/>
+                <w:iCs w:val="false"/>
+                <w:sz w:val="19"/>
+                <w:szCs w:val="19"/>
+              </w:rPr>
+              <w:t xml:space="preserve">9</w:t>
+            </w:r>
+          </w:p>
+        </w:tc>
+        <w:tc>
+          <w:tcPr>
+            <w:tcW w:type="pct" w:w="300"/>
             <w:tcBorders>
               <w:top w:val="single" w:color="CBD5E1" w:sz="4"/>
               <w:left w:val="single" w:color="CBD5E1" w:sz="4"/>
@@ -1731,6 +1977,8 @@
                 <w:rFonts w:ascii="Calibri" w:cs="Calibri" w:eastAsia="Calibri" w:hAnsi="Calibri"/>
                 <w:b/>
                 <w:bCs/>
+                <w:i w:val="false"/>
+                <w:iCs w:val="false"/>
                 <w:sz w:val="19"/>
                 <w:szCs w:val="19"/>
               </w:rPr>
@@ -1742,7 +1990,7 @@
       <w:tr>
         <w:tc>
           <w:tcPr>
-            <w:tcW w:type="pct" w:w="300"/>
+            <w:tcW w:type="pct" w:w="250"/>
             <w:tcBorders>
               <w:top w:val="single" w:color="CBD5E1" w:sz="4"/>
               <w:left w:val="single" w:color="CBD5E1" w:sz="4"/>
@@ -1765,6 +2013,8 @@
                 <w:rFonts w:ascii="Calibri" w:cs="Calibri" w:eastAsia="Calibri" w:hAnsi="Calibri"/>
                 <w:b w:val="false"/>
                 <w:bCs w:val="false"/>
+                <w:i w:val="false"/>
+                <w:iCs w:val="false"/>
                 <w:sz w:val="19"/>
                 <w:szCs w:val="19"/>
               </w:rPr>
@@ -1797,176 +2047,188 @@
                 <w:rFonts w:ascii="Calibri" w:cs="Calibri" w:eastAsia="Calibri" w:hAnsi="Calibri"/>
                 <w:b/>
                 <w:bCs/>
-                <w:sz w:val="19"/>
-                <w:szCs w:val="19"/>
-              </w:rPr>
-              <w:t xml:space="preserve">IPS</w:t>
-            </w:r>
-          </w:p>
-        </w:tc>
-        <w:tc>
-          <w:tcPr>
-            <w:tcW w:type="pct" w:w="1800"/>
-            <w:tcBorders>
-              <w:top w:val="single" w:color="CBD5E1" w:sz="4"/>
-              <w:left w:val="single" w:color="CBD5E1" w:sz="4"/>
-              <w:bottom w:val="single" w:color="CBD5E1" w:sz="4"/>
-              <w:right w:val="single" w:color="CBD5E1" w:sz="4"/>
-            </w:tcBorders>
-            <w:tcMar>
-              <w:top w:type="dxa" w:w="90"/>
-              <w:left w:type="dxa" w:w="130"/>
-              <w:bottom w:type="dxa" w:w="90"/>
-              <w:right w:type="dxa" w:w="130"/>
-            </w:tcMar>
-          </w:tcPr>
-          <w:p>
-            <w:pPr>
-              <w:jc w:val="left"/>
-            </w:pPr>
-            <w:r>
-              <w:rPr>
-                <w:rFonts w:ascii="Calibri" w:cs="Calibri" w:eastAsia="Calibri" w:hAnsi="Calibri"/>
-                <w:b w:val="false"/>
-                <w:bCs w:val="false"/>
-                <w:sz w:val="19"/>
-                <w:szCs w:val="19"/>
-              </w:rPr>
-              <w:t xml:space="preserve">Organisasi negara-negara Asia Tenggara (ASEAN) didirikan pada tanggal 8 Agustus 1967 di kota ...</w:t>
-            </w:r>
-          </w:p>
-        </w:tc>
-        <w:tc>
-          <w:tcPr>
-            <w:tcW w:type="pct" w:w="500"/>
-            <w:tcBorders>
-              <w:top w:val="single" w:color="CBD5E1" w:sz="4"/>
-              <w:left w:val="single" w:color="CBD5E1" w:sz="4"/>
-              <w:bottom w:val="single" w:color="CBD5E1" w:sz="4"/>
-              <w:right w:val="single" w:color="CBD5E1" w:sz="4"/>
-            </w:tcBorders>
-            <w:tcMar>
-              <w:top w:type="dxa" w:w="90"/>
-              <w:left w:type="dxa" w:w="130"/>
-              <w:bottom w:type="dxa" w:w="90"/>
-              <w:right w:type="dxa" w:w="130"/>
-            </w:tcMar>
-          </w:tcPr>
-          <w:p>
-            <w:pPr>
-              <w:jc w:val="left"/>
-            </w:pPr>
-            <w:r>
-              <w:rPr>
-                <w:rFonts w:ascii="Calibri" w:cs="Calibri" w:eastAsia="Calibri" w:hAnsi="Calibri"/>
-                <w:b w:val="false"/>
-                <w:bCs w:val="false"/>
-                <w:sz w:val="19"/>
-                <w:szCs w:val="19"/>
-              </w:rPr>
-              <w:t xml:space="preserve">Bangkok</w:t>
-            </w:r>
-          </w:p>
-        </w:tc>
-        <w:tc>
-          <w:tcPr>
-            <w:tcW w:type="pct" w:w="500"/>
-            <w:tcBorders>
-              <w:top w:val="single" w:color="CBD5E1" w:sz="4"/>
-              <w:left w:val="single" w:color="CBD5E1" w:sz="4"/>
-              <w:bottom w:val="single" w:color="CBD5E1" w:sz="4"/>
-              <w:right w:val="single" w:color="CBD5E1" w:sz="4"/>
-            </w:tcBorders>
-            <w:tcMar>
-              <w:top w:type="dxa" w:w="90"/>
-              <w:left w:type="dxa" w:w="130"/>
-              <w:bottom w:type="dxa" w:w="90"/>
-              <w:right w:type="dxa" w:w="130"/>
-            </w:tcMar>
-          </w:tcPr>
-          <w:p>
-            <w:pPr>
-              <w:jc w:val="left"/>
-            </w:pPr>
-            <w:r>
-              <w:rPr>
-                <w:rFonts w:ascii="Calibri" w:cs="Calibri" w:eastAsia="Calibri" w:hAnsi="Calibri"/>
-                <w:b w:val="false"/>
-                <w:bCs w:val="false"/>
-                <w:sz w:val="19"/>
-                <w:szCs w:val="19"/>
-              </w:rPr>
-              <w:t xml:space="preserve">Jakarta</w:t>
-            </w:r>
-          </w:p>
-        </w:tc>
-        <w:tc>
-          <w:tcPr>
-            <w:tcW w:type="pct" w:w="500"/>
-            <w:tcBorders>
-              <w:top w:val="single" w:color="CBD5E1" w:sz="4"/>
-              <w:left w:val="single" w:color="CBD5E1" w:sz="4"/>
-              <w:bottom w:val="single" w:color="CBD5E1" w:sz="4"/>
-              <w:right w:val="single" w:color="CBD5E1" w:sz="4"/>
-            </w:tcBorders>
-            <w:tcMar>
-              <w:top w:type="dxa" w:w="90"/>
-              <w:left w:type="dxa" w:w="130"/>
-              <w:bottom w:type="dxa" w:w="90"/>
-              <w:right w:type="dxa" w:w="130"/>
-            </w:tcMar>
-          </w:tcPr>
-          <w:p>
-            <w:pPr>
-              <w:jc w:val="left"/>
-            </w:pPr>
-            <w:r>
-              <w:rPr>
-                <w:rFonts w:ascii="Calibri" w:cs="Calibri" w:eastAsia="Calibri" w:hAnsi="Calibri"/>
-                <w:b w:val="false"/>
-                <w:bCs w:val="false"/>
-                <w:sz w:val="19"/>
-                <w:szCs w:val="19"/>
-              </w:rPr>
-              <w:t xml:space="preserve">Manila</w:t>
-            </w:r>
-          </w:p>
-        </w:tc>
-        <w:tc>
-          <w:tcPr>
-            <w:tcW w:type="pct" w:w="500"/>
-            <w:tcBorders>
-              <w:top w:val="single" w:color="CBD5E1" w:sz="4"/>
-              <w:left w:val="single" w:color="CBD5E1" w:sz="4"/>
-              <w:bottom w:val="single" w:color="CBD5E1" w:sz="4"/>
-              <w:right w:val="single" w:color="CBD5E1" w:sz="4"/>
-            </w:tcBorders>
-            <w:tcMar>
-              <w:top w:type="dxa" w:w="90"/>
-              <w:left w:type="dxa" w:w="130"/>
-              <w:bottom w:type="dxa" w:w="90"/>
-              <w:right w:type="dxa" w:w="130"/>
-            </w:tcMar>
-          </w:tcPr>
-          <w:p>
-            <w:pPr>
-              <w:jc w:val="left"/>
-            </w:pPr>
-            <w:r>
-              <w:rPr>
-                <w:rFonts w:ascii="Calibri" w:cs="Calibri" w:eastAsia="Calibri" w:hAnsi="Calibri"/>
-                <w:b w:val="false"/>
-                <w:bCs w:val="false"/>
-                <w:sz w:val="19"/>
-                <w:szCs w:val="19"/>
-              </w:rPr>
-              <w:t xml:space="preserve">Singapura</w:t>
-            </w:r>
-          </w:p>
-        </w:tc>
-        <w:tc>
-          <w:tcPr>
-            <w:tcW w:type="pct" w:w="400"/>
+                <w:i w:val="false"/>
+                <w:iCs w:val="false"/>
+                <w:sz w:val="19"/>
+                <w:szCs w:val="19"/>
+              </w:rPr>
+              <w:t xml:space="preserve">Matematika</w:t>
+            </w:r>
+          </w:p>
+        </w:tc>
+        <w:tc>
+          <w:tcPr>
+            <w:tcW w:type="pct" w:w="1850"/>
+            <w:tcBorders>
+              <w:top w:val="single" w:color="CBD5E1" w:sz="4"/>
+              <w:left w:val="single" w:color="CBD5E1" w:sz="4"/>
+              <w:bottom w:val="single" w:color="CBD5E1" w:sz="4"/>
+              <w:right w:val="single" w:color="CBD5E1" w:sz="4"/>
+            </w:tcBorders>
+            <w:tcMar>
+              <w:top w:type="dxa" w:w="90"/>
+              <w:left w:type="dxa" w:w="130"/>
+              <w:bottom w:type="dxa" w:w="90"/>
+              <w:right w:type="dxa" w:w="130"/>
+            </w:tcMar>
+          </w:tcPr>
+          <w:p>
+            <w:pPr>
+              <w:jc w:val="left"/>
+            </w:pPr>
+            <w:r>
+              <w:rPr>
+                <w:rFonts w:ascii="Calibri" w:cs="Calibri" w:eastAsia="Calibri" w:hAnsi="Calibri"/>
+                <w:b w:val="false"/>
+                <w:bCs w:val="false"/>
+                <w:i w:val="false"/>
+                <w:iCs w:val="false"/>
+                <w:sz w:val="19"/>
+                <w:szCs w:val="19"/>
+              </w:rPr>
+              <w:t xml:space="preserve">Hasil perhitungan dari $\sqrt{144} + 2^3 - 5$ adalah ...</w:t>
+            </w:r>
+          </w:p>
+        </w:tc>
+        <w:tc>
+          <w:tcPr>
+            <w:tcW w:type="pct" w:w="500"/>
+            <w:tcBorders>
+              <w:top w:val="single" w:color="CBD5E1" w:sz="4"/>
+              <w:left w:val="single" w:color="CBD5E1" w:sz="4"/>
+              <w:bottom w:val="single" w:color="CBD5E1" w:sz="4"/>
+              <w:right w:val="single" w:color="CBD5E1" w:sz="4"/>
+            </w:tcBorders>
+            <w:tcMar>
+              <w:top w:type="dxa" w:w="90"/>
+              <w:left w:type="dxa" w:w="130"/>
+              <w:bottom w:type="dxa" w:w="90"/>
+              <w:right w:type="dxa" w:w="130"/>
+            </w:tcMar>
+          </w:tcPr>
+          <w:p>
+            <w:pPr>
+              <w:jc w:val="left"/>
+            </w:pPr>
+            <w:r>
+              <w:rPr>
+                <w:rFonts w:ascii="Calibri" w:cs="Calibri" w:eastAsia="Calibri" w:hAnsi="Calibri"/>
+                <w:b w:val="false"/>
+                <w:bCs w:val="false"/>
+                <w:i w:val="false"/>
+                <w:iCs w:val="false"/>
+                <w:sz w:val="19"/>
+                <w:szCs w:val="19"/>
+              </w:rPr>
+              <w:t xml:space="preserve">15</w:t>
+            </w:r>
+          </w:p>
+        </w:tc>
+        <w:tc>
+          <w:tcPr>
+            <w:tcW w:type="pct" w:w="500"/>
+            <w:tcBorders>
+              <w:top w:val="single" w:color="CBD5E1" w:sz="4"/>
+              <w:left w:val="single" w:color="CBD5E1" w:sz="4"/>
+              <w:bottom w:val="single" w:color="CBD5E1" w:sz="4"/>
+              <w:right w:val="single" w:color="CBD5E1" w:sz="4"/>
+            </w:tcBorders>
+            <w:tcMar>
+              <w:top w:type="dxa" w:w="90"/>
+              <w:left w:type="dxa" w:w="130"/>
+              <w:bottom w:type="dxa" w:w="90"/>
+              <w:right w:type="dxa" w:w="130"/>
+            </w:tcMar>
+          </w:tcPr>
+          <w:p>
+            <w:pPr>
+              <w:jc w:val="left"/>
+            </w:pPr>
+            <w:r>
+              <w:rPr>
+                <w:rFonts w:ascii="Calibri" w:cs="Calibri" w:eastAsia="Calibri" w:hAnsi="Calibri"/>
+                <w:b w:val="false"/>
+                <w:bCs w:val="false"/>
+                <w:i w:val="false"/>
+                <w:iCs w:val="false"/>
+                <w:sz w:val="19"/>
+                <w:szCs w:val="19"/>
+              </w:rPr>
+              <w:t xml:space="preserve">18</w:t>
+            </w:r>
+          </w:p>
+        </w:tc>
+        <w:tc>
+          <w:tcPr>
+            <w:tcW w:type="pct" w:w="500"/>
+            <w:tcBorders>
+              <w:top w:val="single" w:color="CBD5E1" w:sz="4"/>
+              <w:left w:val="single" w:color="CBD5E1" w:sz="4"/>
+              <w:bottom w:val="single" w:color="CBD5E1" w:sz="4"/>
+              <w:right w:val="single" w:color="CBD5E1" w:sz="4"/>
+            </w:tcBorders>
+            <w:tcMar>
+              <w:top w:type="dxa" w:w="90"/>
+              <w:left w:type="dxa" w:w="130"/>
+              <w:bottom w:type="dxa" w:w="90"/>
+              <w:right w:type="dxa" w:w="130"/>
+            </w:tcMar>
+          </w:tcPr>
+          <w:p>
+            <w:pPr>
+              <w:jc w:val="left"/>
+            </w:pPr>
+            <w:r>
+              <w:rPr>
+                <w:rFonts w:ascii="Calibri" w:cs="Calibri" w:eastAsia="Calibri" w:hAnsi="Calibri"/>
+                <w:b w:val="false"/>
+                <w:bCs w:val="false"/>
+                <w:i w:val="false"/>
+                <w:iCs w:val="false"/>
+                <w:sz w:val="19"/>
+                <w:szCs w:val="19"/>
+              </w:rPr>
+              <w:t xml:space="preserve">12</w:t>
+            </w:r>
+          </w:p>
+        </w:tc>
+        <w:tc>
+          <w:tcPr>
+            <w:tcW w:type="pct" w:w="500"/>
+            <w:tcBorders>
+              <w:top w:val="single" w:color="CBD5E1" w:sz="4"/>
+              <w:left w:val="single" w:color="CBD5E1" w:sz="4"/>
+              <w:bottom w:val="single" w:color="CBD5E1" w:sz="4"/>
+              <w:right w:val="single" w:color="CBD5E1" w:sz="4"/>
+            </w:tcBorders>
+            <w:tcMar>
+              <w:top w:type="dxa" w:w="90"/>
+              <w:left w:type="dxa" w:w="130"/>
+              <w:bottom w:type="dxa" w:w="90"/>
+              <w:right w:type="dxa" w:w="130"/>
+            </w:tcMar>
+          </w:tcPr>
+          <w:p>
+            <w:pPr>
+              <w:jc w:val="left"/>
+            </w:pPr>
+            <w:r>
+              <w:rPr>
+                <w:rFonts w:ascii="Calibri" w:cs="Calibri" w:eastAsia="Calibri" w:hAnsi="Calibri"/>
+                <w:b w:val="false"/>
+                <w:bCs w:val="false"/>
+                <w:i w:val="false"/>
+                <w:iCs w:val="false"/>
+                <w:sz w:val="19"/>
+                <w:szCs w:val="19"/>
+              </w:rPr>
+              <w:t xml:space="preserve">14</w:t>
+            </w:r>
+          </w:p>
+        </w:tc>
+        <w:tc>
+          <w:tcPr>
+            <w:tcW w:type="pct" w:w="300"/>
             <w:tcBorders>
               <w:top w:val="single" w:color="CBD5E1" w:sz="4"/>
               <w:left w:val="single" w:color="CBD5E1" w:sz="4"/>
@@ -1989,6 +2251,8 @@
                 <w:rFonts w:ascii="Calibri" w:cs="Calibri" w:eastAsia="Calibri" w:hAnsi="Calibri"/>
                 <w:b/>
                 <w:bCs/>
+                <w:i w:val="false"/>
+                <w:iCs w:val="false"/>
                 <w:sz w:val="19"/>
                 <w:szCs w:val="19"/>
               </w:rPr>
@@ -2000,7 +2264,7 @@
       <w:tr>
         <w:tc>
           <w:tcPr>
-            <w:tcW w:type="pct" w:w="300"/>
+            <w:tcW w:type="pct" w:w="250"/>
             <w:tcBorders>
               <w:top w:val="single" w:color="CBD5E1" w:sz="4"/>
               <w:left w:val="single" w:color="CBD5E1" w:sz="4"/>
@@ -2023,6 +2287,8 @@
                 <w:rFonts w:ascii="Calibri" w:cs="Calibri" w:eastAsia="Calibri" w:hAnsi="Calibri"/>
                 <w:b w:val="false"/>
                 <w:bCs w:val="false"/>
+                <w:i w:val="false"/>
+                <w:iCs w:val="false"/>
                 <w:sz w:val="19"/>
                 <w:szCs w:val="19"/>
               </w:rPr>
@@ -2055,176 +2321,188 @@
                 <w:rFonts w:ascii="Calibri" w:cs="Calibri" w:eastAsia="Calibri" w:hAnsi="Calibri"/>
                 <w:b/>
                 <w:bCs/>
-                <w:sz w:val="19"/>
-                <w:szCs w:val="19"/>
-              </w:rPr>
-              <w:t xml:space="preserve">Bahasa Inggris</w:t>
-            </w:r>
-          </w:p>
-        </w:tc>
-        <w:tc>
-          <w:tcPr>
-            <w:tcW w:type="pct" w:w="1800"/>
-            <w:tcBorders>
-              <w:top w:val="single" w:color="CBD5E1" w:sz="4"/>
-              <w:left w:val="single" w:color="CBD5E1" w:sz="4"/>
-              <w:bottom w:val="single" w:color="CBD5E1" w:sz="4"/>
-              <w:right w:val="single" w:color="CBD5E1" w:sz="4"/>
-            </w:tcBorders>
-            <w:tcMar>
-              <w:top w:type="dxa" w:w="90"/>
-              <w:left w:type="dxa" w:w="130"/>
-              <w:bottom w:type="dxa" w:w="90"/>
-              <w:right w:type="dxa" w:w="130"/>
-            </w:tcMar>
-          </w:tcPr>
-          <w:p>
-            <w:pPr>
-              <w:jc w:val="left"/>
-            </w:pPr>
-            <w:r>
-              <w:rPr>
-                <w:rFonts w:ascii="Calibri" w:cs="Calibri" w:eastAsia="Calibri" w:hAnsi="Calibri"/>
-                <w:b w:val="false"/>
-                <w:bCs w:val="false"/>
-                <w:sz w:val="19"/>
-                <w:szCs w:val="19"/>
-              </w:rPr>
-              <w:t xml:space="preserve">The antonym of the word "generous" is ...</w:t>
-            </w:r>
-          </w:p>
-        </w:tc>
-        <w:tc>
-          <w:tcPr>
-            <w:tcW w:type="pct" w:w="500"/>
-            <w:tcBorders>
-              <w:top w:val="single" w:color="CBD5E1" w:sz="4"/>
-              <w:left w:val="single" w:color="CBD5E1" w:sz="4"/>
-              <w:bottom w:val="single" w:color="CBD5E1" w:sz="4"/>
-              <w:right w:val="single" w:color="CBD5E1" w:sz="4"/>
-            </w:tcBorders>
-            <w:tcMar>
-              <w:top w:type="dxa" w:w="90"/>
-              <w:left w:type="dxa" w:w="130"/>
-              <w:bottom w:type="dxa" w:w="90"/>
-              <w:right w:type="dxa" w:w="130"/>
-            </w:tcMar>
-          </w:tcPr>
-          <w:p>
-            <w:pPr>
-              <w:jc w:val="left"/>
-            </w:pPr>
-            <w:r>
-              <w:rPr>
-                <w:rFonts w:ascii="Calibri" w:cs="Calibri" w:eastAsia="Calibri" w:hAnsi="Calibri"/>
-                <w:b w:val="false"/>
-                <w:bCs w:val="false"/>
-                <w:sz w:val="19"/>
-                <w:szCs w:val="19"/>
-              </w:rPr>
-              <w:t xml:space="preserve">Stingy</w:t>
-            </w:r>
-          </w:p>
-        </w:tc>
-        <w:tc>
-          <w:tcPr>
-            <w:tcW w:type="pct" w:w="500"/>
-            <w:tcBorders>
-              <w:top w:val="single" w:color="CBD5E1" w:sz="4"/>
-              <w:left w:val="single" w:color="CBD5E1" w:sz="4"/>
-              <w:bottom w:val="single" w:color="CBD5E1" w:sz="4"/>
-              <w:right w:val="single" w:color="CBD5E1" w:sz="4"/>
-            </w:tcBorders>
-            <w:tcMar>
-              <w:top w:type="dxa" w:w="90"/>
-              <w:left w:type="dxa" w:w="130"/>
-              <w:bottom w:type="dxa" w:w="90"/>
-              <w:right w:type="dxa" w:w="130"/>
-            </w:tcMar>
-          </w:tcPr>
-          <w:p>
-            <w:pPr>
-              <w:jc w:val="left"/>
-            </w:pPr>
-            <w:r>
-              <w:rPr>
-                <w:rFonts w:ascii="Calibri" w:cs="Calibri" w:eastAsia="Calibri" w:hAnsi="Calibri"/>
-                <w:b w:val="false"/>
-                <w:bCs w:val="false"/>
-                <w:sz w:val="19"/>
-                <w:szCs w:val="19"/>
-              </w:rPr>
-              <w:t xml:space="preserve">Kind</w:t>
-            </w:r>
-          </w:p>
-        </w:tc>
-        <w:tc>
-          <w:tcPr>
-            <w:tcW w:type="pct" w:w="500"/>
-            <w:tcBorders>
-              <w:top w:val="single" w:color="CBD5E1" w:sz="4"/>
-              <w:left w:val="single" w:color="CBD5E1" w:sz="4"/>
-              <w:bottom w:val="single" w:color="CBD5E1" w:sz="4"/>
-              <w:right w:val="single" w:color="CBD5E1" w:sz="4"/>
-            </w:tcBorders>
-            <w:tcMar>
-              <w:top w:type="dxa" w:w="90"/>
-              <w:left w:type="dxa" w:w="130"/>
-              <w:bottom w:type="dxa" w:w="90"/>
-              <w:right w:type="dxa" w:w="130"/>
-            </w:tcMar>
-          </w:tcPr>
-          <w:p>
-            <w:pPr>
-              <w:jc w:val="left"/>
-            </w:pPr>
-            <w:r>
-              <w:rPr>
-                <w:rFonts w:ascii="Calibri" w:cs="Calibri" w:eastAsia="Calibri" w:hAnsi="Calibri"/>
-                <w:b w:val="false"/>
-                <w:bCs w:val="false"/>
-                <w:sz w:val="19"/>
-                <w:szCs w:val="19"/>
-              </w:rPr>
-              <w:t xml:space="preserve">Helpful</w:t>
-            </w:r>
-          </w:p>
-        </w:tc>
-        <w:tc>
-          <w:tcPr>
-            <w:tcW w:type="pct" w:w="500"/>
-            <w:tcBorders>
-              <w:top w:val="single" w:color="CBD5E1" w:sz="4"/>
-              <w:left w:val="single" w:color="CBD5E1" w:sz="4"/>
-              <w:bottom w:val="single" w:color="CBD5E1" w:sz="4"/>
-              <w:right w:val="single" w:color="CBD5E1" w:sz="4"/>
-            </w:tcBorders>
-            <w:tcMar>
-              <w:top w:type="dxa" w:w="90"/>
-              <w:left w:type="dxa" w:w="130"/>
-              <w:bottom w:type="dxa" w:w="90"/>
-              <w:right w:type="dxa" w:w="130"/>
-            </w:tcMar>
-          </w:tcPr>
-          <w:p>
-            <w:pPr>
-              <w:jc w:val="left"/>
-            </w:pPr>
-            <w:r>
-              <w:rPr>
-                <w:rFonts w:ascii="Calibri" w:cs="Calibri" w:eastAsia="Calibri" w:hAnsi="Calibri"/>
-                <w:b w:val="false"/>
-                <w:bCs w:val="false"/>
-                <w:sz w:val="19"/>
-                <w:szCs w:val="19"/>
-              </w:rPr>
-              <w:t xml:space="preserve">Polite</w:t>
-            </w:r>
-          </w:p>
-        </w:tc>
-        <w:tc>
-          <w:tcPr>
-            <w:tcW w:type="pct" w:w="400"/>
+                <w:i w:val="false"/>
+                <w:iCs w:val="false"/>
+                <w:sz w:val="19"/>
+                <w:szCs w:val="19"/>
+              </w:rPr>
+              <w:t xml:space="preserve">Matematika</w:t>
+            </w:r>
+          </w:p>
+        </w:tc>
+        <w:tc>
+          <w:tcPr>
+            <w:tcW w:type="pct" w:w="1850"/>
+            <w:tcBorders>
+              <w:top w:val="single" w:color="CBD5E1" w:sz="4"/>
+              <w:left w:val="single" w:color="CBD5E1" w:sz="4"/>
+              <w:bottom w:val="single" w:color="CBD5E1" w:sz="4"/>
+              <w:right w:val="single" w:color="CBD5E1" w:sz="4"/>
+            </w:tcBorders>
+            <w:tcMar>
+              <w:top w:type="dxa" w:w="90"/>
+              <w:left w:type="dxa" w:w="130"/>
+              <w:bottom w:type="dxa" w:w="90"/>
+              <w:right w:type="dxa" w:w="130"/>
+            </w:tcMar>
+          </w:tcPr>
+          <w:p>
+            <w:pPr>
+              <w:jc w:val="left"/>
+            </w:pPr>
+            <w:r>
+              <w:rPr>
+                <w:rFonts w:ascii="Calibri" w:cs="Calibri" w:eastAsia="Calibri" w:hAnsi="Calibri"/>
+                <w:b w:val="false"/>
+                <w:bCs w:val="false"/>
+                <w:i w:val="false"/>
+                <w:iCs w:val="false"/>
+                <w:sz w:val="19"/>
+                <w:szCs w:val="19"/>
+              </w:rPr>
+              <w:t xml:space="preserve">Luas sebuah lingkaran dengan jari-jari $r = 7\text{ cm}$ ($\pi = \frac{22}{7}$) adalah ...</w:t>
+            </w:r>
+          </w:p>
+        </w:tc>
+        <w:tc>
+          <w:tcPr>
+            <w:tcW w:type="pct" w:w="500"/>
+            <w:tcBorders>
+              <w:top w:val="single" w:color="CBD5E1" w:sz="4"/>
+              <w:left w:val="single" w:color="CBD5E1" w:sz="4"/>
+              <w:bottom w:val="single" w:color="CBD5E1" w:sz="4"/>
+              <w:right w:val="single" w:color="CBD5E1" w:sz="4"/>
+            </w:tcBorders>
+            <w:tcMar>
+              <w:top w:type="dxa" w:w="90"/>
+              <w:left w:type="dxa" w:w="130"/>
+              <w:bottom w:type="dxa" w:w="90"/>
+              <w:right w:type="dxa" w:w="130"/>
+            </w:tcMar>
+          </w:tcPr>
+          <w:p>
+            <w:pPr>
+              <w:jc w:val="left"/>
+            </w:pPr>
+            <w:r>
+              <w:rPr>
+                <w:rFonts w:ascii="Calibri" w:cs="Calibri" w:eastAsia="Calibri" w:hAnsi="Calibri"/>
+                <w:b w:val="false"/>
+                <w:bCs w:val="false"/>
+                <w:i w:val="false"/>
+                <w:iCs w:val="false"/>
+                <w:sz w:val="19"/>
+                <w:szCs w:val="19"/>
+              </w:rPr>
+              <w:t xml:space="preserve">154 cm²</w:t>
+            </w:r>
+          </w:p>
+        </w:tc>
+        <w:tc>
+          <w:tcPr>
+            <w:tcW w:type="pct" w:w="500"/>
+            <w:tcBorders>
+              <w:top w:val="single" w:color="CBD5E1" w:sz="4"/>
+              <w:left w:val="single" w:color="CBD5E1" w:sz="4"/>
+              <w:bottom w:val="single" w:color="CBD5E1" w:sz="4"/>
+              <w:right w:val="single" w:color="CBD5E1" w:sz="4"/>
+            </w:tcBorders>
+            <w:tcMar>
+              <w:top w:type="dxa" w:w="90"/>
+              <w:left w:type="dxa" w:w="130"/>
+              <w:bottom w:type="dxa" w:w="90"/>
+              <w:right w:type="dxa" w:w="130"/>
+            </w:tcMar>
+          </w:tcPr>
+          <w:p>
+            <w:pPr>
+              <w:jc w:val="left"/>
+            </w:pPr>
+            <w:r>
+              <w:rPr>
+                <w:rFonts w:ascii="Calibri" w:cs="Calibri" w:eastAsia="Calibri" w:hAnsi="Calibri"/>
+                <w:b w:val="false"/>
+                <w:bCs w:val="false"/>
+                <w:i w:val="false"/>
+                <w:iCs w:val="false"/>
+                <w:sz w:val="19"/>
+                <w:szCs w:val="19"/>
+              </w:rPr>
+              <w:t xml:space="preserve">44 cm²</w:t>
+            </w:r>
+          </w:p>
+        </w:tc>
+        <w:tc>
+          <w:tcPr>
+            <w:tcW w:type="pct" w:w="500"/>
+            <w:tcBorders>
+              <w:top w:val="single" w:color="CBD5E1" w:sz="4"/>
+              <w:left w:val="single" w:color="CBD5E1" w:sz="4"/>
+              <w:bottom w:val="single" w:color="CBD5E1" w:sz="4"/>
+              <w:right w:val="single" w:color="CBD5E1" w:sz="4"/>
+            </w:tcBorders>
+            <w:tcMar>
+              <w:top w:type="dxa" w:w="90"/>
+              <w:left w:type="dxa" w:w="130"/>
+              <w:bottom w:type="dxa" w:w="90"/>
+              <w:right w:type="dxa" w:w="130"/>
+            </w:tcMar>
+          </w:tcPr>
+          <w:p>
+            <w:pPr>
+              <w:jc w:val="left"/>
+            </w:pPr>
+            <w:r>
+              <w:rPr>
+                <w:rFonts w:ascii="Calibri" w:cs="Calibri" w:eastAsia="Calibri" w:hAnsi="Calibri"/>
+                <w:b w:val="false"/>
+                <w:bCs w:val="false"/>
+                <w:i w:val="false"/>
+                <w:iCs w:val="false"/>
+                <w:sz w:val="19"/>
+                <w:szCs w:val="19"/>
+              </w:rPr>
+              <w:t xml:space="preserve">308 cm²</w:t>
+            </w:r>
+          </w:p>
+        </w:tc>
+        <w:tc>
+          <w:tcPr>
+            <w:tcW w:type="pct" w:w="500"/>
+            <w:tcBorders>
+              <w:top w:val="single" w:color="CBD5E1" w:sz="4"/>
+              <w:left w:val="single" w:color="CBD5E1" w:sz="4"/>
+              <w:bottom w:val="single" w:color="CBD5E1" w:sz="4"/>
+              <w:right w:val="single" w:color="CBD5E1" w:sz="4"/>
+            </w:tcBorders>
+            <w:tcMar>
+              <w:top w:type="dxa" w:w="90"/>
+              <w:left w:type="dxa" w:w="130"/>
+              <w:bottom w:type="dxa" w:w="90"/>
+              <w:right w:type="dxa" w:w="130"/>
+            </w:tcMar>
+          </w:tcPr>
+          <w:p>
+            <w:pPr>
+              <w:jc w:val="left"/>
+            </w:pPr>
+            <w:r>
+              <w:rPr>
+                <w:rFonts w:ascii="Calibri" w:cs="Calibri" w:eastAsia="Calibri" w:hAnsi="Calibri"/>
+                <w:b w:val="false"/>
+                <w:bCs w:val="false"/>
+                <w:i w:val="false"/>
+                <w:iCs w:val="false"/>
+                <w:sz w:val="19"/>
+                <w:szCs w:val="19"/>
+              </w:rPr>
+              <w:t xml:space="preserve">88 cm²</w:t>
+            </w:r>
+          </w:p>
+        </w:tc>
+        <w:tc>
+          <w:tcPr>
+            <w:tcW w:type="pct" w:w="300"/>
             <w:tcBorders>
               <w:top w:val="single" w:color="CBD5E1" w:sz="4"/>
               <w:left w:val="single" w:color="CBD5E1" w:sz="4"/>
@@ -2247,6 +2525,8 @@
                 <w:rFonts w:ascii="Calibri" w:cs="Calibri" w:eastAsia="Calibri" w:hAnsi="Calibri"/>
                 <w:b/>
                 <w:bCs/>
+                <w:i w:val="false"/>
+                <w:iCs w:val="false"/>
                 <w:sz w:val="19"/>
                 <w:szCs w:val="19"/>
               </w:rPr>
@@ -2258,7 +2538,7 @@
       <w:tr>
         <w:tc>
           <w:tcPr>
-            <w:tcW w:type="pct" w:w="300"/>
+            <w:tcW w:type="pct" w:w="250"/>
             <w:tcBorders>
               <w:top w:val="single" w:color="CBD5E1" w:sz="4"/>
               <w:left w:val="single" w:color="CBD5E1" w:sz="4"/>
@@ -2281,6 +2561,8 @@
                 <w:rFonts w:ascii="Calibri" w:cs="Calibri" w:eastAsia="Calibri" w:hAnsi="Calibri"/>
                 <w:b w:val="false"/>
                 <w:bCs w:val="false"/>
+                <w:i w:val="false"/>
+                <w:iCs w:val="false"/>
                 <w:sz w:val="19"/>
                 <w:szCs w:val="19"/>
               </w:rPr>
@@ -2313,176 +2595,188 @@
                 <w:rFonts w:ascii="Calibri" w:cs="Calibri" w:eastAsia="Calibri" w:hAnsi="Calibri"/>
                 <w:b/>
                 <w:bCs/>
-                <w:sz w:val="19"/>
-                <w:szCs w:val="19"/>
-              </w:rPr>
-              <w:t xml:space="preserve">Informatika</w:t>
-            </w:r>
-          </w:p>
-        </w:tc>
-        <w:tc>
-          <w:tcPr>
-            <w:tcW w:type="pct" w:w="1800"/>
-            <w:tcBorders>
-              <w:top w:val="single" w:color="CBD5E1" w:sz="4"/>
-              <w:left w:val="single" w:color="CBD5E1" w:sz="4"/>
-              <w:bottom w:val="single" w:color="CBD5E1" w:sz="4"/>
-              <w:right w:val="single" w:color="CBD5E1" w:sz="4"/>
-            </w:tcBorders>
-            <w:tcMar>
-              <w:top w:type="dxa" w:w="90"/>
-              <w:left w:type="dxa" w:w="130"/>
-              <w:bottom w:type="dxa" w:w="90"/>
-              <w:right w:type="dxa" w:w="130"/>
-            </w:tcMar>
-          </w:tcPr>
-          <w:p>
-            <w:pPr>
-              <w:jc w:val="left"/>
-            </w:pPr>
-            <w:r>
-              <w:rPr>
-                <w:rFonts w:ascii="Calibri" w:cs="Calibri" w:eastAsia="Calibri" w:hAnsi="Calibri"/>
-                <w:b w:val="false"/>
-                <w:bCs w:val="false"/>
-                <w:sz w:val="19"/>
-                <w:szCs w:val="19"/>
-              </w:rPr>
-              <w:t xml:space="preserve">Perangkat keras komputer yang berfungsi memproses instruksi dan mengeksekusi program adalah ...</w:t>
-            </w:r>
-          </w:p>
-        </w:tc>
-        <w:tc>
-          <w:tcPr>
-            <w:tcW w:type="pct" w:w="500"/>
-            <w:tcBorders>
-              <w:top w:val="single" w:color="CBD5E1" w:sz="4"/>
-              <w:left w:val="single" w:color="CBD5E1" w:sz="4"/>
-              <w:bottom w:val="single" w:color="CBD5E1" w:sz="4"/>
-              <w:right w:val="single" w:color="CBD5E1" w:sz="4"/>
-            </w:tcBorders>
-            <w:tcMar>
-              <w:top w:type="dxa" w:w="90"/>
-              <w:left w:type="dxa" w:w="130"/>
-              <w:bottom w:type="dxa" w:w="90"/>
-              <w:right w:type="dxa" w:w="130"/>
-            </w:tcMar>
-          </w:tcPr>
-          <w:p>
-            <w:pPr>
-              <w:jc w:val="left"/>
-            </w:pPr>
-            <w:r>
-              <w:rPr>
-                <w:rFonts w:ascii="Calibri" w:cs="Calibri" w:eastAsia="Calibri" w:hAnsi="Calibri"/>
-                <w:b w:val="false"/>
-                <w:bCs w:val="false"/>
-                <w:sz w:val="19"/>
-                <w:szCs w:val="19"/>
-              </w:rPr>
-              <w:t xml:space="preserve">CPU</w:t>
-            </w:r>
-          </w:p>
-        </w:tc>
-        <w:tc>
-          <w:tcPr>
-            <w:tcW w:type="pct" w:w="500"/>
-            <w:tcBorders>
-              <w:top w:val="single" w:color="CBD5E1" w:sz="4"/>
-              <w:left w:val="single" w:color="CBD5E1" w:sz="4"/>
-              <w:bottom w:val="single" w:color="CBD5E1" w:sz="4"/>
-              <w:right w:val="single" w:color="CBD5E1" w:sz="4"/>
-            </w:tcBorders>
-            <w:tcMar>
-              <w:top w:type="dxa" w:w="90"/>
-              <w:left w:type="dxa" w:w="130"/>
-              <w:bottom w:type="dxa" w:w="90"/>
-              <w:right w:type="dxa" w:w="130"/>
-            </w:tcMar>
-          </w:tcPr>
-          <w:p>
-            <w:pPr>
-              <w:jc w:val="left"/>
-            </w:pPr>
-            <w:r>
-              <w:rPr>
-                <w:rFonts w:ascii="Calibri" w:cs="Calibri" w:eastAsia="Calibri" w:hAnsi="Calibri"/>
-                <w:b w:val="false"/>
-                <w:bCs w:val="false"/>
-                <w:sz w:val="19"/>
-                <w:szCs w:val="19"/>
-              </w:rPr>
-              <w:t xml:space="preserve">Monitor</w:t>
-            </w:r>
-          </w:p>
-        </w:tc>
-        <w:tc>
-          <w:tcPr>
-            <w:tcW w:type="pct" w:w="500"/>
-            <w:tcBorders>
-              <w:top w:val="single" w:color="CBD5E1" w:sz="4"/>
-              <w:left w:val="single" w:color="CBD5E1" w:sz="4"/>
-              <w:bottom w:val="single" w:color="CBD5E1" w:sz="4"/>
-              <w:right w:val="single" w:color="CBD5E1" w:sz="4"/>
-            </w:tcBorders>
-            <w:tcMar>
-              <w:top w:type="dxa" w:w="90"/>
-              <w:left w:type="dxa" w:w="130"/>
-              <w:bottom w:type="dxa" w:w="90"/>
-              <w:right w:type="dxa" w:w="130"/>
-            </w:tcMar>
-          </w:tcPr>
-          <w:p>
-            <w:pPr>
-              <w:jc w:val="left"/>
-            </w:pPr>
-            <w:r>
-              <w:rPr>
-                <w:rFonts w:ascii="Calibri" w:cs="Calibri" w:eastAsia="Calibri" w:hAnsi="Calibri"/>
-                <w:b w:val="false"/>
-                <w:bCs w:val="false"/>
-                <w:sz w:val="19"/>
-                <w:szCs w:val="19"/>
-              </w:rPr>
-              <w:t xml:space="preserve">Keyboard</w:t>
-            </w:r>
-          </w:p>
-        </w:tc>
-        <w:tc>
-          <w:tcPr>
-            <w:tcW w:type="pct" w:w="500"/>
-            <w:tcBorders>
-              <w:top w:val="single" w:color="CBD5E1" w:sz="4"/>
-              <w:left w:val="single" w:color="CBD5E1" w:sz="4"/>
-              <w:bottom w:val="single" w:color="CBD5E1" w:sz="4"/>
-              <w:right w:val="single" w:color="CBD5E1" w:sz="4"/>
-            </w:tcBorders>
-            <w:tcMar>
-              <w:top w:type="dxa" w:w="90"/>
-              <w:left w:type="dxa" w:w="130"/>
-              <w:bottom w:type="dxa" w:w="90"/>
-              <w:right w:type="dxa" w:w="130"/>
-            </w:tcMar>
-          </w:tcPr>
-          <w:p>
-            <w:pPr>
-              <w:jc w:val="left"/>
-            </w:pPr>
-            <w:r>
-              <w:rPr>
-                <w:rFonts w:ascii="Calibri" w:cs="Calibri" w:eastAsia="Calibri" w:hAnsi="Calibri"/>
-                <w:b w:val="false"/>
-                <w:bCs w:val="false"/>
-                <w:sz w:val="19"/>
-                <w:szCs w:val="19"/>
-              </w:rPr>
-              <w:t xml:space="preserve">Printer</w:t>
-            </w:r>
-          </w:p>
-        </w:tc>
-        <w:tc>
-          <w:tcPr>
-            <w:tcW w:type="pct" w:w="400"/>
+                <w:i w:val="false"/>
+                <w:iCs w:val="false"/>
+                <w:sz w:val="19"/>
+                <w:szCs w:val="19"/>
+              </w:rPr>
+              <w:t xml:space="preserve">Bahasa Indonesia</w:t>
+            </w:r>
+          </w:p>
+        </w:tc>
+        <w:tc>
+          <w:tcPr>
+            <w:tcW w:type="pct" w:w="1850"/>
+            <w:tcBorders>
+              <w:top w:val="single" w:color="CBD5E1" w:sz="4"/>
+              <w:left w:val="single" w:color="CBD5E1" w:sz="4"/>
+              <w:bottom w:val="single" w:color="CBD5E1" w:sz="4"/>
+              <w:right w:val="single" w:color="CBD5E1" w:sz="4"/>
+            </w:tcBorders>
+            <w:tcMar>
+              <w:top w:type="dxa" w:w="90"/>
+              <w:left w:type="dxa" w:w="130"/>
+              <w:bottom w:type="dxa" w:w="90"/>
+              <w:right w:type="dxa" w:w="130"/>
+            </w:tcMar>
+          </w:tcPr>
+          <w:p>
+            <w:pPr>
+              <w:jc w:val="left"/>
+            </w:pPr>
+            <w:r>
+              <w:rPr>
+                <w:rFonts w:ascii="Calibri" w:cs="Calibri" w:eastAsia="Calibri" w:hAnsi="Calibri"/>
+                <w:b w:val="false"/>
+                <w:bCs w:val="false"/>
+                <w:i w:val="false"/>
+                <w:iCs w:val="false"/>
+                <w:sz w:val="19"/>
+                <w:szCs w:val="19"/>
+              </w:rPr>
+              <w:t xml:space="preserve">Bacalah teks berikut: 'Hutan bakau memiliki peran krusial dalam menahan gempuran ombak laut serta mencegah abrasi di sepanjang garis pantai.' Gagasan pokok paragraf di atas adalah ...</w:t>
+            </w:r>
+          </w:p>
+        </w:tc>
+        <w:tc>
+          <w:tcPr>
+            <w:tcW w:type="pct" w:w="500"/>
+            <w:tcBorders>
+              <w:top w:val="single" w:color="CBD5E1" w:sz="4"/>
+              <w:left w:val="single" w:color="CBD5E1" w:sz="4"/>
+              <w:bottom w:val="single" w:color="CBD5E1" w:sz="4"/>
+              <w:right w:val="single" w:color="CBD5E1" w:sz="4"/>
+            </w:tcBorders>
+            <w:tcMar>
+              <w:top w:type="dxa" w:w="90"/>
+              <w:left w:type="dxa" w:w="130"/>
+              <w:bottom w:type="dxa" w:w="90"/>
+              <w:right w:type="dxa" w:w="130"/>
+            </w:tcMar>
+          </w:tcPr>
+          <w:p>
+            <w:pPr>
+              <w:jc w:val="left"/>
+            </w:pPr>
+            <w:r>
+              <w:rPr>
+                <w:rFonts w:ascii="Calibri" w:cs="Calibri" w:eastAsia="Calibri" w:hAnsi="Calibri"/>
+                <w:b w:val="false"/>
+                <w:bCs w:val="false"/>
+                <w:i w:val="false"/>
+                <w:iCs w:val="false"/>
+                <w:sz w:val="19"/>
+                <w:szCs w:val="19"/>
+              </w:rPr>
+              <w:t xml:space="preserve">Fungsi hutan bakau bagi pantai</w:t>
+            </w:r>
+          </w:p>
+        </w:tc>
+        <w:tc>
+          <w:tcPr>
+            <w:tcW w:type="pct" w:w="500"/>
+            <w:tcBorders>
+              <w:top w:val="single" w:color="CBD5E1" w:sz="4"/>
+              <w:left w:val="single" w:color="CBD5E1" w:sz="4"/>
+              <w:bottom w:val="single" w:color="CBD5E1" w:sz="4"/>
+              <w:right w:val="single" w:color="CBD5E1" w:sz="4"/>
+            </w:tcBorders>
+            <w:tcMar>
+              <w:top w:type="dxa" w:w="90"/>
+              <w:left w:type="dxa" w:w="130"/>
+              <w:bottom w:type="dxa" w:w="90"/>
+              <w:right w:type="dxa" w:w="130"/>
+            </w:tcMar>
+          </w:tcPr>
+          <w:p>
+            <w:pPr>
+              <w:jc w:val="left"/>
+            </w:pPr>
+            <w:r>
+              <w:rPr>
+                <w:rFonts w:ascii="Calibri" w:cs="Calibri" w:eastAsia="Calibri" w:hAnsi="Calibri"/>
+                <w:b w:val="false"/>
+                <w:bCs w:val="false"/>
+                <w:i w:val="false"/>
+                <w:iCs w:val="false"/>
+                <w:sz w:val="19"/>
+                <w:szCs w:val="19"/>
+              </w:rPr>
+              <w:t xml:space="preserve">Penyebab abrasi di pesisir</w:t>
+            </w:r>
+          </w:p>
+        </w:tc>
+        <w:tc>
+          <w:tcPr>
+            <w:tcW w:type="pct" w:w="500"/>
+            <w:tcBorders>
+              <w:top w:val="single" w:color="CBD5E1" w:sz="4"/>
+              <w:left w:val="single" w:color="CBD5E1" w:sz="4"/>
+              <w:bottom w:val="single" w:color="CBD5E1" w:sz="4"/>
+              <w:right w:val="single" w:color="CBD5E1" w:sz="4"/>
+            </w:tcBorders>
+            <w:tcMar>
+              <w:top w:type="dxa" w:w="90"/>
+              <w:left w:type="dxa" w:w="130"/>
+              <w:bottom w:type="dxa" w:w="90"/>
+              <w:right w:type="dxa" w:w="130"/>
+            </w:tcMar>
+          </w:tcPr>
+          <w:p>
+            <w:pPr>
+              <w:jc w:val="left"/>
+            </w:pPr>
+            <w:r>
+              <w:rPr>
+                <w:rFonts w:ascii="Calibri" w:cs="Calibri" w:eastAsia="Calibri" w:hAnsi="Calibri"/>
+                <w:b w:val="false"/>
+                <w:bCs w:val="false"/>
+                <w:i w:val="false"/>
+                <w:iCs w:val="false"/>
+                <w:sz w:val="19"/>
+                <w:szCs w:val="19"/>
+              </w:rPr>
+              <w:t xml:space="preserve">Keanekaragaman hayati bakau</w:t>
+            </w:r>
+          </w:p>
+        </w:tc>
+        <w:tc>
+          <w:tcPr>
+            <w:tcW w:type="pct" w:w="500"/>
+            <w:tcBorders>
+              <w:top w:val="single" w:color="CBD5E1" w:sz="4"/>
+              <w:left w:val="single" w:color="CBD5E1" w:sz="4"/>
+              <w:bottom w:val="single" w:color="CBD5E1" w:sz="4"/>
+              <w:right w:val="single" w:color="CBD5E1" w:sz="4"/>
+            </w:tcBorders>
+            <w:tcMar>
+              <w:top w:type="dxa" w:w="90"/>
+              <w:left w:type="dxa" w:w="130"/>
+              <w:bottom w:type="dxa" w:w="90"/>
+              <w:right w:type="dxa" w:w="130"/>
+            </w:tcMar>
+          </w:tcPr>
+          <w:p>
+            <w:pPr>
+              <w:jc w:val="left"/>
+            </w:pPr>
+            <w:r>
+              <w:rPr>
+                <w:rFonts w:ascii="Calibri" w:cs="Calibri" w:eastAsia="Calibri" w:hAnsi="Calibri"/>
+                <w:b w:val="false"/>
+                <w:bCs w:val="false"/>
+                <w:i w:val="false"/>
+                <w:iCs w:val="false"/>
+                <w:sz w:val="19"/>
+                <w:szCs w:val="19"/>
+              </w:rPr>
+              <w:t xml:space="preserve">Ciri-ciri fisik tanaman bakau</w:t>
+            </w:r>
+          </w:p>
+        </w:tc>
+        <w:tc>
+          <w:tcPr>
+            <w:tcW w:type="pct" w:w="300"/>
             <w:tcBorders>
               <w:top w:val="single" w:color="CBD5E1" w:sz="4"/>
               <w:left w:val="single" w:color="CBD5E1" w:sz="4"/>
@@ -2505,6 +2799,2200 @@
                 <w:rFonts w:ascii="Calibri" w:cs="Calibri" w:eastAsia="Calibri" w:hAnsi="Calibri"/>
                 <w:b/>
                 <w:bCs/>
+                <w:i w:val="false"/>
+                <w:iCs w:val="false"/>
+                <w:sz w:val="19"/>
+                <w:szCs w:val="19"/>
+              </w:rPr>
+              <w:t xml:space="preserve">A</w:t>
+            </w:r>
+          </w:p>
+        </w:tc>
+      </w:tr>
+      <w:tr>
+        <w:tc>
+          <w:tcPr>
+            <w:tcW w:type="pct" w:w="250"/>
+            <w:tcBorders>
+              <w:top w:val="single" w:color="CBD5E1" w:sz="4"/>
+              <w:left w:val="single" w:color="CBD5E1" w:sz="4"/>
+              <w:bottom w:val="single" w:color="CBD5E1" w:sz="4"/>
+              <w:right w:val="single" w:color="CBD5E1" w:sz="4"/>
+            </w:tcBorders>
+            <w:tcMar>
+              <w:top w:type="dxa" w:w="90"/>
+              <w:left w:type="dxa" w:w="130"/>
+              <w:bottom w:type="dxa" w:w="90"/>
+              <w:right w:type="dxa" w:w="130"/>
+            </w:tcMar>
+          </w:tcPr>
+          <w:p>
+            <w:pPr>
+              <w:jc w:val="center"/>
+            </w:pPr>
+            <w:r>
+              <w:rPr>
+                <w:rFonts w:ascii="Calibri" w:cs="Calibri" w:eastAsia="Calibri" w:hAnsi="Calibri"/>
+                <w:b w:val="false"/>
+                <w:bCs w:val="false"/>
+                <w:i w:val="false"/>
+                <w:iCs w:val="false"/>
+                <w:sz w:val="19"/>
+                <w:szCs w:val="19"/>
+              </w:rPr>
+              <w:t xml:space="preserve">9</w:t>
+            </w:r>
+          </w:p>
+        </w:tc>
+        <w:tc>
+          <w:tcPr>
+            <w:tcW w:type="pct" w:w="900"/>
+            <w:tcBorders>
+              <w:top w:val="single" w:color="CBD5E1" w:sz="4"/>
+              <w:left w:val="single" w:color="CBD5E1" w:sz="4"/>
+              <w:bottom w:val="single" w:color="CBD5E1" w:sz="4"/>
+              <w:right w:val="single" w:color="CBD5E1" w:sz="4"/>
+            </w:tcBorders>
+            <w:tcMar>
+              <w:top w:type="dxa" w:w="90"/>
+              <w:left w:type="dxa" w:w="130"/>
+              <w:bottom w:type="dxa" w:w="90"/>
+              <w:right w:type="dxa" w:w="130"/>
+            </w:tcMar>
+          </w:tcPr>
+          <w:p>
+            <w:pPr>
+              <w:jc w:val="left"/>
+            </w:pPr>
+            <w:r>
+              <w:rPr>
+                <w:rFonts w:ascii="Calibri" w:cs="Calibri" w:eastAsia="Calibri" w:hAnsi="Calibri"/>
+                <w:b/>
+                <w:bCs/>
+                <w:i w:val="false"/>
+                <w:iCs w:val="false"/>
+                <w:sz w:val="19"/>
+                <w:szCs w:val="19"/>
+              </w:rPr>
+              <w:t xml:space="preserve">Bahasa Indonesia</w:t>
+            </w:r>
+          </w:p>
+        </w:tc>
+        <w:tc>
+          <w:tcPr>
+            <w:tcW w:type="pct" w:w="1850"/>
+            <w:tcBorders>
+              <w:top w:val="single" w:color="CBD5E1" w:sz="4"/>
+              <w:left w:val="single" w:color="CBD5E1" w:sz="4"/>
+              <w:bottom w:val="single" w:color="CBD5E1" w:sz="4"/>
+              <w:right w:val="single" w:color="CBD5E1" w:sz="4"/>
+            </w:tcBorders>
+            <w:tcMar>
+              <w:top w:type="dxa" w:w="90"/>
+              <w:left w:type="dxa" w:w="130"/>
+              <w:bottom w:type="dxa" w:w="90"/>
+              <w:right w:type="dxa" w:w="130"/>
+            </w:tcMar>
+          </w:tcPr>
+          <w:p>
+            <w:pPr>
+              <w:jc w:val="left"/>
+            </w:pPr>
+            <w:r>
+              <w:rPr>
+                <w:rFonts w:ascii="Calibri" w:cs="Calibri" w:eastAsia="Calibri" w:hAnsi="Calibri"/>
+                <w:b w:val="false"/>
+                <w:bCs w:val="false"/>
+                <w:i w:val="false"/>
+                <w:iCs w:val="false"/>
+                <w:sz w:val="19"/>
+                <w:szCs w:val="19"/>
+              </w:rPr>
+              <w:t xml:space="preserve">Kata hubung (konjungsi) yang menyatakan hubungan sebab-akibat dalam kalimat majemuk adalah ...</w:t>
+            </w:r>
+          </w:p>
+        </w:tc>
+        <w:tc>
+          <w:tcPr>
+            <w:tcW w:type="pct" w:w="500"/>
+            <w:tcBorders>
+              <w:top w:val="single" w:color="CBD5E1" w:sz="4"/>
+              <w:left w:val="single" w:color="CBD5E1" w:sz="4"/>
+              <w:bottom w:val="single" w:color="CBD5E1" w:sz="4"/>
+              <w:right w:val="single" w:color="CBD5E1" w:sz="4"/>
+            </w:tcBorders>
+            <w:tcMar>
+              <w:top w:type="dxa" w:w="90"/>
+              <w:left w:type="dxa" w:w="130"/>
+              <w:bottom w:type="dxa" w:w="90"/>
+              <w:right w:type="dxa" w:w="130"/>
+            </w:tcMar>
+          </w:tcPr>
+          <w:p>
+            <w:pPr>
+              <w:jc w:val="left"/>
+            </w:pPr>
+            <w:r>
+              <w:rPr>
+                <w:rFonts w:ascii="Calibri" w:cs="Calibri" w:eastAsia="Calibri" w:hAnsi="Calibri"/>
+                <w:b w:val="false"/>
+                <w:bCs w:val="false"/>
+                <w:i w:val="false"/>
+                <w:iCs w:val="false"/>
+                <w:sz w:val="19"/>
+                <w:szCs w:val="19"/>
+              </w:rPr>
+              <w:t xml:space="preserve">Karena</w:t>
+            </w:r>
+          </w:p>
+        </w:tc>
+        <w:tc>
+          <w:tcPr>
+            <w:tcW w:type="pct" w:w="500"/>
+            <w:tcBorders>
+              <w:top w:val="single" w:color="CBD5E1" w:sz="4"/>
+              <w:left w:val="single" w:color="CBD5E1" w:sz="4"/>
+              <w:bottom w:val="single" w:color="CBD5E1" w:sz="4"/>
+              <w:right w:val="single" w:color="CBD5E1" w:sz="4"/>
+            </w:tcBorders>
+            <w:tcMar>
+              <w:top w:type="dxa" w:w="90"/>
+              <w:left w:type="dxa" w:w="130"/>
+              <w:bottom w:type="dxa" w:w="90"/>
+              <w:right w:type="dxa" w:w="130"/>
+            </w:tcMar>
+          </w:tcPr>
+          <w:p>
+            <w:pPr>
+              <w:jc w:val="left"/>
+            </w:pPr>
+            <w:r>
+              <w:rPr>
+                <w:rFonts w:ascii="Calibri" w:cs="Calibri" w:eastAsia="Calibri" w:hAnsi="Calibri"/>
+                <w:b w:val="false"/>
+                <w:bCs w:val="false"/>
+                <w:i w:val="false"/>
+                <w:iCs w:val="false"/>
+                <w:sz w:val="19"/>
+                <w:szCs w:val="19"/>
+              </w:rPr>
+              <w:t xml:space="preserve">Atau</w:t>
+            </w:r>
+          </w:p>
+        </w:tc>
+        <w:tc>
+          <w:tcPr>
+            <w:tcW w:type="pct" w:w="500"/>
+            <w:tcBorders>
+              <w:top w:val="single" w:color="CBD5E1" w:sz="4"/>
+              <w:left w:val="single" w:color="CBD5E1" w:sz="4"/>
+              <w:bottom w:val="single" w:color="CBD5E1" w:sz="4"/>
+              <w:right w:val="single" w:color="CBD5E1" w:sz="4"/>
+            </w:tcBorders>
+            <w:tcMar>
+              <w:top w:type="dxa" w:w="90"/>
+              <w:left w:type="dxa" w:w="130"/>
+              <w:bottom w:type="dxa" w:w="90"/>
+              <w:right w:type="dxa" w:w="130"/>
+            </w:tcMar>
+          </w:tcPr>
+          <w:p>
+            <w:pPr>
+              <w:jc w:val="left"/>
+            </w:pPr>
+            <w:r>
+              <w:rPr>
+                <w:rFonts w:ascii="Calibri" w:cs="Calibri" w:eastAsia="Calibri" w:hAnsi="Calibri"/>
+                <w:b w:val="false"/>
+                <w:bCs w:val="false"/>
+                <w:i w:val="false"/>
+                <w:iCs w:val="false"/>
+                <w:sz w:val="19"/>
+                <w:szCs w:val="19"/>
+              </w:rPr>
+              <w:t xml:space="preserve">Meskipun</w:t>
+            </w:r>
+          </w:p>
+        </w:tc>
+        <w:tc>
+          <w:tcPr>
+            <w:tcW w:type="pct" w:w="500"/>
+            <w:tcBorders>
+              <w:top w:val="single" w:color="CBD5E1" w:sz="4"/>
+              <w:left w:val="single" w:color="CBD5E1" w:sz="4"/>
+              <w:bottom w:val="single" w:color="CBD5E1" w:sz="4"/>
+              <w:right w:val="single" w:color="CBD5E1" w:sz="4"/>
+            </w:tcBorders>
+            <w:tcMar>
+              <w:top w:type="dxa" w:w="90"/>
+              <w:left w:type="dxa" w:w="130"/>
+              <w:bottom w:type="dxa" w:w="90"/>
+              <w:right w:type="dxa" w:w="130"/>
+            </w:tcMar>
+          </w:tcPr>
+          <w:p>
+            <w:pPr>
+              <w:jc w:val="left"/>
+            </w:pPr>
+            <w:r>
+              <w:rPr>
+                <w:rFonts w:ascii="Calibri" w:cs="Calibri" w:eastAsia="Calibri" w:hAnsi="Calibri"/>
+                <w:b w:val="false"/>
+                <w:bCs w:val="false"/>
+                <w:i w:val="false"/>
+                <w:iCs w:val="false"/>
+                <w:sz w:val="19"/>
+                <w:szCs w:val="19"/>
+              </w:rPr>
+              <w:t xml:space="preserve">Tetapi</w:t>
+            </w:r>
+          </w:p>
+        </w:tc>
+        <w:tc>
+          <w:tcPr>
+            <w:tcW w:type="pct" w:w="300"/>
+            <w:tcBorders>
+              <w:top w:val="single" w:color="CBD5E1" w:sz="4"/>
+              <w:left w:val="single" w:color="CBD5E1" w:sz="4"/>
+              <w:bottom w:val="single" w:color="CBD5E1" w:sz="4"/>
+              <w:right w:val="single" w:color="CBD5E1" w:sz="4"/>
+            </w:tcBorders>
+            <w:tcMar>
+              <w:top w:type="dxa" w:w="90"/>
+              <w:left w:type="dxa" w:w="130"/>
+              <w:bottom w:type="dxa" w:w="90"/>
+              <w:right w:type="dxa" w:w="130"/>
+            </w:tcMar>
+          </w:tcPr>
+          <w:p>
+            <w:pPr>
+              <w:jc w:val="center"/>
+            </w:pPr>
+            <w:r>
+              <w:rPr>
+                <w:rFonts w:ascii="Calibri" w:cs="Calibri" w:eastAsia="Calibri" w:hAnsi="Calibri"/>
+                <w:b/>
+                <w:bCs/>
+                <w:i w:val="false"/>
+                <w:iCs w:val="false"/>
+                <w:sz w:val="19"/>
+                <w:szCs w:val="19"/>
+              </w:rPr>
+              <w:t xml:space="preserve">A</w:t>
+            </w:r>
+          </w:p>
+        </w:tc>
+      </w:tr>
+      <w:tr>
+        <w:tc>
+          <w:tcPr>
+            <w:tcW w:type="pct" w:w="250"/>
+            <w:tcBorders>
+              <w:top w:val="single" w:color="CBD5E1" w:sz="4"/>
+              <w:left w:val="single" w:color="CBD5E1" w:sz="4"/>
+              <w:bottom w:val="single" w:color="CBD5E1" w:sz="4"/>
+              <w:right w:val="single" w:color="CBD5E1" w:sz="4"/>
+            </w:tcBorders>
+            <w:tcMar>
+              <w:top w:type="dxa" w:w="90"/>
+              <w:left w:type="dxa" w:w="130"/>
+              <w:bottom w:type="dxa" w:w="90"/>
+              <w:right w:type="dxa" w:w="130"/>
+            </w:tcMar>
+          </w:tcPr>
+          <w:p>
+            <w:pPr>
+              <w:jc w:val="center"/>
+            </w:pPr>
+            <w:r>
+              <w:rPr>
+                <w:rFonts w:ascii="Calibri" w:cs="Calibri" w:eastAsia="Calibri" w:hAnsi="Calibri"/>
+                <w:b w:val="false"/>
+                <w:bCs w:val="false"/>
+                <w:i w:val="false"/>
+                <w:iCs w:val="false"/>
+                <w:sz w:val="19"/>
+                <w:szCs w:val="19"/>
+              </w:rPr>
+              <w:t xml:space="preserve">10</w:t>
+            </w:r>
+          </w:p>
+        </w:tc>
+        <w:tc>
+          <w:tcPr>
+            <w:tcW w:type="pct" w:w="900"/>
+            <w:tcBorders>
+              <w:top w:val="single" w:color="CBD5E1" w:sz="4"/>
+              <w:left w:val="single" w:color="CBD5E1" w:sz="4"/>
+              <w:bottom w:val="single" w:color="CBD5E1" w:sz="4"/>
+              <w:right w:val="single" w:color="CBD5E1" w:sz="4"/>
+            </w:tcBorders>
+            <w:tcMar>
+              <w:top w:type="dxa" w:w="90"/>
+              <w:left w:type="dxa" w:w="130"/>
+              <w:bottom w:type="dxa" w:w="90"/>
+              <w:right w:type="dxa" w:w="130"/>
+            </w:tcMar>
+          </w:tcPr>
+          <w:p>
+            <w:pPr>
+              <w:jc w:val="left"/>
+            </w:pPr>
+            <w:r>
+              <w:rPr>
+                <w:rFonts w:ascii="Calibri" w:cs="Calibri" w:eastAsia="Calibri" w:hAnsi="Calibri"/>
+                <w:b/>
+                <w:bCs/>
+                <w:i w:val="false"/>
+                <w:iCs w:val="false"/>
+                <w:sz w:val="19"/>
+                <w:szCs w:val="19"/>
+              </w:rPr>
+              <w:t xml:space="preserve">IPA</w:t>
+            </w:r>
+          </w:p>
+        </w:tc>
+        <w:tc>
+          <w:tcPr>
+            <w:tcW w:type="pct" w:w="1850"/>
+            <w:tcBorders>
+              <w:top w:val="single" w:color="CBD5E1" w:sz="4"/>
+              <w:left w:val="single" w:color="CBD5E1" w:sz="4"/>
+              <w:bottom w:val="single" w:color="CBD5E1" w:sz="4"/>
+              <w:right w:val="single" w:color="CBD5E1" w:sz="4"/>
+            </w:tcBorders>
+            <w:tcMar>
+              <w:top w:type="dxa" w:w="90"/>
+              <w:left w:type="dxa" w:w="130"/>
+              <w:bottom w:type="dxa" w:w="90"/>
+              <w:right w:type="dxa" w:w="130"/>
+            </w:tcMar>
+          </w:tcPr>
+          <w:p>
+            <w:pPr>
+              <w:jc w:val="left"/>
+            </w:pPr>
+            <w:r>
+              <w:rPr>
+                <w:rFonts w:ascii="Calibri" w:cs="Calibri" w:eastAsia="Calibri" w:hAnsi="Calibri"/>
+                <w:b w:val="false"/>
+                <w:bCs w:val="false"/>
+                <w:i w:val="false"/>
+                <w:iCs w:val="false"/>
+                <w:sz w:val="19"/>
+                <w:szCs w:val="19"/>
+              </w:rPr>
+              <w:t xml:space="preserve">[Gambar: Struktur Organel Sel] Organel sel bermembran ganda yang bertindak sebagai pembangkit energi utama (ATP) melalui respirasi seluler adalah ...</w:t>
+            </w:r>
+          </w:p>
+        </w:tc>
+        <w:tc>
+          <w:tcPr>
+            <w:tcW w:type="pct" w:w="500"/>
+            <w:tcBorders>
+              <w:top w:val="single" w:color="CBD5E1" w:sz="4"/>
+              <w:left w:val="single" w:color="CBD5E1" w:sz="4"/>
+              <w:bottom w:val="single" w:color="CBD5E1" w:sz="4"/>
+              <w:right w:val="single" w:color="CBD5E1" w:sz="4"/>
+            </w:tcBorders>
+            <w:tcMar>
+              <w:top w:type="dxa" w:w="90"/>
+              <w:left w:type="dxa" w:w="130"/>
+              <w:bottom w:type="dxa" w:w="90"/>
+              <w:right w:type="dxa" w:w="130"/>
+            </w:tcMar>
+          </w:tcPr>
+          <w:p>
+            <w:pPr>
+              <w:jc w:val="left"/>
+            </w:pPr>
+            <w:r>
+              <w:rPr>
+                <w:rFonts w:ascii="Calibri" w:cs="Calibri" w:eastAsia="Calibri" w:hAnsi="Calibri"/>
+                <w:b w:val="false"/>
+                <w:bCs w:val="false"/>
+                <w:i w:val="false"/>
+                <w:iCs w:val="false"/>
+                <w:sz w:val="19"/>
+                <w:szCs w:val="19"/>
+              </w:rPr>
+              <w:t xml:space="preserve">Mitokondria</w:t>
+            </w:r>
+          </w:p>
+        </w:tc>
+        <w:tc>
+          <w:tcPr>
+            <w:tcW w:type="pct" w:w="500"/>
+            <w:tcBorders>
+              <w:top w:val="single" w:color="CBD5E1" w:sz="4"/>
+              <w:left w:val="single" w:color="CBD5E1" w:sz="4"/>
+              <w:bottom w:val="single" w:color="CBD5E1" w:sz="4"/>
+              <w:right w:val="single" w:color="CBD5E1" w:sz="4"/>
+            </w:tcBorders>
+            <w:tcMar>
+              <w:top w:type="dxa" w:w="90"/>
+              <w:left w:type="dxa" w:w="130"/>
+              <w:bottom w:type="dxa" w:w="90"/>
+              <w:right w:type="dxa" w:w="130"/>
+            </w:tcMar>
+          </w:tcPr>
+          <w:p>
+            <w:pPr>
+              <w:jc w:val="left"/>
+            </w:pPr>
+            <w:r>
+              <w:rPr>
+                <w:rFonts w:ascii="Calibri" w:cs="Calibri" w:eastAsia="Calibri" w:hAnsi="Calibri"/>
+                <w:b w:val="false"/>
+                <w:bCs w:val="false"/>
+                <w:i w:val="false"/>
+                <w:iCs w:val="false"/>
+                <w:sz w:val="19"/>
+                <w:szCs w:val="19"/>
+              </w:rPr>
+              <w:t xml:space="preserve">Ribosom</w:t>
+            </w:r>
+          </w:p>
+        </w:tc>
+        <w:tc>
+          <w:tcPr>
+            <w:tcW w:type="pct" w:w="500"/>
+            <w:tcBorders>
+              <w:top w:val="single" w:color="CBD5E1" w:sz="4"/>
+              <w:left w:val="single" w:color="CBD5E1" w:sz="4"/>
+              <w:bottom w:val="single" w:color="CBD5E1" w:sz="4"/>
+              <w:right w:val="single" w:color="CBD5E1" w:sz="4"/>
+            </w:tcBorders>
+            <w:tcMar>
+              <w:top w:type="dxa" w:w="90"/>
+              <w:left w:type="dxa" w:w="130"/>
+              <w:bottom w:type="dxa" w:w="90"/>
+              <w:right w:type="dxa" w:w="130"/>
+            </w:tcMar>
+          </w:tcPr>
+          <w:p>
+            <w:pPr>
+              <w:jc w:val="left"/>
+            </w:pPr>
+            <w:r>
+              <w:rPr>
+                <w:rFonts w:ascii="Calibri" w:cs="Calibri" w:eastAsia="Calibri" w:hAnsi="Calibri"/>
+                <w:b w:val="false"/>
+                <w:bCs w:val="false"/>
+                <w:i w:val="false"/>
+                <w:iCs w:val="false"/>
+                <w:sz w:val="19"/>
+                <w:szCs w:val="19"/>
+              </w:rPr>
+              <w:t xml:space="preserve">Kloroplas</w:t>
+            </w:r>
+          </w:p>
+        </w:tc>
+        <w:tc>
+          <w:tcPr>
+            <w:tcW w:type="pct" w:w="500"/>
+            <w:tcBorders>
+              <w:top w:val="single" w:color="CBD5E1" w:sz="4"/>
+              <w:left w:val="single" w:color="CBD5E1" w:sz="4"/>
+              <w:bottom w:val="single" w:color="CBD5E1" w:sz="4"/>
+              <w:right w:val="single" w:color="CBD5E1" w:sz="4"/>
+            </w:tcBorders>
+            <w:tcMar>
+              <w:top w:type="dxa" w:w="90"/>
+              <w:left w:type="dxa" w:w="130"/>
+              <w:bottom w:type="dxa" w:w="90"/>
+              <w:right w:type="dxa" w:w="130"/>
+            </w:tcMar>
+          </w:tcPr>
+          <w:p>
+            <w:pPr>
+              <w:jc w:val="left"/>
+            </w:pPr>
+            <w:r>
+              <w:rPr>
+                <w:rFonts w:ascii="Calibri" w:cs="Calibri" w:eastAsia="Calibri" w:hAnsi="Calibri"/>
+                <w:b w:val="false"/>
+                <w:bCs w:val="false"/>
+                <w:i w:val="false"/>
+                <w:iCs w:val="false"/>
+                <w:sz w:val="19"/>
+                <w:szCs w:val="19"/>
+              </w:rPr>
+              <w:t xml:space="preserve">Lisosom</w:t>
+            </w:r>
+          </w:p>
+        </w:tc>
+        <w:tc>
+          <w:tcPr>
+            <w:tcW w:type="pct" w:w="300"/>
+            <w:tcBorders>
+              <w:top w:val="single" w:color="CBD5E1" w:sz="4"/>
+              <w:left w:val="single" w:color="CBD5E1" w:sz="4"/>
+              <w:bottom w:val="single" w:color="CBD5E1" w:sz="4"/>
+              <w:right w:val="single" w:color="CBD5E1" w:sz="4"/>
+            </w:tcBorders>
+            <w:tcMar>
+              <w:top w:type="dxa" w:w="90"/>
+              <w:left w:type="dxa" w:w="130"/>
+              <w:bottom w:type="dxa" w:w="90"/>
+              <w:right w:type="dxa" w:w="130"/>
+            </w:tcMar>
+          </w:tcPr>
+          <w:p>
+            <w:pPr>
+              <w:jc w:val="center"/>
+            </w:pPr>
+            <w:r>
+              <w:rPr>
+                <w:rFonts w:ascii="Calibri" w:cs="Calibri" w:eastAsia="Calibri" w:hAnsi="Calibri"/>
+                <w:b/>
+                <w:bCs/>
+                <w:i w:val="false"/>
+                <w:iCs w:val="false"/>
+                <w:sz w:val="19"/>
+                <w:szCs w:val="19"/>
+              </w:rPr>
+              <w:t xml:space="preserve">A</w:t>
+            </w:r>
+          </w:p>
+        </w:tc>
+      </w:tr>
+      <w:tr>
+        <w:tc>
+          <w:tcPr>
+            <w:tcW w:type="pct" w:w="250"/>
+            <w:tcBorders>
+              <w:top w:val="single" w:color="CBD5E1" w:sz="4"/>
+              <w:left w:val="single" w:color="CBD5E1" w:sz="4"/>
+              <w:bottom w:val="single" w:color="CBD5E1" w:sz="4"/>
+              <w:right w:val="single" w:color="CBD5E1" w:sz="4"/>
+            </w:tcBorders>
+            <w:tcMar>
+              <w:top w:type="dxa" w:w="90"/>
+              <w:left w:type="dxa" w:w="130"/>
+              <w:bottom w:type="dxa" w:w="90"/>
+              <w:right w:type="dxa" w:w="130"/>
+            </w:tcMar>
+          </w:tcPr>
+          <w:p>
+            <w:pPr>
+              <w:jc w:val="center"/>
+            </w:pPr>
+            <w:r>
+              <w:rPr>
+                <w:rFonts w:ascii="Calibri" w:cs="Calibri" w:eastAsia="Calibri" w:hAnsi="Calibri"/>
+                <w:b w:val="false"/>
+                <w:bCs w:val="false"/>
+                <w:i w:val="false"/>
+                <w:iCs w:val="false"/>
+                <w:sz w:val="19"/>
+                <w:szCs w:val="19"/>
+              </w:rPr>
+              <w:t xml:space="preserve">11</w:t>
+            </w:r>
+          </w:p>
+        </w:tc>
+        <w:tc>
+          <w:tcPr>
+            <w:tcW w:type="pct" w:w="900"/>
+            <w:tcBorders>
+              <w:top w:val="single" w:color="CBD5E1" w:sz="4"/>
+              <w:left w:val="single" w:color="CBD5E1" w:sz="4"/>
+              <w:bottom w:val="single" w:color="CBD5E1" w:sz="4"/>
+              <w:right w:val="single" w:color="CBD5E1" w:sz="4"/>
+            </w:tcBorders>
+            <w:tcMar>
+              <w:top w:type="dxa" w:w="90"/>
+              <w:left w:type="dxa" w:w="130"/>
+              <w:bottom w:type="dxa" w:w="90"/>
+              <w:right w:type="dxa" w:w="130"/>
+            </w:tcMar>
+          </w:tcPr>
+          <w:p>
+            <w:pPr>
+              <w:jc w:val="left"/>
+            </w:pPr>
+            <w:r>
+              <w:rPr>
+                <w:rFonts w:ascii="Calibri" w:cs="Calibri" w:eastAsia="Calibri" w:hAnsi="Calibri"/>
+                <w:b/>
+                <w:bCs/>
+                <w:i w:val="false"/>
+                <w:iCs w:val="false"/>
+                <w:sz w:val="19"/>
+                <w:szCs w:val="19"/>
+              </w:rPr>
+              <w:t xml:space="preserve">IPA</w:t>
+            </w:r>
+          </w:p>
+        </w:tc>
+        <w:tc>
+          <w:tcPr>
+            <w:tcW w:type="pct" w:w="1850"/>
+            <w:tcBorders>
+              <w:top w:val="single" w:color="CBD5E1" w:sz="4"/>
+              <w:left w:val="single" w:color="CBD5E1" w:sz="4"/>
+              <w:bottom w:val="single" w:color="CBD5E1" w:sz="4"/>
+              <w:right w:val="single" w:color="CBD5E1" w:sz="4"/>
+            </w:tcBorders>
+            <w:tcMar>
+              <w:top w:type="dxa" w:w="90"/>
+              <w:left w:type="dxa" w:w="130"/>
+              <w:bottom w:type="dxa" w:w="90"/>
+              <w:right w:type="dxa" w:w="130"/>
+            </w:tcMar>
+          </w:tcPr>
+          <w:p>
+            <w:pPr>
+              <w:jc w:val="left"/>
+            </w:pPr>
+            <w:r>
+              <w:rPr>
+                <w:rFonts w:ascii="Calibri" w:cs="Calibri" w:eastAsia="Calibri" w:hAnsi="Calibri"/>
+                <w:b w:val="false"/>
+                <w:bCs w:val="false"/>
+                <w:i w:val="false"/>
+                <w:iCs w:val="false"/>
+                <w:sz w:val="19"/>
+                <w:szCs w:val="19"/>
+              </w:rPr>
+              <w:t xml:space="preserve">Zat pigmen hijau pada daun tumbuhan yang berfungsi menangkap energi cahaya matahari untuk fotosintesis adalah ...</w:t>
+            </w:r>
+          </w:p>
+        </w:tc>
+        <w:tc>
+          <w:tcPr>
+            <w:tcW w:type="pct" w:w="500"/>
+            <w:tcBorders>
+              <w:top w:val="single" w:color="CBD5E1" w:sz="4"/>
+              <w:left w:val="single" w:color="CBD5E1" w:sz="4"/>
+              <w:bottom w:val="single" w:color="CBD5E1" w:sz="4"/>
+              <w:right w:val="single" w:color="CBD5E1" w:sz="4"/>
+            </w:tcBorders>
+            <w:tcMar>
+              <w:top w:type="dxa" w:w="90"/>
+              <w:left w:type="dxa" w:w="130"/>
+              <w:bottom w:type="dxa" w:w="90"/>
+              <w:right w:type="dxa" w:w="130"/>
+            </w:tcMar>
+          </w:tcPr>
+          <w:p>
+            <w:pPr>
+              <w:jc w:val="left"/>
+            </w:pPr>
+            <w:r>
+              <w:rPr>
+                <w:rFonts w:ascii="Calibri" w:cs="Calibri" w:eastAsia="Calibri" w:hAnsi="Calibri"/>
+                <w:b w:val="false"/>
+                <w:bCs w:val="false"/>
+                <w:i w:val="false"/>
+                <w:iCs w:val="false"/>
+                <w:sz w:val="19"/>
+                <w:szCs w:val="19"/>
+              </w:rPr>
+              <w:t xml:space="preserve">Klorofil</w:t>
+            </w:r>
+          </w:p>
+        </w:tc>
+        <w:tc>
+          <w:tcPr>
+            <w:tcW w:type="pct" w:w="500"/>
+            <w:tcBorders>
+              <w:top w:val="single" w:color="CBD5E1" w:sz="4"/>
+              <w:left w:val="single" w:color="CBD5E1" w:sz="4"/>
+              <w:bottom w:val="single" w:color="CBD5E1" w:sz="4"/>
+              <w:right w:val="single" w:color="CBD5E1" w:sz="4"/>
+            </w:tcBorders>
+            <w:tcMar>
+              <w:top w:type="dxa" w:w="90"/>
+              <w:left w:type="dxa" w:w="130"/>
+              <w:bottom w:type="dxa" w:w="90"/>
+              <w:right w:type="dxa" w:w="130"/>
+            </w:tcMar>
+          </w:tcPr>
+          <w:p>
+            <w:pPr>
+              <w:jc w:val="left"/>
+            </w:pPr>
+            <w:r>
+              <w:rPr>
+                <w:rFonts w:ascii="Calibri" w:cs="Calibri" w:eastAsia="Calibri" w:hAnsi="Calibri"/>
+                <w:b w:val="false"/>
+                <w:bCs w:val="false"/>
+                <w:i w:val="false"/>
+                <w:iCs w:val="false"/>
+                <w:sz w:val="19"/>
+                <w:szCs w:val="19"/>
+              </w:rPr>
+              <w:t xml:space="preserve">Karotenoid</w:t>
+            </w:r>
+          </w:p>
+        </w:tc>
+        <w:tc>
+          <w:tcPr>
+            <w:tcW w:type="pct" w:w="500"/>
+            <w:tcBorders>
+              <w:top w:val="single" w:color="CBD5E1" w:sz="4"/>
+              <w:left w:val="single" w:color="CBD5E1" w:sz="4"/>
+              <w:bottom w:val="single" w:color="CBD5E1" w:sz="4"/>
+              <w:right w:val="single" w:color="CBD5E1" w:sz="4"/>
+            </w:tcBorders>
+            <w:tcMar>
+              <w:top w:type="dxa" w:w="90"/>
+              <w:left w:type="dxa" w:w="130"/>
+              <w:bottom w:type="dxa" w:w="90"/>
+              <w:right w:type="dxa" w:w="130"/>
+            </w:tcMar>
+          </w:tcPr>
+          <w:p>
+            <w:pPr>
+              <w:jc w:val="left"/>
+            </w:pPr>
+            <w:r>
+              <w:rPr>
+                <w:rFonts w:ascii="Calibri" w:cs="Calibri" w:eastAsia="Calibri" w:hAnsi="Calibri"/>
+                <w:b w:val="false"/>
+                <w:bCs w:val="false"/>
+                <w:i w:val="false"/>
+                <w:iCs w:val="false"/>
+                <w:sz w:val="19"/>
+                <w:szCs w:val="19"/>
+              </w:rPr>
+              <w:t xml:space="preserve">Antosianin</w:t>
+            </w:r>
+          </w:p>
+        </w:tc>
+        <w:tc>
+          <w:tcPr>
+            <w:tcW w:type="pct" w:w="500"/>
+            <w:tcBorders>
+              <w:top w:val="single" w:color="CBD5E1" w:sz="4"/>
+              <w:left w:val="single" w:color="CBD5E1" w:sz="4"/>
+              <w:bottom w:val="single" w:color="CBD5E1" w:sz="4"/>
+              <w:right w:val="single" w:color="CBD5E1" w:sz="4"/>
+            </w:tcBorders>
+            <w:tcMar>
+              <w:top w:type="dxa" w:w="90"/>
+              <w:left w:type="dxa" w:w="130"/>
+              <w:bottom w:type="dxa" w:w="90"/>
+              <w:right w:type="dxa" w:w="130"/>
+            </w:tcMar>
+          </w:tcPr>
+          <w:p>
+            <w:pPr>
+              <w:jc w:val="left"/>
+            </w:pPr>
+            <w:r>
+              <w:rPr>
+                <w:rFonts w:ascii="Calibri" w:cs="Calibri" w:eastAsia="Calibri" w:hAnsi="Calibri"/>
+                <w:b w:val="false"/>
+                <w:bCs w:val="false"/>
+                <w:i w:val="false"/>
+                <w:iCs w:val="false"/>
+                <w:sz w:val="19"/>
+                <w:szCs w:val="19"/>
+              </w:rPr>
+              <w:t xml:space="preserve">Xantofil</w:t>
+            </w:r>
+          </w:p>
+        </w:tc>
+        <w:tc>
+          <w:tcPr>
+            <w:tcW w:type="pct" w:w="300"/>
+            <w:tcBorders>
+              <w:top w:val="single" w:color="CBD5E1" w:sz="4"/>
+              <w:left w:val="single" w:color="CBD5E1" w:sz="4"/>
+              <w:bottom w:val="single" w:color="CBD5E1" w:sz="4"/>
+              <w:right w:val="single" w:color="CBD5E1" w:sz="4"/>
+            </w:tcBorders>
+            <w:tcMar>
+              <w:top w:type="dxa" w:w="90"/>
+              <w:left w:type="dxa" w:w="130"/>
+              <w:bottom w:type="dxa" w:w="90"/>
+              <w:right w:type="dxa" w:w="130"/>
+            </w:tcMar>
+          </w:tcPr>
+          <w:p>
+            <w:pPr>
+              <w:jc w:val="center"/>
+            </w:pPr>
+            <w:r>
+              <w:rPr>
+                <w:rFonts w:ascii="Calibri" w:cs="Calibri" w:eastAsia="Calibri" w:hAnsi="Calibri"/>
+                <w:b/>
+                <w:bCs/>
+                <w:i w:val="false"/>
+                <w:iCs w:val="false"/>
+                <w:sz w:val="19"/>
+                <w:szCs w:val="19"/>
+              </w:rPr>
+              <w:t xml:space="preserve">A</w:t>
+            </w:r>
+          </w:p>
+        </w:tc>
+      </w:tr>
+      <w:tr>
+        <w:tc>
+          <w:tcPr>
+            <w:tcW w:type="pct" w:w="250"/>
+            <w:tcBorders>
+              <w:top w:val="single" w:color="CBD5E1" w:sz="4"/>
+              <w:left w:val="single" w:color="CBD5E1" w:sz="4"/>
+              <w:bottom w:val="single" w:color="CBD5E1" w:sz="4"/>
+              <w:right w:val="single" w:color="CBD5E1" w:sz="4"/>
+            </w:tcBorders>
+            <w:tcMar>
+              <w:top w:type="dxa" w:w="90"/>
+              <w:left w:type="dxa" w:w="130"/>
+              <w:bottom w:type="dxa" w:w="90"/>
+              <w:right w:type="dxa" w:w="130"/>
+            </w:tcMar>
+          </w:tcPr>
+          <w:p>
+            <w:pPr>
+              <w:jc w:val="center"/>
+            </w:pPr>
+            <w:r>
+              <w:rPr>
+                <w:rFonts w:ascii="Calibri" w:cs="Calibri" w:eastAsia="Calibri" w:hAnsi="Calibri"/>
+                <w:b w:val="false"/>
+                <w:bCs w:val="false"/>
+                <w:i w:val="false"/>
+                <w:iCs w:val="false"/>
+                <w:sz w:val="19"/>
+                <w:szCs w:val="19"/>
+              </w:rPr>
+              <w:t xml:space="preserve">12</w:t>
+            </w:r>
+          </w:p>
+        </w:tc>
+        <w:tc>
+          <w:tcPr>
+            <w:tcW w:type="pct" w:w="900"/>
+            <w:tcBorders>
+              <w:top w:val="single" w:color="CBD5E1" w:sz="4"/>
+              <w:left w:val="single" w:color="CBD5E1" w:sz="4"/>
+              <w:bottom w:val="single" w:color="CBD5E1" w:sz="4"/>
+              <w:right w:val="single" w:color="CBD5E1" w:sz="4"/>
+            </w:tcBorders>
+            <w:tcMar>
+              <w:top w:type="dxa" w:w="90"/>
+              <w:left w:type="dxa" w:w="130"/>
+              <w:bottom w:type="dxa" w:w="90"/>
+              <w:right w:type="dxa" w:w="130"/>
+            </w:tcMar>
+          </w:tcPr>
+          <w:p>
+            <w:pPr>
+              <w:jc w:val="left"/>
+            </w:pPr>
+            <w:r>
+              <w:rPr>
+                <w:rFonts w:ascii="Calibri" w:cs="Calibri" w:eastAsia="Calibri" w:hAnsi="Calibri"/>
+                <w:b/>
+                <w:bCs/>
+                <w:i w:val="false"/>
+                <w:iCs w:val="false"/>
+                <w:sz w:val="19"/>
+                <w:szCs w:val="19"/>
+              </w:rPr>
+              <w:t xml:space="preserve">Bahasa Inggris</w:t>
+            </w:r>
+          </w:p>
+        </w:tc>
+        <w:tc>
+          <w:tcPr>
+            <w:tcW w:type="pct" w:w="1850"/>
+            <w:tcBorders>
+              <w:top w:val="single" w:color="CBD5E1" w:sz="4"/>
+              <w:left w:val="single" w:color="CBD5E1" w:sz="4"/>
+              <w:bottom w:val="single" w:color="CBD5E1" w:sz="4"/>
+              <w:right w:val="single" w:color="CBD5E1" w:sz="4"/>
+            </w:tcBorders>
+            <w:tcMar>
+              <w:top w:type="dxa" w:w="90"/>
+              <w:left w:type="dxa" w:w="130"/>
+              <w:bottom w:type="dxa" w:w="90"/>
+              <w:right w:type="dxa" w:w="130"/>
+            </w:tcMar>
+          </w:tcPr>
+          <w:p>
+            <w:pPr>
+              <w:jc w:val="left"/>
+            </w:pPr>
+            <w:r>
+              <w:rPr>
+                <w:rFonts w:ascii="Calibri" w:cs="Calibri" w:eastAsia="Calibri" w:hAnsi="Calibri"/>
+                <w:b w:val="false"/>
+                <w:bCs w:val="false"/>
+                <w:i w:val="false"/>
+                <w:iCs w:val="false"/>
+                <w:sz w:val="19"/>
+                <w:szCs w:val="19"/>
+              </w:rPr>
+              <w:t xml:space="preserve">Complete the sentence with correct verb: 'Every morning, the students ... together before entering the classroom.'</w:t>
+            </w:r>
+          </w:p>
+        </w:tc>
+        <w:tc>
+          <w:tcPr>
+            <w:tcW w:type="pct" w:w="500"/>
+            <w:tcBorders>
+              <w:top w:val="single" w:color="CBD5E1" w:sz="4"/>
+              <w:left w:val="single" w:color="CBD5E1" w:sz="4"/>
+              <w:bottom w:val="single" w:color="CBD5E1" w:sz="4"/>
+              <w:right w:val="single" w:color="CBD5E1" w:sz="4"/>
+            </w:tcBorders>
+            <w:tcMar>
+              <w:top w:type="dxa" w:w="90"/>
+              <w:left w:type="dxa" w:w="130"/>
+              <w:bottom w:type="dxa" w:w="90"/>
+              <w:right w:type="dxa" w:w="130"/>
+            </w:tcMar>
+          </w:tcPr>
+          <w:p>
+            <w:pPr>
+              <w:jc w:val="left"/>
+            </w:pPr>
+            <w:r>
+              <w:rPr>
+                <w:rFonts w:ascii="Calibri" w:cs="Calibri" w:eastAsia="Calibri" w:hAnsi="Calibri"/>
+                <w:b w:val="false"/>
+                <w:bCs w:val="false"/>
+                <w:i w:val="false"/>
+                <w:iCs w:val="false"/>
+                <w:sz w:val="19"/>
+                <w:szCs w:val="19"/>
+              </w:rPr>
+              <w:t xml:space="preserve">gather</w:t>
+            </w:r>
+          </w:p>
+        </w:tc>
+        <w:tc>
+          <w:tcPr>
+            <w:tcW w:type="pct" w:w="500"/>
+            <w:tcBorders>
+              <w:top w:val="single" w:color="CBD5E1" w:sz="4"/>
+              <w:left w:val="single" w:color="CBD5E1" w:sz="4"/>
+              <w:bottom w:val="single" w:color="CBD5E1" w:sz="4"/>
+              <w:right w:val="single" w:color="CBD5E1" w:sz="4"/>
+            </w:tcBorders>
+            <w:tcMar>
+              <w:top w:type="dxa" w:w="90"/>
+              <w:left w:type="dxa" w:w="130"/>
+              <w:bottom w:type="dxa" w:w="90"/>
+              <w:right w:type="dxa" w:w="130"/>
+            </w:tcMar>
+          </w:tcPr>
+          <w:p>
+            <w:pPr>
+              <w:jc w:val="left"/>
+            </w:pPr>
+            <w:r>
+              <w:rPr>
+                <w:rFonts w:ascii="Calibri" w:cs="Calibri" w:eastAsia="Calibri" w:hAnsi="Calibri"/>
+                <w:b w:val="false"/>
+                <w:bCs w:val="false"/>
+                <w:i w:val="false"/>
+                <w:iCs w:val="false"/>
+                <w:sz w:val="19"/>
+                <w:szCs w:val="19"/>
+              </w:rPr>
+              <w:t xml:space="preserve">gathers</w:t>
+            </w:r>
+          </w:p>
+        </w:tc>
+        <w:tc>
+          <w:tcPr>
+            <w:tcW w:type="pct" w:w="500"/>
+            <w:tcBorders>
+              <w:top w:val="single" w:color="CBD5E1" w:sz="4"/>
+              <w:left w:val="single" w:color="CBD5E1" w:sz="4"/>
+              <w:bottom w:val="single" w:color="CBD5E1" w:sz="4"/>
+              <w:right w:val="single" w:color="CBD5E1" w:sz="4"/>
+            </w:tcBorders>
+            <w:tcMar>
+              <w:top w:type="dxa" w:w="90"/>
+              <w:left w:type="dxa" w:w="130"/>
+              <w:bottom w:type="dxa" w:w="90"/>
+              <w:right w:type="dxa" w:w="130"/>
+            </w:tcMar>
+          </w:tcPr>
+          <w:p>
+            <w:pPr>
+              <w:jc w:val="left"/>
+            </w:pPr>
+            <w:r>
+              <w:rPr>
+                <w:rFonts w:ascii="Calibri" w:cs="Calibri" w:eastAsia="Calibri" w:hAnsi="Calibri"/>
+                <w:b w:val="false"/>
+                <w:bCs w:val="false"/>
+                <w:i w:val="false"/>
+                <w:iCs w:val="false"/>
+                <w:sz w:val="19"/>
+                <w:szCs w:val="19"/>
+              </w:rPr>
+              <w:t xml:space="preserve">gathering</w:t>
+            </w:r>
+          </w:p>
+        </w:tc>
+        <w:tc>
+          <w:tcPr>
+            <w:tcW w:type="pct" w:w="500"/>
+            <w:tcBorders>
+              <w:top w:val="single" w:color="CBD5E1" w:sz="4"/>
+              <w:left w:val="single" w:color="CBD5E1" w:sz="4"/>
+              <w:bottom w:val="single" w:color="CBD5E1" w:sz="4"/>
+              <w:right w:val="single" w:color="CBD5E1" w:sz="4"/>
+            </w:tcBorders>
+            <w:tcMar>
+              <w:top w:type="dxa" w:w="90"/>
+              <w:left w:type="dxa" w:w="130"/>
+              <w:bottom w:type="dxa" w:w="90"/>
+              <w:right w:type="dxa" w:w="130"/>
+            </w:tcMar>
+          </w:tcPr>
+          <w:p>
+            <w:pPr>
+              <w:jc w:val="left"/>
+            </w:pPr>
+            <w:r>
+              <w:rPr>
+                <w:rFonts w:ascii="Calibri" w:cs="Calibri" w:eastAsia="Calibri" w:hAnsi="Calibri"/>
+                <w:b w:val="false"/>
+                <w:bCs w:val="false"/>
+                <w:i w:val="false"/>
+                <w:iCs w:val="false"/>
+                <w:sz w:val="19"/>
+                <w:szCs w:val="19"/>
+              </w:rPr>
+              <w:t xml:space="preserve">gathered</w:t>
+            </w:r>
+          </w:p>
+        </w:tc>
+        <w:tc>
+          <w:tcPr>
+            <w:tcW w:type="pct" w:w="300"/>
+            <w:tcBorders>
+              <w:top w:val="single" w:color="CBD5E1" w:sz="4"/>
+              <w:left w:val="single" w:color="CBD5E1" w:sz="4"/>
+              <w:bottom w:val="single" w:color="CBD5E1" w:sz="4"/>
+              <w:right w:val="single" w:color="CBD5E1" w:sz="4"/>
+            </w:tcBorders>
+            <w:tcMar>
+              <w:top w:type="dxa" w:w="90"/>
+              <w:left w:type="dxa" w:w="130"/>
+              <w:bottom w:type="dxa" w:w="90"/>
+              <w:right w:type="dxa" w:w="130"/>
+            </w:tcMar>
+          </w:tcPr>
+          <w:p>
+            <w:pPr>
+              <w:jc w:val="center"/>
+            </w:pPr>
+            <w:r>
+              <w:rPr>
+                <w:rFonts w:ascii="Calibri" w:cs="Calibri" w:eastAsia="Calibri" w:hAnsi="Calibri"/>
+                <w:b/>
+                <w:bCs/>
+                <w:i w:val="false"/>
+                <w:iCs w:val="false"/>
+                <w:sz w:val="19"/>
+                <w:szCs w:val="19"/>
+              </w:rPr>
+              <w:t xml:space="preserve">A</w:t>
+            </w:r>
+          </w:p>
+        </w:tc>
+      </w:tr>
+      <w:tr>
+        <w:tc>
+          <w:tcPr>
+            <w:tcW w:type="pct" w:w="250"/>
+            <w:tcBorders>
+              <w:top w:val="single" w:color="CBD5E1" w:sz="4"/>
+              <w:left w:val="single" w:color="CBD5E1" w:sz="4"/>
+              <w:bottom w:val="single" w:color="CBD5E1" w:sz="4"/>
+              <w:right w:val="single" w:color="CBD5E1" w:sz="4"/>
+            </w:tcBorders>
+            <w:tcMar>
+              <w:top w:type="dxa" w:w="90"/>
+              <w:left w:type="dxa" w:w="130"/>
+              <w:bottom w:type="dxa" w:w="90"/>
+              <w:right w:type="dxa" w:w="130"/>
+            </w:tcMar>
+          </w:tcPr>
+          <w:p>
+            <w:pPr>
+              <w:jc w:val="center"/>
+            </w:pPr>
+            <w:r>
+              <w:rPr>
+                <w:rFonts w:ascii="Calibri" w:cs="Calibri" w:eastAsia="Calibri" w:hAnsi="Calibri"/>
+                <w:b w:val="false"/>
+                <w:bCs w:val="false"/>
+                <w:i w:val="false"/>
+                <w:iCs w:val="false"/>
+                <w:sz w:val="19"/>
+                <w:szCs w:val="19"/>
+              </w:rPr>
+              <w:t xml:space="preserve">13</w:t>
+            </w:r>
+          </w:p>
+        </w:tc>
+        <w:tc>
+          <w:tcPr>
+            <w:tcW w:type="pct" w:w="900"/>
+            <w:tcBorders>
+              <w:top w:val="single" w:color="CBD5E1" w:sz="4"/>
+              <w:left w:val="single" w:color="CBD5E1" w:sz="4"/>
+              <w:bottom w:val="single" w:color="CBD5E1" w:sz="4"/>
+              <w:right w:val="single" w:color="CBD5E1" w:sz="4"/>
+            </w:tcBorders>
+            <w:tcMar>
+              <w:top w:type="dxa" w:w="90"/>
+              <w:left w:type="dxa" w:w="130"/>
+              <w:bottom w:type="dxa" w:w="90"/>
+              <w:right w:type="dxa" w:w="130"/>
+            </w:tcMar>
+          </w:tcPr>
+          <w:p>
+            <w:pPr>
+              <w:jc w:val="left"/>
+            </w:pPr>
+            <w:r>
+              <w:rPr>
+                <w:rFonts w:ascii="Calibri" w:cs="Calibri" w:eastAsia="Calibri" w:hAnsi="Calibri"/>
+                <w:b/>
+                <w:bCs/>
+                <w:i w:val="false"/>
+                <w:iCs w:val="false"/>
+                <w:sz w:val="19"/>
+                <w:szCs w:val="19"/>
+              </w:rPr>
+              <w:t xml:space="preserve">Bahasa Inggris</w:t>
+            </w:r>
+          </w:p>
+        </w:tc>
+        <w:tc>
+          <w:tcPr>
+            <w:tcW w:type="pct" w:w="1850"/>
+            <w:tcBorders>
+              <w:top w:val="single" w:color="CBD5E1" w:sz="4"/>
+              <w:left w:val="single" w:color="CBD5E1" w:sz="4"/>
+              <w:bottom w:val="single" w:color="CBD5E1" w:sz="4"/>
+              <w:right w:val="single" w:color="CBD5E1" w:sz="4"/>
+            </w:tcBorders>
+            <w:tcMar>
+              <w:top w:type="dxa" w:w="90"/>
+              <w:left w:type="dxa" w:w="130"/>
+              <w:bottom w:type="dxa" w:w="90"/>
+              <w:right w:type="dxa" w:w="130"/>
+            </w:tcMar>
+          </w:tcPr>
+          <w:p>
+            <w:pPr>
+              <w:jc w:val="left"/>
+            </w:pPr>
+            <w:r>
+              <w:rPr>
+                <w:rFonts w:ascii="Calibri" w:cs="Calibri" w:eastAsia="Calibri" w:hAnsi="Calibri"/>
+                <w:b w:val="false"/>
+                <w:bCs w:val="false"/>
+                <w:i w:val="false"/>
+                <w:iCs w:val="false"/>
+                <w:sz w:val="19"/>
+                <w:szCs w:val="19"/>
+              </w:rPr>
+              <w:t xml:space="preserve">The antonym of the word 'generous' (suka memberi / dermawan) is ...</w:t>
+            </w:r>
+          </w:p>
+        </w:tc>
+        <w:tc>
+          <w:tcPr>
+            <w:tcW w:type="pct" w:w="500"/>
+            <w:tcBorders>
+              <w:top w:val="single" w:color="CBD5E1" w:sz="4"/>
+              <w:left w:val="single" w:color="CBD5E1" w:sz="4"/>
+              <w:bottom w:val="single" w:color="CBD5E1" w:sz="4"/>
+              <w:right w:val="single" w:color="CBD5E1" w:sz="4"/>
+            </w:tcBorders>
+            <w:tcMar>
+              <w:top w:type="dxa" w:w="90"/>
+              <w:left w:type="dxa" w:w="130"/>
+              <w:bottom w:type="dxa" w:w="90"/>
+              <w:right w:type="dxa" w:w="130"/>
+            </w:tcMar>
+          </w:tcPr>
+          <w:p>
+            <w:pPr>
+              <w:jc w:val="left"/>
+            </w:pPr>
+            <w:r>
+              <w:rPr>
+                <w:rFonts w:ascii="Calibri" w:cs="Calibri" w:eastAsia="Calibri" w:hAnsi="Calibri"/>
+                <w:b w:val="false"/>
+                <w:bCs w:val="false"/>
+                <w:i w:val="false"/>
+                <w:iCs w:val="false"/>
+                <w:sz w:val="19"/>
+                <w:szCs w:val="19"/>
+              </w:rPr>
+              <w:t xml:space="preserve">Stingy</w:t>
+            </w:r>
+          </w:p>
+        </w:tc>
+        <w:tc>
+          <w:tcPr>
+            <w:tcW w:type="pct" w:w="500"/>
+            <w:tcBorders>
+              <w:top w:val="single" w:color="CBD5E1" w:sz="4"/>
+              <w:left w:val="single" w:color="CBD5E1" w:sz="4"/>
+              <w:bottom w:val="single" w:color="CBD5E1" w:sz="4"/>
+              <w:right w:val="single" w:color="CBD5E1" w:sz="4"/>
+            </w:tcBorders>
+            <w:tcMar>
+              <w:top w:type="dxa" w:w="90"/>
+              <w:left w:type="dxa" w:w="130"/>
+              <w:bottom w:type="dxa" w:w="90"/>
+              <w:right w:type="dxa" w:w="130"/>
+            </w:tcMar>
+          </w:tcPr>
+          <w:p>
+            <w:pPr>
+              <w:jc w:val="left"/>
+            </w:pPr>
+            <w:r>
+              <w:rPr>
+                <w:rFonts w:ascii="Calibri" w:cs="Calibri" w:eastAsia="Calibri" w:hAnsi="Calibri"/>
+                <w:b w:val="false"/>
+                <w:bCs w:val="false"/>
+                <w:i w:val="false"/>
+                <w:iCs w:val="false"/>
+                <w:sz w:val="19"/>
+                <w:szCs w:val="19"/>
+              </w:rPr>
+              <w:t xml:space="preserve">Helpful</w:t>
+            </w:r>
+          </w:p>
+        </w:tc>
+        <w:tc>
+          <w:tcPr>
+            <w:tcW w:type="pct" w:w="500"/>
+            <w:tcBorders>
+              <w:top w:val="single" w:color="CBD5E1" w:sz="4"/>
+              <w:left w:val="single" w:color="CBD5E1" w:sz="4"/>
+              <w:bottom w:val="single" w:color="CBD5E1" w:sz="4"/>
+              <w:right w:val="single" w:color="CBD5E1" w:sz="4"/>
+            </w:tcBorders>
+            <w:tcMar>
+              <w:top w:type="dxa" w:w="90"/>
+              <w:left w:type="dxa" w:w="130"/>
+              <w:bottom w:type="dxa" w:w="90"/>
+              <w:right w:type="dxa" w:w="130"/>
+            </w:tcMar>
+          </w:tcPr>
+          <w:p>
+            <w:pPr>
+              <w:jc w:val="left"/>
+            </w:pPr>
+            <w:r>
+              <w:rPr>
+                <w:rFonts w:ascii="Calibri" w:cs="Calibri" w:eastAsia="Calibri" w:hAnsi="Calibri"/>
+                <w:b w:val="false"/>
+                <w:bCs w:val="false"/>
+                <w:i w:val="false"/>
+                <w:iCs w:val="false"/>
+                <w:sz w:val="19"/>
+                <w:szCs w:val="19"/>
+              </w:rPr>
+              <w:t xml:space="preserve">Honest</w:t>
+            </w:r>
+          </w:p>
+        </w:tc>
+        <w:tc>
+          <w:tcPr>
+            <w:tcW w:type="pct" w:w="500"/>
+            <w:tcBorders>
+              <w:top w:val="single" w:color="CBD5E1" w:sz="4"/>
+              <w:left w:val="single" w:color="CBD5E1" w:sz="4"/>
+              <w:bottom w:val="single" w:color="CBD5E1" w:sz="4"/>
+              <w:right w:val="single" w:color="CBD5E1" w:sz="4"/>
+            </w:tcBorders>
+            <w:tcMar>
+              <w:top w:type="dxa" w:w="90"/>
+              <w:left w:type="dxa" w:w="130"/>
+              <w:bottom w:type="dxa" w:w="90"/>
+              <w:right w:type="dxa" w:w="130"/>
+            </w:tcMar>
+          </w:tcPr>
+          <w:p>
+            <w:pPr>
+              <w:jc w:val="left"/>
+            </w:pPr>
+            <w:r>
+              <w:rPr>
+                <w:rFonts w:ascii="Calibri" w:cs="Calibri" w:eastAsia="Calibri" w:hAnsi="Calibri"/>
+                <w:b w:val="false"/>
+                <w:bCs w:val="false"/>
+                <w:i w:val="false"/>
+                <w:iCs w:val="false"/>
+                <w:sz w:val="19"/>
+                <w:szCs w:val="19"/>
+              </w:rPr>
+              <w:t xml:space="preserve">Polite</w:t>
+            </w:r>
+          </w:p>
+        </w:tc>
+        <w:tc>
+          <w:tcPr>
+            <w:tcW w:type="pct" w:w="300"/>
+            <w:tcBorders>
+              <w:top w:val="single" w:color="CBD5E1" w:sz="4"/>
+              <w:left w:val="single" w:color="CBD5E1" w:sz="4"/>
+              <w:bottom w:val="single" w:color="CBD5E1" w:sz="4"/>
+              <w:right w:val="single" w:color="CBD5E1" w:sz="4"/>
+            </w:tcBorders>
+            <w:tcMar>
+              <w:top w:type="dxa" w:w="90"/>
+              <w:left w:type="dxa" w:w="130"/>
+              <w:bottom w:type="dxa" w:w="90"/>
+              <w:right w:type="dxa" w:w="130"/>
+            </w:tcMar>
+          </w:tcPr>
+          <w:p>
+            <w:pPr>
+              <w:jc w:val="center"/>
+            </w:pPr>
+            <w:r>
+              <w:rPr>
+                <w:rFonts w:ascii="Calibri" w:cs="Calibri" w:eastAsia="Calibri" w:hAnsi="Calibri"/>
+                <w:b/>
+                <w:bCs/>
+                <w:i w:val="false"/>
+                <w:iCs w:val="false"/>
+                <w:sz w:val="19"/>
+                <w:szCs w:val="19"/>
+              </w:rPr>
+              <w:t xml:space="preserve">A</w:t>
+            </w:r>
+          </w:p>
+        </w:tc>
+      </w:tr>
+      <w:tr>
+        <w:tc>
+          <w:tcPr>
+            <w:tcW w:type="pct" w:w="250"/>
+            <w:tcBorders>
+              <w:top w:val="single" w:color="CBD5E1" w:sz="4"/>
+              <w:left w:val="single" w:color="CBD5E1" w:sz="4"/>
+              <w:bottom w:val="single" w:color="CBD5E1" w:sz="4"/>
+              <w:right w:val="single" w:color="CBD5E1" w:sz="4"/>
+            </w:tcBorders>
+            <w:tcMar>
+              <w:top w:type="dxa" w:w="90"/>
+              <w:left w:type="dxa" w:w="130"/>
+              <w:bottom w:type="dxa" w:w="90"/>
+              <w:right w:type="dxa" w:w="130"/>
+            </w:tcMar>
+          </w:tcPr>
+          <w:p>
+            <w:pPr>
+              <w:jc w:val="center"/>
+            </w:pPr>
+            <w:r>
+              <w:rPr>
+                <w:rFonts w:ascii="Calibri" w:cs="Calibri" w:eastAsia="Calibri" w:hAnsi="Calibri"/>
+                <w:b w:val="false"/>
+                <w:bCs w:val="false"/>
+                <w:i w:val="false"/>
+                <w:iCs w:val="false"/>
+                <w:sz w:val="19"/>
+                <w:szCs w:val="19"/>
+              </w:rPr>
+              <w:t xml:space="preserve">14</w:t>
+            </w:r>
+          </w:p>
+        </w:tc>
+        <w:tc>
+          <w:tcPr>
+            <w:tcW w:type="pct" w:w="900"/>
+            <w:tcBorders>
+              <w:top w:val="single" w:color="CBD5E1" w:sz="4"/>
+              <w:left w:val="single" w:color="CBD5E1" w:sz="4"/>
+              <w:bottom w:val="single" w:color="CBD5E1" w:sz="4"/>
+              <w:right w:val="single" w:color="CBD5E1" w:sz="4"/>
+            </w:tcBorders>
+            <w:tcMar>
+              <w:top w:type="dxa" w:w="90"/>
+              <w:left w:type="dxa" w:w="130"/>
+              <w:bottom w:type="dxa" w:w="90"/>
+              <w:right w:type="dxa" w:w="130"/>
+            </w:tcMar>
+          </w:tcPr>
+          <w:p>
+            <w:pPr>
+              <w:jc w:val="left"/>
+            </w:pPr>
+            <w:r>
+              <w:rPr>
+                <w:rFonts w:ascii="Calibri" w:cs="Calibri" w:eastAsia="Calibri" w:hAnsi="Calibri"/>
+                <w:b/>
+                <w:bCs/>
+                <w:i w:val="false"/>
+                <w:iCs w:val="false"/>
+                <w:sz w:val="19"/>
+                <w:szCs w:val="19"/>
+              </w:rPr>
+              <w:t xml:space="preserve">PJOK &amp; Kesehatan</w:t>
+            </w:r>
+          </w:p>
+        </w:tc>
+        <w:tc>
+          <w:tcPr>
+            <w:tcW w:type="pct" w:w="1850"/>
+            <w:tcBorders>
+              <w:top w:val="single" w:color="CBD5E1" w:sz="4"/>
+              <w:left w:val="single" w:color="CBD5E1" w:sz="4"/>
+              <w:bottom w:val="single" w:color="CBD5E1" w:sz="4"/>
+              <w:right w:val="single" w:color="CBD5E1" w:sz="4"/>
+            </w:tcBorders>
+            <w:tcMar>
+              <w:top w:type="dxa" w:w="90"/>
+              <w:left w:type="dxa" w:w="130"/>
+              <w:bottom w:type="dxa" w:w="90"/>
+              <w:right w:type="dxa" w:w="130"/>
+            </w:tcMar>
+          </w:tcPr>
+          <w:p>
+            <w:pPr>
+              <w:jc w:val="left"/>
+            </w:pPr>
+            <w:r>
+              <w:rPr>
+                <w:rFonts w:ascii="Calibri" w:cs="Calibri" w:eastAsia="Calibri" w:hAnsi="Calibri"/>
+                <w:b w:val="false"/>
+                <w:bCs w:val="false"/>
+                <w:i w:val="false"/>
+                <w:iCs w:val="false"/>
+                <w:sz w:val="19"/>
+                <w:szCs w:val="19"/>
+              </w:rPr>
+              <w:t xml:space="preserve">Kondisi kekurangan cairan tubuh secara berlebih akibat aktivitas fisik berat tanpa hidrasi cukup disebut ...</w:t>
+            </w:r>
+          </w:p>
+        </w:tc>
+        <w:tc>
+          <w:tcPr>
+            <w:tcW w:type="pct" w:w="500"/>
+            <w:tcBorders>
+              <w:top w:val="single" w:color="CBD5E1" w:sz="4"/>
+              <w:left w:val="single" w:color="CBD5E1" w:sz="4"/>
+              <w:bottom w:val="single" w:color="CBD5E1" w:sz="4"/>
+              <w:right w:val="single" w:color="CBD5E1" w:sz="4"/>
+            </w:tcBorders>
+            <w:tcMar>
+              <w:top w:type="dxa" w:w="90"/>
+              <w:left w:type="dxa" w:w="130"/>
+              <w:bottom w:type="dxa" w:w="90"/>
+              <w:right w:type="dxa" w:w="130"/>
+            </w:tcMar>
+          </w:tcPr>
+          <w:p>
+            <w:pPr>
+              <w:jc w:val="left"/>
+            </w:pPr>
+            <w:r>
+              <w:rPr>
+                <w:rFonts w:ascii="Calibri" w:cs="Calibri" w:eastAsia="Calibri" w:hAnsi="Calibri"/>
+                <w:b w:val="false"/>
+                <w:bCs w:val="false"/>
+                <w:i w:val="false"/>
+                <w:iCs w:val="false"/>
+                <w:sz w:val="19"/>
+                <w:szCs w:val="19"/>
+              </w:rPr>
+              <w:t xml:space="preserve">Dehidrasi</w:t>
+            </w:r>
+          </w:p>
+        </w:tc>
+        <w:tc>
+          <w:tcPr>
+            <w:tcW w:type="pct" w:w="500"/>
+            <w:tcBorders>
+              <w:top w:val="single" w:color="CBD5E1" w:sz="4"/>
+              <w:left w:val="single" w:color="CBD5E1" w:sz="4"/>
+              <w:bottom w:val="single" w:color="CBD5E1" w:sz="4"/>
+              <w:right w:val="single" w:color="CBD5E1" w:sz="4"/>
+            </w:tcBorders>
+            <w:tcMar>
+              <w:top w:type="dxa" w:w="90"/>
+              <w:left w:type="dxa" w:w="130"/>
+              <w:bottom w:type="dxa" w:w="90"/>
+              <w:right w:type="dxa" w:w="130"/>
+            </w:tcMar>
+          </w:tcPr>
+          <w:p>
+            <w:pPr>
+              <w:jc w:val="left"/>
+            </w:pPr>
+            <w:r>
+              <w:rPr>
+                <w:rFonts w:ascii="Calibri" w:cs="Calibri" w:eastAsia="Calibri" w:hAnsi="Calibri"/>
+                <w:b w:val="false"/>
+                <w:bCs w:val="false"/>
+                <w:i w:val="false"/>
+                <w:iCs w:val="false"/>
+                <w:sz w:val="19"/>
+                <w:szCs w:val="19"/>
+              </w:rPr>
+              <w:t xml:space="preserve">Hipotermia</w:t>
+            </w:r>
+          </w:p>
+        </w:tc>
+        <w:tc>
+          <w:tcPr>
+            <w:tcW w:type="pct" w:w="500"/>
+            <w:tcBorders>
+              <w:top w:val="single" w:color="CBD5E1" w:sz="4"/>
+              <w:left w:val="single" w:color="CBD5E1" w:sz="4"/>
+              <w:bottom w:val="single" w:color="CBD5E1" w:sz="4"/>
+              <w:right w:val="single" w:color="CBD5E1" w:sz="4"/>
+            </w:tcBorders>
+            <w:tcMar>
+              <w:top w:type="dxa" w:w="90"/>
+              <w:left w:type="dxa" w:w="130"/>
+              <w:bottom w:type="dxa" w:w="90"/>
+              <w:right w:type="dxa" w:w="130"/>
+            </w:tcMar>
+          </w:tcPr>
+          <w:p>
+            <w:pPr>
+              <w:jc w:val="left"/>
+            </w:pPr>
+            <w:r>
+              <w:rPr>
+                <w:rFonts w:ascii="Calibri" w:cs="Calibri" w:eastAsia="Calibri" w:hAnsi="Calibri"/>
+                <w:b w:val="false"/>
+                <w:bCs w:val="false"/>
+                <w:i w:val="false"/>
+                <w:iCs w:val="false"/>
+                <w:sz w:val="19"/>
+                <w:szCs w:val="19"/>
+              </w:rPr>
+              <w:t xml:space="preserve">Anemia</w:t>
+            </w:r>
+          </w:p>
+        </w:tc>
+        <w:tc>
+          <w:tcPr>
+            <w:tcW w:type="pct" w:w="500"/>
+            <w:tcBorders>
+              <w:top w:val="single" w:color="CBD5E1" w:sz="4"/>
+              <w:left w:val="single" w:color="CBD5E1" w:sz="4"/>
+              <w:bottom w:val="single" w:color="CBD5E1" w:sz="4"/>
+              <w:right w:val="single" w:color="CBD5E1" w:sz="4"/>
+            </w:tcBorders>
+            <w:tcMar>
+              <w:top w:type="dxa" w:w="90"/>
+              <w:left w:type="dxa" w:w="130"/>
+              <w:bottom w:type="dxa" w:w="90"/>
+              <w:right w:type="dxa" w:w="130"/>
+            </w:tcMar>
+          </w:tcPr>
+          <w:p>
+            <w:pPr>
+              <w:jc w:val="left"/>
+            </w:pPr>
+            <w:r>
+              <w:rPr>
+                <w:rFonts w:ascii="Calibri" w:cs="Calibri" w:eastAsia="Calibri" w:hAnsi="Calibri"/>
+                <w:b w:val="false"/>
+                <w:bCs w:val="false"/>
+                <w:i w:val="false"/>
+                <w:iCs w:val="false"/>
+                <w:sz w:val="19"/>
+                <w:szCs w:val="19"/>
+              </w:rPr>
+              <w:t xml:space="preserve">Hipertensi</w:t>
+            </w:r>
+          </w:p>
+        </w:tc>
+        <w:tc>
+          <w:tcPr>
+            <w:tcW w:type="pct" w:w="300"/>
+            <w:tcBorders>
+              <w:top w:val="single" w:color="CBD5E1" w:sz="4"/>
+              <w:left w:val="single" w:color="CBD5E1" w:sz="4"/>
+              <w:bottom w:val="single" w:color="CBD5E1" w:sz="4"/>
+              <w:right w:val="single" w:color="CBD5E1" w:sz="4"/>
+            </w:tcBorders>
+            <w:tcMar>
+              <w:top w:type="dxa" w:w="90"/>
+              <w:left w:type="dxa" w:w="130"/>
+              <w:bottom w:type="dxa" w:w="90"/>
+              <w:right w:type="dxa" w:w="130"/>
+            </w:tcMar>
+          </w:tcPr>
+          <w:p>
+            <w:pPr>
+              <w:jc w:val="center"/>
+            </w:pPr>
+            <w:r>
+              <w:rPr>
+                <w:rFonts w:ascii="Calibri" w:cs="Calibri" w:eastAsia="Calibri" w:hAnsi="Calibri"/>
+                <w:b/>
+                <w:bCs/>
+                <w:i w:val="false"/>
+                <w:iCs w:val="false"/>
+                <w:sz w:val="19"/>
+                <w:szCs w:val="19"/>
+              </w:rPr>
+              <w:t xml:space="preserve">A</w:t>
+            </w:r>
+          </w:p>
+        </w:tc>
+      </w:tr>
+      <w:tr>
+        <w:tc>
+          <w:tcPr>
+            <w:tcW w:type="pct" w:w="250"/>
+            <w:tcBorders>
+              <w:top w:val="single" w:color="CBD5E1" w:sz="4"/>
+              <w:left w:val="single" w:color="CBD5E1" w:sz="4"/>
+              <w:bottom w:val="single" w:color="CBD5E1" w:sz="4"/>
+              <w:right w:val="single" w:color="CBD5E1" w:sz="4"/>
+            </w:tcBorders>
+            <w:tcMar>
+              <w:top w:type="dxa" w:w="90"/>
+              <w:left w:type="dxa" w:w="130"/>
+              <w:bottom w:type="dxa" w:w="90"/>
+              <w:right w:type="dxa" w:w="130"/>
+            </w:tcMar>
+          </w:tcPr>
+          <w:p>
+            <w:pPr>
+              <w:jc w:val="center"/>
+            </w:pPr>
+            <w:r>
+              <w:rPr>
+                <w:rFonts w:ascii="Calibri" w:cs="Calibri" w:eastAsia="Calibri" w:hAnsi="Calibri"/>
+                <w:b w:val="false"/>
+                <w:bCs w:val="false"/>
+                <w:i w:val="false"/>
+                <w:iCs w:val="false"/>
+                <w:sz w:val="19"/>
+                <w:szCs w:val="19"/>
+              </w:rPr>
+              <w:t xml:space="preserve">15</w:t>
+            </w:r>
+          </w:p>
+        </w:tc>
+        <w:tc>
+          <w:tcPr>
+            <w:tcW w:type="pct" w:w="900"/>
+            <w:tcBorders>
+              <w:top w:val="single" w:color="CBD5E1" w:sz="4"/>
+              <w:left w:val="single" w:color="CBD5E1" w:sz="4"/>
+              <w:bottom w:val="single" w:color="CBD5E1" w:sz="4"/>
+              <w:right w:val="single" w:color="CBD5E1" w:sz="4"/>
+            </w:tcBorders>
+            <w:tcMar>
+              <w:top w:type="dxa" w:w="90"/>
+              <w:left w:type="dxa" w:w="130"/>
+              <w:bottom w:type="dxa" w:w="90"/>
+              <w:right w:type="dxa" w:w="130"/>
+            </w:tcMar>
+          </w:tcPr>
+          <w:p>
+            <w:pPr>
+              <w:jc w:val="left"/>
+            </w:pPr>
+            <w:r>
+              <w:rPr>
+                <w:rFonts w:ascii="Calibri" w:cs="Calibri" w:eastAsia="Calibri" w:hAnsi="Calibri"/>
+                <w:b/>
+                <w:bCs/>
+                <w:i w:val="false"/>
+                <w:iCs w:val="false"/>
+                <w:sz w:val="19"/>
+                <w:szCs w:val="19"/>
+              </w:rPr>
+              <w:t xml:space="preserve">Informatika</w:t>
+            </w:r>
+          </w:p>
+        </w:tc>
+        <w:tc>
+          <w:tcPr>
+            <w:tcW w:type="pct" w:w="1850"/>
+            <w:tcBorders>
+              <w:top w:val="single" w:color="CBD5E1" w:sz="4"/>
+              <w:left w:val="single" w:color="CBD5E1" w:sz="4"/>
+              <w:bottom w:val="single" w:color="CBD5E1" w:sz="4"/>
+              <w:right w:val="single" w:color="CBD5E1" w:sz="4"/>
+            </w:tcBorders>
+            <w:tcMar>
+              <w:top w:type="dxa" w:w="90"/>
+              <w:left w:type="dxa" w:w="130"/>
+              <w:bottom w:type="dxa" w:w="90"/>
+              <w:right w:type="dxa" w:w="130"/>
+            </w:tcMar>
+          </w:tcPr>
+          <w:p>
+            <w:pPr>
+              <w:jc w:val="left"/>
+            </w:pPr>
+            <w:r>
+              <w:rPr>
+                <w:rFonts w:ascii="Calibri" w:cs="Calibri" w:eastAsia="Calibri" w:hAnsi="Calibri"/>
+                <w:b w:val="false"/>
+                <w:bCs w:val="false"/>
+                <w:i w:val="false"/>
+                <w:iCs w:val="false"/>
+                <w:sz w:val="19"/>
+                <w:szCs w:val="19"/>
+              </w:rPr>
+              <w:t xml:space="preserve">Perangkat keras (hardware) komputer yang bertindak sebagai 'otak' pemroses seluruh instruksi data adalah ...</w:t>
+            </w:r>
+          </w:p>
+        </w:tc>
+        <w:tc>
+          <w:tcPr>
+            <w:tcW w:type="pct" w:w="500"/>
+            <w:tcBorders>
+              <w:top w:val="single" w:color="CBD5E1" w:sz="4"/>
+              <w:left w:val="single" w:color="CBD5E1" w:sz="4"/>
+              <w:bottom w:val="single" w:color="CBD5E1" w:sz="4"/>
+              <w:right w:val="single" w:color="CBD5E1" w:sz="4"/>
+            </w:tcBorders>
+            <w:tcMar>
+              <w:top w:type="dxa" w:w="90"/>
+              <w:left w:type="dxa" w:w="130"/>
+              <w:bottom w:type="dxa" w:w="90"/>
+              <w:right w:type="dxa" w:w="130"/>
+            </w:tcMar>
+          </w:tcPr>
+          <w:p>
+            <w:pPr>
+              <w:jc w:val="left"/>
+            </w:pPr>
+            <w:r>
+              <w:rPr>
+                <w:rFonts w:ascii="Calibri" w:cs="Calibri" w:eastAsia="Calibri" w:hAnsi="Calibri"/>
+                <w:b w:val="false"/>
+                <w:bCs w:val="false"/>
+                <w:i w:val="false"/>
+                <w:iCs w:val="false"/>
+                <w:sz w:val="19"/>
+                <w:szCs w:val="19"/>
+              </w:rPr>
+              <w:t xml:space="preserve">CPU</w:t>
+            </w:r>
+          </w:p>
+        </w:tc>
+        <w:tc>
+          <w:tcPr>
+            <w:tcW w:type="pct" w:w="500"/>
+            <w:tcBorders>
+              <w:top w:val="single" w:color="CBD5E1" w:sz="4"/>
+              <w:left w:val="single" w:color="CBD5E1" w:sz="4"/>
+              <w:bottom w:val="single" w:color="CBD5E1" w:sz="4"/>
+              <w:right w:val="single" w:color="CBD5E1" w:sz="4"/>
+            </w:tcBorders>
+            <w:tcMar>
+              <w:top w:type="dxa" w:w="90"/>
+              <w:left w:type="dxa" w:w="130"/>
+              <w:bottom w:type="dxa" w:w="90"/>
+              <w:right w:type="dxa" w:w="130"/>
+            </w:tcMar>
+          </w:tcPr>
+          <w:p>
+            <w:pPr>
+              <w:jc w:val="left"/>
+            </w:pPr>
+            <w:r>
+              <w:rPr>
+                <w:rFonts w:ascii="Calibri" w:cs="Calibri" w:eastAsia="Calibri" w:hAnsi="Calibri"/>
+                <w:b w:val="false"/>
+                <w:bCs w:val="false"/>
+                <w:i w:val="false"/>
+                <w:iCs w:val="false"/>
+                <w:sz w:val="19"/>
+                <w:szCs w:val="19"/>
+              </w:rPr>
+              <w:t xml:space="preserve">Monitor</w:t>
+            </w:r>
+          </w:p>
+        </w:tc>
+        <w:tc>
+          <w:tcPr>
+            <w:tcW w:type="pct" w:w="500"/>
+            <w:tcBorders>
+              <w:top w:val="single" w:color="CBD5E1" w:sz="4"/>
+              <w:left w:val="single" w:color="CBD5E1" w:sz="4"/>
+              <w:bottom w:val="single" w:color="CBD5E1" w:sz="4"/>
+              <w:right w:val="single" w:color="CBD5E1" w:sz="4"/>
+            </w:tcBorders>
+            <w:tcMar>
+              <w:top w:type="dxa" w:w="90"/>
+              <w:left w:type="dxa" w:w="130"/>
+              <w:bottom w:type="dxa" w:w="90"/>
+              <w:right w:type="dxa" w:w="130"/>
+            </w:tcMar>
+          </w:tcPr>
+          <w:p>
+            <w:pPr>
+              <w:jc w:val="left"/>
+            </w:pPr>
+            <w:r>
+              <w:rPr>
+                <w:rFonts w:ascii="Calibri" w:cs="Calibri" w:eastAsia="Calibri" w:hAnsi="Calibri"/>
+                <w:b w:val="false"/>
+                <w:bCs w:val="false"/>
+                <w:i w:val="false"/>
+                <w:iCs w:val="false"/>
+                <w:sz w:val="19"/>
+                <w:szCs w:val="19"/>
+              </w:rPr>
+              <w:t xml:space="preserve">RAM</w:t>
+            </w:r>
+          </w:p>
+        </w:tc>
+        <w:tc>
+          <w:tcPr>
+            <w:tcW w:type="pct" w:w="500"/>
+            <w:tcBorders>
+              <w:top w:val="single" w:color="CBD5E1" w:sz="4"/>
+              <w:left w:val="single" w:color="CBD5E1" w:sz="4"/>
+              <w:bottom w:val="single" w:color="CBD5E1" w:sz="4"/>
+              <w:right w:val="single" w:color="CBD5E1" w:sz="4"/>
+            </w:tcBorders>
+            <w:tcMar>
+              <w:top w:type="dxa" w:w="90"/>
+              <w:left w:type="dxa" w:w="130"/>
+              <w:bottom w:type="dxa" w:w="90"/>
+              <w:right w:type="dxa" w:w="130"/>
+            </w:tcMar>
+          </w:tcPr>
+          <w:p>
+            <w:pPr>
+              <w:jc w:val="left"/>
+            </w:pPr>
+            <w:r>
+              <w:rPr>
+                <w:rFonts w:ascii="Calibri" w:cs="Calibri" w:eastAsia="Calibri" w:hAnsi="Calibri"/>
+                <w:b w:val="false"/>
+                <w:bCs w:val="false"/>
+                <w:i w:val="false"/>
+                <w:iCs w:val="false"/>
+                <w:sz w:val="19"/>
+                <w:szCs w:val="19"/>
+              </w:rPr>
+              <w:t xml:space="preserve">Harddisk</w:t>
+            </w:r>
+          </w:p>
+        </w:tc>
+        <w:tc>
+          <w:tcPr>
+            <w:tcW w:type="pct" w:w="300"/>
+            <w:tcBorders>
+              <w:top w:val="single" w:color="CBD5E1" w:sz="4"/>
+              <w:left w:val="single" w:color="CBD5E1" w:sz="4"/>
+              <w:bottom w:val="single" w:color="CBD5E1" w:sz="4"/>
+              <w:right w:val="single" w:color="CBD5E1" w:sz="4"/>
+            </w:tcBorders>
+            <w:tcMar>
+              <w:top w:type="dxa" w:w="90"/>
+              <w:left w:type="dxa" w:w="130"/>
+              <w:bottom w:type="dxa" w:w="90"/>
+              <w:right w:type="dxa" w:w="130"/>
+            </w:tcMar>
+          </w:tcPr>
+          <w:p>
+            <w:pPr>
+              <w:jc w:val="center"/>
+            </w:pPr>
+            <w:r>
+              <w:rPr>
+                <w:rFonts w:ascii="Calibri" w:cs="Calibri" w:eastAsia="Calibri" w:hAnsi="Calibri"/>
+                <w:b/>
+                <w:bCs/>
+                <w:i w:val="false"/>
+                <w:iCs w:val="false"/>
+                <w:sz w:val="19"/>
+                <w:szCs w:val="19"/>
+              </w:rPr>
+              <w:t xml:space="preserve">A</w:t>
+            </w:r>
+          </w:p>
+        </w:tc>
+      </w:tr>
+      <w:tr>
+        <w:tc>
+          <w:tcPr>
+            <w:tcW w:type="pct" w:w="250"/>
+            <w:tcBorders>
+              <w:top w:val="single" w:color="CBD5E1" w:sz="4"/>
+              <w:left w:val="single" w:color="CBD5E1" w:sz="4"/>
+              <w:bottom w:val="single" w:color="CBD5E1" w:sz="4"/>
+              <w:right w:val="single" w:color="CBD5E1" w:sz="4"/>
+            </w:tcBorders>
+            <w:tcMar>
+              <w:top w:type="dxa" w:w="90"/>
+              <w:left w:type="dxa" w:w="130"/>
+              <w:bottom w:type="dxa" w:w="90"/>
+              <w:right w:type="dxa" w:w="130"/>
+            </w:tcMar>
+          </w:tcPr>
+          <w:p>
+            <w:pPr>
+              <w:jc w:val="center"/>
+            </w:pPr>
+            <w:r>
+              <w:rPr>
+                <w:rFonts w:ascii="Calibri" w:cs="Calibri" w:eastAsia="Calibri" w:hAnsi="Calibri"/>
+                <w:b w:val="false"/>
+                <w:bCs w:val="false"/>
+                <w:i w:val="false"/>
+                <w:iCs w:val="false"/>
+                <w:sz w:val="19"/>
+                <w:szCs w:val="19"/>
+              </w:rPr>
+              <w:t xml:space="preserve">16</w:t>
+            </w:r>
+          </w:p>
+        </w:tc>
+        <w:tc>
+          <w:tcPr>
+            <w:tcW w:type="pct" w:w="900"/>
+            <w:tcBorders>
+              <w:top w:val="single" w:color="CBD5E1" w:sz="4"/>
+              <w:left w:val="single" w:color="CBD5E1" w:sz="4"/>
+              <w:bottom w:val="single" w:color="CBD5E1" w:sz="4"/>
+              <w:right w:val="single" w:color="CBD5E1" w:sz="4"/>
+            </w:tcBorders>
+            <w:tcMar>
+              <w:top w:type="dxa" w:w="90"/>
+              <w:left w:type="dxa" w:w="130"/>
+              <w:bottom w:type="dxa" w:w="90"/>
+              <w:right w:type="dxa" w:w="130"/>
+            </w:tcMar>
+          </w:tcPr>
+          <w:p>
+            <w:pPr>
+              <w:jc w:val="left"/>
+            </w:pPr>
+            <w:r>
+              <w:rPr>
+                <w:rFonts w:ascii="Calibri" w:cs="Calibri" w:eastAsia="Calibri" w:hAnsi="Calibri"/>
+                <w:b/>
+                <w:bCs/>
+                <w:i w:val="false"/>
+                <w:iCs w:val="false"/>
+                <w:sz w:val="19"/>
+                <w:szCs w:val="19"/>
+              </w:rPr>
+              <w:t xml:space="preserve">Seni Budaya</w:t>
+            </w:r>
+          </w:p>
+        </w:tc>
+        <w:tc>
+          <w:tcPr>
+            <w:tcW w:type="pct" w:w="1850"/>
+            <w:tcBorders>
+              <w:top w:val="single" w:color="CBD5E1" w:sz="4"/>
+              <w:left w:val="single" w:color="CBD5E1" w:sz="4"/>
+              <w:bottom w:val="single" w:color="CBD5E1" w:sz="4"/>
+              <w:right w:val="single" w:color="CBD5E1" w:sz="4"/>
+            </w:tcBorders>
+            <w:tcMar>
+              <w:top w:type="dxa" w:w="90"/>
+              <w:left w:type="dxa" w:w="130"/>
+              <w:bottom w:type="dxa" w:w="90"/>
+              <w:right w:type="dxa" w:w="130"/>
+            </w:tcMar>
+          </w:tcPr>
+          <w:p>
+            <w:pPr>
+              <w:jc w:val="left"/>
+            </w:pPr>
+            <w:r>
+              <w:rPr>
+                <w:rFonts w:ascii="Calibri" w:cs="Calibri" w:eastAsia="Calibri" w:hAnsi="Calibri"/>
+                <w:b w:val="false"/>
+                <w:bCs w:val="false"/>
+                <w:i w:val="false"/>
+                <w:iCs w:val="false"/>
+                <w:sz w:val="19"/>
+                <w:szCs w:val="19"/>
+              </w:rPr>
+              <w:t xml:space="preserve">Alat musik tradisional Sasando yang dimainkan dengan cara dipetik berasal dari daerah ...</w:t>
+            </w:r>
+          </w:p>
+        </w:tc>
+        <w:tc>
+          <w:tcPr>
+            <w:tcW w:type="pct" w:w="500"/>
+            <w:tcBorders>
+              <w:top w:val="single" w:color="CBD5E1" w:sz="4"/>
+              <w:left w:val="single" w:color="CBD5E1" w:sz="4"/>
+              <w:bottom w:val="single" w:color="CBD5E1" w:sz="4"/>
+              <w:right w:val="single" w:color="CBD5E1" w:sz="4"/>
+            </w:tcBorders>
+            <w:tcMar>
+              <w:top w:type="dxa" w:w="90"/>
+              <w:left w:type="dxa" w:w="130"/>
+              <w:bottom w:type="dxa" w:w="90"/>
+              <w:right w:type="dxa" w:w="130"/>
+            </w:tcMar>
+          </w:tcPr>
+          <w:p>
+            <w:pPr>
+              <w:jc w:val="left"/>
+            </w:pPr>
+            <w:r>
+              <w:rPr>
+                <w:rFonts w:ascii="Calibri" w:cs="Calibri" w:eastAsia="Calibri" w:hAnsi="Calibri"/>
+                <w:b w:val="false"/>
+                <w:bCs w:val="false"/>
+                <w:i w:val="false"/>
+                <w:iCs w:val="false"/>
+                <w:sz w:val="19"/>
+                <w:szCs w:val="19"/>
+              </w:rPr>
+              <w:t xml:space="preserve">Nusa Tenggara Timur</w:t>
+            </w:r>
+          </w:p>
+        </w:tc>
+        <w:tc>
+          <w:tcPr>
+            <w:tcW w:type="pct" w:w="500"/>
+            <w:tcBorders>
+              <w:top w:val="single" w:color="CBD5E1" w:sz="4"/>
+              <w:left w:val="single" w:color="CBD5E1" w:sz="4"/>
+              <w:bottom w:val="single" w:color="CBD5E1" w:sz="4"/>
+              <w:right w:val="single" w:color="CBD5E1" w:sz="4"/>
+            </w:tcBorders>
+            <w:tcMar>
+              <w:top w:type="dxa" w:w="90"/>
+              <w:left w:type="dxa" w:w="130"/>
+              <w:bottom w:type="dxa" w:w="90"/>
+              <w:right w:type="dxa" w:w="130"/>
+            </w:tcMar>
+          </w:tcPr>
+          <w:p>
+            <w:pPr>
+              <w:jc w:val="left"/>
+            </w:pPr>
+            <w:r>
+              <w:rPr>
+                <w:rFonts w:ascii="Calibri" w:cs="Calibri" w:eastAsia="Calibri" w:hAnsi="Calibri"/>
+                <w:b w:val="false"/>
+                <w:bCs w:val="false"/>
+                <w:i w:val="false"/>
+                <w:iCs w:val="false"/>
+                <w:sz w:val="19"/>
+                <w:szCs w:val="19"/>
+              </w:rPr>
+              <w:t xml:space="preserve">Jawa Barat</w:t>
+            </w:r>
+          </w:p>
+        </w:tc>
+        <w:tc>
+          <w:tcPr>
+            <w:tcW w:type="pct" w:w="500"/>
+            <w:tcBorders>
+              <w:top w:val="single" w:color="CBD5E1" w:sz="4"/>
+              <w:left w:val="single" w:color="CBD5E1" w:sz="4"/>
+              <w:bottom w:val="single" w:color="CBD5E1" w:sz="4"/>
+              <w:right w:val="single" w:color="CBD5E1" w:sz="4"/>
+            </w:tcBorders>
+            <w:tcMar>
+              <w:top w:type="dxa" w:w="90"/>
+              <w:left w:type="dxa" w:w="130"/>
+              <w:bottom w:type="dxa" w:w="90"/>
+              <w:right w:type="dxa" w:w="130"/>
+            </w:tcMar>
+          </w:tcPr>
+          <w:p>
+            <w:pPr>
+              <w:jc w:val="left"/>
+            </w:pPr>
+            <w:r>
+              <w:rPr>
+                <w:rFonts w:ascii="Calibri" w:cs="Calibri" w:eastAsia="Calibri" w:hAnsi="Calibri"/>
+                <w:b w:val="false"/>
+                <w:bCs w:val="false"/>
+                <w:i w:val="false"/>
+                <w:iCs w:val="false"/>
+                <w:sz w:val="19"/>
+                <w:szCs w:val="19"/>
+              </w:rPr>
+              <w:t xml:space="preserve">Sumatera Barat</w:t>
+            </w:r>
+          </w:p>
+        </w:tc>
+        <w:tc>
+          <w:tcPr>
+            <w:tcW w:type="pct" w:w="500"/>
+            <w:tcBorders>
+              <w:top w:val="single" w:color="CBD5E1" w:sz="4"/>
+              <w:left w:val="single" w:color="CBD5E1" w:sz="4"/>
+              <w:bottom w:val="single" w:color="CBD5E1" w:sz="4"/>
+              <w:right w:val="single" w:color="CBD5E1" w:sz="4"/>
+            </w:tcBorders>
+            <w:tcMar>
+              <w:top w:type="dxa" w:w="90"/>
+              <w:left w:type="dxa" w:w="130"/>
+              <w:bottom w:type="dxa" w:w="90"/>
+              <w:right w:type="dxa" w:w="130"/>
+            </w:tcMar>
+          </w:tcPr>
+          <w:p>
+            <w:pPr>
+              <w:jc w:val="left"/>
+            </w:pPr>
+            <w:r>
+              <w:rPr>
+                <w:rFonts w:ascii="Calibri" w:cs="Calibri" w:eastAsia="Calibri" w:hAnsi="Calibri"/>
+                <w:b w:val="false"/>
+                <w:bCs w:val="false"/>
+                <w:i w:val="false"/>
+                <w:iCs w:val="false"/>
+                <w:sz w:val="19"/>
+                <w:szCs w:val="19"/>
+              </w:rPr>
+              <w:t xml:space="preserve">Kalimantan Barat</w:t>
+            </w:r>
+          </w:p>
+        </w:tc>
+        <w:tc>
+          <w:tcPr>
+            <w:tcW w:type="pct" w:w="300"/>
+            <w:tcBorders>
+              <w:top w:val="single" w:color="CBD5E1" w:sz="4"/>
+              <w:left w:val="single" w:color="CBD5E1" w:sz="4"/>
+              <w:bottom w:val="single" w:color="CBD5E1" w:sz="4"/>
+              <w:right w:val="single" w:color="CBD5E1" w:sz="4"/>
+            </w:tcBorders>
+            <w:tcMar>
+              <w:top w:type="dxa" w:w="90"/>
+              <w:left w:type="dxa" w:w="130"/>
+              <w:bottom w:type="dxa" w:w="90"/>
+              <w:right w:type="dxa" w:w="130"/>
+            </w:tcMar>
+          </w:tcPr>
+          <w:p>
+            <w:pPr>
+              <w:jc w:val="center"/>
+            </w:pPr>
+            <w:r>
+              <w:rPr>
+                <w:rFonts w:ascii="Calibri" w:cs="Calibri" w:eastAsia="Calibri" w:hAnsi="Calibri"/>
+                <w:b/>
+                <w:bCs/>
+                <w:i w:val="false"/>
+                <w:iCs w:val="false"/>
                 <w:sz w:val="19"/>
                 <w:szCs w:val="19"/>
               </w:rPr>
